--- a/docs/legal/dist/code-of-conduct.docx
+++ b/docs/legal/dist/code-of-conduct.docx
@@ -87,129 +87,6 @@
       <w:tr>
         <w:tc>
           <w:tcPr>
-            <w:tcW w:type="dxa" w:w="9906"/>
-            <w:gridSpan w:val="2"/>
-            <w:tcMar>
-              <w:top w:type="dxa" w:w="80"/>
-              <w:left w:type="dxa" w:w="100"/>
-              <w:bottom w:type="dxa" w:w="80"/>
-              <w:right w:type="dxa" w:w="100"/>
-            </w:tcMar>
-          </w:tcPr>
-          <w:p>
-            <w:pPr>
-              <w:spacing w:after="80"/>
-            </w:pPr>
-            <w:r>
-              <w:rPr>
-                <w:rFonts w:ascii="Arial" w:cs="Arial" w:eastAsia="Arial" w:hAnsi="Arial"/>
-                <w:color w:val="5A6A72"/>
-                <w:sz w:val="16"/>
-                <w:szCs w:val="16"/>
-              </w:rPr>
-              <w:t xml:space="preserve">Full draft of the code behind the public page at </w:t>
-            </w:r>
-            <w:r>
-              <w:rPr>
-                <w:rFonts w:ascii="Courier New" w:cs="Courier New" w:eastAsia="Courier New" w:hAnsi="Courier New"/>
-                <w:color w:val="5A6A72"/>
-                <w:sz w:val="16"/>
-                <w:szCs w:val="16"/>
-              </w:rPr>
-              <w:t xml:space="preserve">/kodeks</w:t>
-            </w:r>
-            <w:r>
-              <w:rPr>
-                <w:rFonts w:ascii="Arial" w:cs="Arial" w:eastAsia="Arial" w:hAnsi="Arial"/>
-                <w:color w:val="5A6A72"/>
-                <w:sz w:val="16"/>
-                <w:szCs w:val="16"/>
-              </w:rPr>
-              <w:t xml:space="preserve"> (</w:t>
-            </w:r>
-            <w:r>
-              <w:rPr>
-                <w:rFonts w:ascii="Courier New" w:cs="Courier New" w:eastAsia="Courier New" w:hAnsi="Courier New"/>
-                <w:color w:val="5A6A72"/>
-                <w:sz w:val="16"/>
-                <w:szCs w:val="16"/>
-              </w:rPr>
-              <w:t xml:space="preserve">content/legal/codeOfConduct.ts</w:t>
-            </w:r>
-            <w:r>
-              <w:rPr>
-                <w:rFonts w:ascii="Arial" w:cs="Arial" w:eastAsia="Arial" w:hAnsi="Arial"/>
-                <w:color w:val="5A6A72"/>
-                <w:sz w:val="16"/>
-                <w:szCs w:val="16"/>
-              </w:rPr>
-              <w:t xml:space="preserve">). The site page is a short, warm summary and stays that way; this document is the complete code the Board adopts, which the Terms of use (Art. 6 and 10), the Event terms (Art. 8), the Chapter Rules and the safeguarding policy all refer to, plus the internal incident procedure behind it. Montenegrin is the operative text; the English under each article is a translation. Drafted 2026-09-21 from the site draft, the team guide (tone: first person plural, concrete, no jargon), the brief and the other governance drafts. </w:t>
-            </w:r>
-            <w:r>
-              <w:rPr>
-                <w:rFonts w:ascii="Arial" w:cs="Arial" w:eastAsia="Arial" w:hAnsi="Arial"/>
-                <w:b/>
-                <w:bCs/>
-                <w:color w:val="5A6A72"/>
-                <w:sz w:val="16"/>
-                <w:szCs w:val="16"/>
-              </w:rPr>
-              <w:t xml:space="preserve">The lawyer reviews Part B and the sanctions before adoption.</w:t>
-            </w:r>
-            <w:r>
-              <w:rPr>
-                <w:rFonts w:ascii="Arial" w:cs="Arial" w:eastAsia="Arial" w:hAnsi="Arial"/>
-                <w:color w:val="5A6A72"/>
-                <w:sz w:val="16"/>
-                <w:szCs w:val="16"/>
-              </w:rPr>
-              <w:t xml:space="preserve"> Bracketed values are parameters; suggested values are in Part C.</w:t>
-            </w:r>
-          </w:p>
-        </w:tc>
-      </w:tr>
-      <w:tr>
-        <w:tc>
-          <w:tcPr>
-            <w:tcW w:type="dxa" w:w="9906"/>
-            <w:gridSpan w:val="2"/>
-            <w:tcMar>
-              <w:top w:type="dxa" w:w="80"/>
-              <w:left w:type="dxa" w:w="100"/>
-              <w:bottom w:type="dxa" w:w="80"/>
-              <w:right w:type="dxa" w:w="100"/>
-            </w:tcMar>
-          </w:tcPr>
-          <w:p>
-            <w:pPr>
-              <w:spacing w:after="80"/>
-            </w:pPr>
-            <w:r>
-              <w:rPr>
-                <w:rFonts w:ascii="Arial" w:cs="Arial" w:eastAsia="Arial" w:hAnsi="Arial"/>
-                <w:b/>
-                <w:bCs/>
-                <w:color w:val="5A6A72"/>
-                <w:sz w:val="16"/>
-                <w:szCs w:val="16"/>
-              </w:rPr>
-              <w:t xml:space="preserve">Decisions embedded here, from the site draft and the team guide:</w:t>
-            </w:r>
-            <w:r>
-              <w:rPr>
-                <w:rFonts w:ascii="Arial" w:cs="Arial" w:eastAsia="Arial" w:hAnsi="Arial"/>
-                <w:color w:val="5A6A72"/>
-                <w:sz w:val="16"/>
-                <w:szCs w:val="16"/>
-              </w:rPr>
-              <w:t xml:space="preserve"> everyone is welcome and nobody gets mocked; harassment is not tolerated; alcohol only for adults and never before or during sport; the safeguarding policy governs anything involving children; safety instructions are followed; reports are confidential and never punished; sanctions run from a warning to a ban.</w:t>
-            </w:r>
-          </w:p>
-        </w:tc>
-      </w:tr>
-      <w:tr>
-        <w:tc>
-          <w:tcPr>
             <w:tcW w:type="dxa" w:w="4953"/>
             <w:shd w:fill="E3EBED" w:color="auto" w:val="clear"/>
             <w:tcMar>
@@ -306,7 +183,7 @@
                 <w:sz w:val="20"/>
                 <w:szCs w:val="20"/>
               </w:rPr>
-              <w:t xml:space="preserve">Article 1. Why and for whom.</w:t>
+              <w:t xml:space="preserve">Article 1 — Why and for whom</w:t>
             </w:r>
           </w:p>
         </w:tc>
@@ -335,6 +212,17 @@
               <w:t xml:space="preserve">Trčimo, plivamo i slavimo zajedno i hoćemo da se na našim događajima, na sajtu i u našem timu svako osjeća dobrodošlo i bezbjedno. Ovaj kodeks važi za sve: učesnike, navijače i posjetioce; volontere, tim, članove organa i osnivače; partnere, sponzore, fotografe i izvođače dok rade sa nama. Važi na događajima i pripremama za njih, na stranicama za prikupljanje, u porukama i komentarima, na našim nalozima na društvenim mrežama, i svuda gdje nastupate u ime udruženja.</w:t>
             </w:r>
           </w:p>
+        </w:tc>
+        <w:tc>
+          <w:tcPr>
+            <w:tcW w:type="dxa" w:w="4953"/>
+            <w:tcMar>
+              <w:top w:type="dxa" w:w="80"/>
+              <w:left w:type="dxa" w:w="100"/>
+              <w:bottom w:type="dxa" w:w="80"/>
+              <w:right w:type="dxa" w:w="100"/>
+            </w:tcMar>
+          </w:tcPr>
           <w:p>
             <w:pPr>
               <w:spacing w:after="100"/>
@@ -345,10 +233,12 @@
                 <w:sz w:val="18"/>
                 <w:szCs w:val="18"/>
               </w:rPr>
-              <w:t xml:space="preserve">Prihvatanjem uslova učešća, otvaranjem naloga, volontiranjem ili radom sa nama prihvatate i ovaj kodeks. Kada kodeks i neki drugi naš dokument uređuju isto pitanje, važi stroži.</w:t>
-            </w:r>
-          </w:p>
-        </w:tc>
+              <w:t xml:space="preserve">We run, swim and celebrate together, and we want everyone to feel welcome and safe at our events, on the site and in our team. This code applies to everyone: participants, supporters and visitors; volunteers, staff, officers and founders; partners, sponsors, photographers and contractors while they work with us. It applies at events and in their preparation, on fundraiser pages, in messages and comments, on our social media accounts, and wherever you act in the name of the association.</w:t>
+            </w:r>
+          </w:p>
+        </w:tc>
+      </w:tr>
+      <w:tr>
         <w:tc>
           <w:tcPr>
             <w:tcW w:type="dxa" w:w="4953"/>
@@ -366,20 +256,34 @@
             <w:r>
               <w:rPr>
                 <w:rFonts w:ascii="Arial" w:cs="Arial" w:eastAsia="Arial" w:hAnsi="Arial"/>
-                <w:i/>
-                <w:iCs/>
-                <w:sz w:val="18"/>
-                <w:szCs w:val="18"/>
-              </w:rPr>
-              <w:t xml:space="preserve">Article 1. Why and for whom.</w:t>
-            </w:r>
-            <w:r>
-              <w:rPr>
-                <w:rFonts w:ascii="Arial" w:cs="Arial" w:eastAsia="Arial" w:hAnsi="Arial"/>
-                <w:sz w:val="18"/>
-                <w:szCs w:val="18"/>
-              </w:rPr>
-              <w:t xml:space="preserve"> We run, swim and celebrate together and want everyone to feel welcome and safe at our events, on the site and in our team. The code binds participants, supporters and visitors; volunteers, staff, officers and founders; partners, sponsors, photographers and contractors while working with us. It applies at events and their preparation, on fundraiser pages, in messages and comments, on our social accounts and wherever you act in our name. Accepting the event terms, opening an account, volunteering or working with us means accepting it; where another document covers the same point, the stricter one applies.</w:t>
+                <w:sz w:val="18"/>
+                <w:szCs w:val="18"/>
+              </w:rPr>
+              <w:t xml:space="preserve">Prihvatanjem Uslova učešća, otvaranjem naloga, volontiranjem ili radom sa nama prihvatate i ovaj kodeks. Kada kodeks i neki drugi naš dokument uređuju isto pitanje, važi stroži.</w:t>
+            </w:r>
+          </w:p>
+        </w:tc>
+        <w:tc>
+          <w:tcPr>
+            <w:tcW w:type="dxa" w:w="4953"/>
+            <w:tcMar>
+              <w:top w:type="dxa" w:w="80"/>
+              <w:left w:type="dxa" w:w="100"/>
+              <w:bottom w:type="dxa" w:w="80"/>
+              <w:right w:type="dxa" w:w="100"/>
+            </w:tcMar>
+          </w:tcPr>
+          <w:p>
+            <w:pPr>
+              <w:spacing w:after="100"/>
+            </w:pPr>
+            <w:r>
+              <w:rPr>
+                <w:rFonts w:ascii="Arial" w:cs="Arial" w:eastAsia="Arial" w:hAnsi="Arial"/>
+                <w:sz w:val="18"/>
+                <w:szCs w:val="18"/>
+              </w:rPr>
+              <w:t xml:space="preserve">By accepting the Event Terms, opening an account, volunteering or working with us you also accept this code. Where this code and another of our documents govern the same point, the stricter one applies.</w:t>
             </w:r>
           </w:p>
         </w:tc>
@@ -431,7 +335,7 @@
                 <w:sz w:val="20"/>
                 <w:szCs w:val="20"/>
               </w:rPr>
-              <w:t xml:space="preserve">Article 2. Our principles.</w:t>
+              <w:t xml:space="preserve">Article 2 — Our principles</w:t>
             </w:r>
           </w:p>
         </w:tc>
@@ -628,25 +532,170 @@
           </w:tcPr>
           <w:p>
             <w:pPr>
-              <w:spacing w:after="100"/>
-            </w:pPr>
-            <w:r>
-              <w:rPr>
-                <w:rFonts w:ascii="Arial" w:cs="Arial" w:eastAsia="Arial" w:hAnsi="Arial"/>
-                <w:i/>
-                <w:iCs/>
-                <w:sz w:val="18"/>
-                <w:szCs w:val="18"/>
-              </w:rPr>
-              <w:t xml:space="preserve">Article 2. Our principles.</w:t>
-            </w:r>
-            <w:r>
-              <w:rPr>
-                <w:rFonts w:ascii="Arial" w:cs="Arial" w:eastAsia="Arial" w:hAnsi="Arial"/>
-                <w:sz w:val="18"/>
-                <w:szCs w:val="18"/>
-              </w:rPr>
-              <w:t xml:space="preserve"> Everyone is welcome regardless of sex, age, origin, language, religion, disability, appearance, sexual orientation, means or fitness; nobody gets mocked for being slow, first time in the water, in a Santa suit or for dropping out; safety before the programme; money is public and nobody handles it outside the rules; children first, under the safeguarding policy without exception; we behave as guests in our own community, towards neighbours, venues and the shore.</w:t>
+              <w:pStyle w:val="ListParagraph"/>
+              <w:numPr>
+                <w:ilvl w:val="0"/>
+                <w:numId w:val="3"/>
+              </w:numPr>
+              <w:spacing w:after="40"/>
+            </w:pPr>
+            <w:r>
+              <w:rPr>
+                <w:rFonts w:ascii="Arial" w:cs="Arial" w:eastAsia="Arial" w:hAnsi="Arial"/>
+                <w:b/>
+                <w:bCs/>
+                <w:sz w:val="18"/>
+                <w:szCs w:val="18"/>
+              </w:rPr>
+              <w:t xml:space="preserve">Everyone is welcome.</w:t>
+            </w:r>
+            <w:r>
+              <w:rPr>
+                <w:rFonts w:ascii="Arial" w:cs="Arial" w:eastAsia="Arial" w:hAnsi="Arial"/>
+                <w:sz w:val="18"/>
+                <w:szCs w:val="18"/>
+              </w:rPr>
+              <w:t xml:space="preserve"> Regardless of sex, age, origin, language, religion, disability, appearance, sexual orientation, means or fitness. Our events are for recreational runners, competitors and those who have come to cheer.</w:t>
+            </w:r>
+          </w:p>
+          <w:p>
+            <w:pPr>
+              <w:pStyle w:val="ListParagraph"/>
+              <w:numPr>
+                <w:ilvl w:val="0"/>
+                <w:numId w:val="3"/>
+              </w:numPr>
+              <w:spacing w:after="40"/>
+            </w:pPr>
+            <w:r>
+              <w:rPr>
+                <w:rFonts w:ascii="Arial" w:cs="Arial" w:eastAsia="Arial" w:hAnsi="Arial"/>
+                <w:b/>
+                <w:bCs/>
+                <w:sz w:val="18"/>
+                <w:szCs w:val="18"/>
+              </w:rPr>
+              <w:t xml:space="preserve">Nobody gets mocked.</w:t>
+            </w:r>
+            <w:r>
+              <w:rPr>
+                <w:rFonts w:ascii="Arial" w:cs="Arial" w:eastAsia="Arial" w:hAnsi="Arial"/>
+                <w:sz w:val="18"/>
+                <w:szCs w:val="18"/>
+              </w:rPr>
+              <w:t xml:space="preserve"> Not for being slow, for being in the water for the first time, for wearing a Santa suit or for dropping out.</w:t>
+            </w:r>
+          </w:p>
+          <w:p>
+            <w:pPr>
+              <w:pStyle w:val="ListParagraph"/>
+              <w:numPr>
+                <w:ilvl w:val="0"/>
+                <w:numId w:val="3"/>
+              </w:numPr>
+              <w:spacing w:after="40"/>
+            </w:pPr>
+            <w:r>
+              <w:rPr>
+                <w:rFonts w:ascii="Arial" w:cs="Arial" w:eastAsia="Arial" w:hAnsi="Arial"/>
+                <w:b/>
+                <w:bCs/>
+                <w:sz w:val="18"/>
+                <w:szCs w:val="18"/>
+              </w:rPr>
+              <w:t xml:space="preserve">Safety before the programme.</w:t>
+            </w:r>
+            <w:r>
+              <w:rPr>
+                <w:rFonts w:ascii="Arial" w:cs="Arial" w:eastAsia="Arial" w:hAnsi="Arial"/>
+                <w:sz w:val="18"/>
+                <w:szCs w:val="18"/>
+              </w:rPr>
+              <w:t xml:space="preserve"> When in doubt, we decide in favour of safety, even if that means stopping.</w:t>
+            </w:r>
+          </w:p>
+          <w:p>
+            <w:pPr>
+              <w:pStyle w:val="ListParagraph"/>
+              <w:numPr>
+                <w:ilvl w:val="0"/>
+                <w:numId w:val="3"/>
+              </w:numPr>
+              <w:spacing w:after="40"/>
+            </w:pPr>
+            <w:r>
+              <w:rPr>
+                <w:rFonts w:ascii="Arial" w:cs="Arial" w:eastAsia="Arial" w:hAnsi="Arial"/>
+                <w:b/>
+                <w:bCs/>
+                <w:sz w:val="18"/>
+                <w:szCs w:val="18"/>
+              </w:rPr>
+              <w:t xml:space="preserve">Money is public.</w:t>
+            </w:r>
+            <w:r>
+              <w:rPr>
+                <w:rFonts w:ascii="Arial" w:cs="Arial" w:eastAsia="Arial" w:hAnsi="Arial"/>
+                <w:sz w:val="18"/>
+                <w:szCs w:val="18"/>
+              </w:rPr>
+              <w:t xml:space="preserve"> Every euro that passes through us is visible in the public ledger; none of us handles money outside the rules.</w:t>
+            </w:r>
+          </w:p>
+          <w:p>
+            <w:pPr>
+              <w:pStyle w:val="ListParagraph"/>
+              <w:numPr>
+                <w:ilvl w:val="0"/>
+                <w:numId w:val="3"/>
+              </w:numPr>
+              <w:spacing w:after="40"/>
+            </w:pPr>
+            <w:r>
+              <w:rPr>
+                <w:rFonts w:ascii="Arial" w:cs="Arial" w:eastAsia="Arial" w:hAnsi="Arial"/>
+                <w:b/>
+                <w:bCs/>
+                <w:sz w:val="18"/>
+                <w:szCs w:val="18"/>
+              </w:rPr>
+              <w:t xml:space="preserve">Children first.</w:t>
+            </w:r>
+            <w:r>
+              <w:rPr>
+                <w:rFonts w:ascii="Arial" w:cs="Arial" w:eastAsia="Arial" w:hAnsi="Arial"/>
+                <w:sz w:val="18"/>
+                <w:szCs w:val="18"/>
+              </w:rPr>
+              <w:t xml:space="preserve"> For everything that concerns children the Child Safeguarding Policy applies, without exception.</w:t>
+            </w:r>
+          </w:p>
+          <w:p>
+            <w:pPr>
+              <w:pStyle w:val="ListParagraph"/>
+              <w:numPr>
+                <w:ilvl w:val="0"/>
+                <w:numId w:val="3"/>
+              </w:numPr>
+              <w:spacing w:after="40"/>
+            </w:pPr>
+            <w:r>
+              <w:rPr>
+                <w:rFonts w:ascii="Arial" w:cs="Arial" w:eastAsia="Arial" w:hAnsi="Arial"/>
+                <w:b/>
+                <w:bCs/>
+                <w:sz w:val="18"/>
+                <w:szCs w:val="18"/>
+              </w:rPr>
+              <w:t xml:space="preserve">This is our town and our sea.</w:t>
+            </w:r>
+            <w:r>
+              <w:rPr>
+                <w:rFonts w:ascii="Arial" w:cs="Arial" w:eastAsia="Arial" w:hAnsi="Arial"/>
+                <w:sz w:val="18"/>
+                <w:szCs w:val="18"/>
+              </w:rPr>
+              <w:t xml:space="preserve"> We behave as guests in our own community: towards neighbours, towards venues, towards the shore.</w:t>
             </w:r>
           </w:p>
         </w:tc>
@@ -698,7 +747,7 @@
                 <w:sz w:val="20"/>
                 <w:szCs w:val="20"/>
               </w:rPr>
-              <w:t xml:space="preserve">Article 3. Respect and harassment.</w:t>
+              <w:t xml:space="preserve">Article 3 — Respect and harassment</w:t>
             </w:r>
           </w:p>
         </w:tc>
@@ -727,12 +776,49 @@
               <w:t xml:space="preserve">Ponašaj se prema ljudima sa poštovanjem, uživo i onlajn. Uznemiravanje ne tolerišemo. Pod uznemiravanjem podrazumijevamo, između ostalog:</w:t>
             </w:r>
           </w:p>
-          <w:p>
-            <w:pPr>
-              <w:pStyle w:val="ListParagraph"/>
-              <w:numPr>
-                <w:ilvl w:val="0"/>
-                <w:numId w:val="3"/>
+        </w:tc>
+        <w:tc>
+          <w:tcPr>
+            <w:tcW w:type="dxa" w:w="4953"/>
+            <w:tcMar>
+              <w:top w:type="dxa" w:w="80"/>
+              <w:left w:type="dxa" w:w="100"/>
+              <w:bottom w:type="dxa" w:w="80"/>
+              <w:right w:type="dxa" w:w="100"/>
+            </w:tcMar>
+          </w:tcPr>
+          <w:p>
+            <w:pPr>
+              <w:spacing w:after="100"/>
+            </w:pPr>
+            <w:r>
+              <w:rPr>
+                <w:rFonts w:ascii="Arial" w:cs="Arial" w:eastAsia="Arial" w:hAnsi="Arial"/>
+                <w:sz w:val="18"/>
+                <w:szCs w:val="18"/>
+              </w:rPr>
+              <w:t xml:space="preserve">Treat people with respect, in person and online. We do not tolerate harassment. By harassment we mean, among other things:</w:t>
+            </w:r>
+          </w:p>
+        </w:tc>
+      </w:tr>
+      <w:tr>
+        <w:tc>
+          <w:tcPr>
+            <w:tcW w:type="dxa" w:w="4953"/>
+            <w:tcMar>
+              <w:top w:type="dxa" w:w="80"/>
+              <w:left w:type="dxa" w:w="100"/>
+              <w:bottom w:type="dxa" w:w="80"/>
+              <w:right w:type="dxa" w:w="100"/>
+            </w:tcMar>
+          </w:tcPr>
+          <w:p>
+            <w:pPr>
+              <w:pStyle w:val="ListParagraph"/>
+              <w:numPr>
+                <w:ilvl w:val="0"/>
+                <w:numId w:val="4"/>
               </w:numPr>
               <w:spacing w:after="40"/>
             </w:pPr>
@@ -750,7 +836,7 @@
               <w:pStyle w:val="ListParagraph"/>
               <w:numPr>
                 <w:ilvl w:val="0"/>
-                <w:numId w:val="3"/>
+                <w:numId w:val="4"/>
               </w:numPr>
               <w:spacing w:after="40"/>
             </w:pPr>
@@ -768,7 +854,7 @@
               <w:pStyle w:val="ListParagraph"/>
               <w:numPr>
                 <w:ilvl w:val="0"/>
-                <w:numId w:val="3"/>
+                <w:numId w:val="4"/>
               </w:numPr>
               <w:spacing w:after="40"/>
             </w:pPr>
@@ -786,7 +872,7 @@
               <w:pStyle w:val="ListParagraph"/>
               <w:numPr>
                 <w:ilvl w:val="0"/>
-                <w:numId w:val="3"/>
+                <w:numId w:val="4"/>
               </w:numPr>
               <w:spacing w:after="40"/>
             </w:pPr>
@@ -804,7 +890,7 @@
               <w:pStyle w:val="ListParagraph"/>
               <w:numPr>
                 <w:ilvl w:val="0"/>
-                <w:numId w:val="3"/>
+                <w:numId w:val="4"/>
               </w:numPr>
               <w:spacing w:after="40"/>
             </w:pPr>
@@ -822,7 +908,7 @@
               <w:pStyle w:val="ListParagraph"/>
               <w:numPr>
                 <w:ilvl w:val="0"/>
-                <w:numId w:val="3"/>
+                <w:numId w:val="4"/>
               </w:numPr>
               <w:spacing w:after="40"/>
             </w:pPr>
@@ -840,7 +926,7 @@
               <w:pStyle w:val="ListParagraph"/>
               <w:numPr>
                 <w:ilvl w:val="0"/>
-                <w:numId w:val="3"/>
+                <w:numId w:val="4"/>
               </w:numPr>
               <w:spacing w:after="40"/>
             </w:pPr>
@@ -853,6 +939,156 @@
               <w:t xml:space="preserve">odmazdu prema nekome ko je prijavio problem ili odbio da učestvuje u nečemu.</w:t>
             </w:r>
           </w:p>
+        </w:tc>
+        <w:tc>
+          <w:tcPr>
+            <w:tcW w:type="dxa" w:w="4953"/>
+            <w:tcMar>
+              <w:top w:type="dxa" w:w="80"/>
+              <w:left w:type="dxa" w:w="100"/>
+              <w:bottom w:type="dxa" w:w="80"/>
+              <w:right w:type="dxa" w:w="100"/>
+            </w:tcMar>
+          </w:tcPr>
+          <w:p>
+            <w:pPr>
+              <w:pStyle w:val="ListParagraph"/>
+              <w:numPr>
+                <w:ilvl w:val="0"/>
+                <w:numId w:val="5"/>
+              </w:numPr>
+              <w:spacing w:after="40"/>
+            </w:pPr>
+            <w:r>
+              <w:rPr>
+                <w:rFonts w:ascii="Arial" w:cs="Arial" w:eastAsia="Arial" w:hAnsi="Arial"/>
+                <w:sz w:val="18"/>
+                <w:szCs w:val="18"/>
+              </w:rPr>
+              <w:t xml:space="preserve">insults, humiliation, threats and intimidation;</w:t>
+            </w:r>
+          </w:p>
+          <w:p>
+            <w:pPr>
+              <w:pStyle w:val="ListParagraph"/>
+              <w:numPr>
+                <w:ilvl w:val="0"/>
+                <w:numId w:val="5"/>
+              </w:numPr>
+              <w:spacing w:after="40"/>
+            </w:pPr>
+            <w:r>
+              <w:rPr>
+                <w:rFonts w:ascii="Arial" w:cs="Arial" w:eastAsia="Arial" w:hAnsi="Arial"/>
+                <w:sz w:val="18"/>
+                <w:szCs w:val="18"/>
+              </w:rPr>
+              <w:t xml:space="preserve">unwanted comments about someone's body, appearance or ability, unwanted touching and pushiness;</w:t>
+            </w:r>
+          </w:p>
+          <w:p>
+            <w:pPr>
+              <w:pStyle w:val="ListParagraph"/>
+              <w:numPr>
+                <w:ilvl w:val="0"/>
+                <w:numId w:val="5"/>
+              </w:numPr>
+              <w:spacing w:after="40"/>
+            </w:pPr>
+            <w:r>
+              <w:rPr>
+                <w:rFonts w:ascii="Arial" w:cs="Arial" w:eastAsia="Arial" w:hAnsi="Arial"/>
+                <w:sz w:val="18"/>
+                <w:szCs w:val="18"/>
+              </w:rPr>
+              <w:t xml:space="preserve">discriminatory outbursts, "jokes" and symbols on any of the grounds in Article 2;</w:t>
+            </w:r>
+          </w:p>
+          <w:p>
+            <w:pPr>
+              <w:pStyle w:val="ListParagraph"/>
+              <w:numPr>
+                <w:ilvl w:val="0"/>
+                <w:numId w:val="5"/>
+              </w:numPr>
+              <w:spacing w:after="40"/>
+            </w:pPr>
+            <w:r>
+              <w:rPr>
+                <w:rFonts w:ascii="Arial" w:cs="Arial" w:eastAsia="Arial" w:hAnsi="Arial"/>
+                <w:sz w:val="18"/>
+                <w:szCs w:val="18"/>
+              </w:rPr>
+              <w:t xml:space="preserve">photographing or filming someone who has refused, and publishing other people's photographs or data without consent;</w:t>
+            </w:r>
+          </w:p>
+          <w:p>
+            <w:pPr>
+              <w:pStyle w:val="ListParagraph"/>
+              <w:numPr>
+                <w:ilvl w:val="0"/>
+                <w:numId w:val="5"/>
+              </w:numPr>
+              <w:spacing w:after="40"/>
+            </w:pPr>
+            <w:r>
+              <w:rPr>
+                <w:rFonts w:ascii="Arial" w:cs="Arial" w:eastAsia="Arial" w:hAnsi="Arial"/>
+                <w:sz w:val="18"/>
+                <w:szCs w:val="18"/>
+              </w:rPr>
+              <w:t xml:space="preserve">persistent interrupting, following, messaging or pressuring after a clear "no";</w:t>
+            </w:r>
+          </w:p>
+          <w:p>
+            <w:pPr>
+              <w:pStyle w:val="ListParagraph"/>
+              <w:numPr>
+                <w:ilvl w:val="0"/>
+                <w:numId w:val="5"/>
+              </w:numPr>
+              <w:spacing w:after="40"/>
+            </w:pPr>
+            <w:r>
+              <w:rPr>
+                <w:rFonts w:ascii="Arial" w:cs="Arial" w:eastAsia="Arial" w:hAnsi="Arial"/>
+                <w:sz w:val="18"/>
+                <w:szCs w:val="18"/>
+              </w:rPr>
+              <w:t xml:space="preserve">sexual harassment in any form;</w:t>
+            </w:r>
+          </w:p>
+          <w:p>
+            <w:pPr>
+              <w:pStyle w:val="ListParagraph"/>
+              <w:numPr>
+                <w:ilvl w:val="0"/>
+                <w:numId w:val="5"/>
+              </w:numPr>
+              <w:spacing w:after="40"/>
+            </w:pPr>
+            <w:r>
+              <w:rPr>
+                <w:rFonts w:ascii="Arial" w:cs="Arial" w:eastAsia="Arial" w:hAnsi="Arial"/>
+                <w:sz w:val="18"/>
+                <w:szCs w:val="18"/>
+              </w:rPr>
+              <w:t xml:space="preserve">retaliation against someone who reported a problem or declined to take part in something.</w:t>
+            </w:r>
+          </w:p>
+        </w:tc>
+      </w:tr>
+      <w:tr>
+        <w:tc>
+          <w:tcPr>
+            <w:tcW w:type="dxa" w:w="4953"/>
+            <w:tcMar>
+              <w:top w:type="dxa" w:w="80"/>
+              <w:left w:type="dxa" w:w="100"/>
+              <w:bottom w:type="dxa" w:w="80"/>
+              <w:right w:type="dxa" w:w="100"/>
+            </w:tcMar>
+          </w:tcPr>
           <w:p>
             <w:pPr>
               <w:spacing w:after="100"/>
@@ -884,20 +1120,10 @@
             <w:r>
               <w:rPr>
                 <w:rFonts w:ascii="Arial" w:cs="Arial" w:eastAsia="Arial" w:hAnsi="Arial"/>
-                <w:i/>
-                <w:iCs/>
-                <w:sz w:val="18"/>
-                <w:szCs w:val="18"/>
-              </w:rPr>
-              <w:t xml:space="preserve">Article 3. Respect and harassment.</w:t>
-            </w:r>
-            <w:r>
-              <w:rPr>
-                <w:rFonts w:ascii="Arial" w:cs="Arial" w:eastAsia="Arial" w:hAnsi="Arial"/>
-                <w:sz w:val="18"/>
-                <w:szCs w:val="18"/>
-              </w:rPr>
-              <w:t xml:space="preserve"> Treat people with respect, in person and online; harassment is not tolerated, including insults, humiliation, threats and intimidation; unwanted comments about body, looks or ability, unwanted touching, pushiness; discriminatory outbursts, jokes and symbols; photographing someone who refused, or publishing others' photos or data without consent; persistent interrupting, following, messaging or pressuring after a clear no; sexual harassment in any form; retaliation against anyone who reported a problem or declined to take part. Violence, threats and sexual harassment are the gravest breaches and normally mean immediate removal and a ban.</w:t>
+                <w:sz w:val="18"/>
+                <w:szCs w:val="18"/>
+              </w:rPr>
+              <w:t xml:space="preserve">Violence, threats of violence and sexual harassment are the gravest breaches and as a rule mean immediate removal and a ban.</w:t>
             </w:r>
           </w:p>
         </w:tc>
@@ -949,7 +1175,7 @@
                 <w:sz w:val="20"/>
                 <w:szCs w:val="20"/>
               </w:rPr>
-              <w:t xml:space="preserve">Article 4. Online.</w:t>
+              <w:t xml:space="preserve">Article 4 — Online</w:t>
             </w:r>
           </w:p>
         </w:tc>
@@ -978,6 +1204,17 @@
               <w:t xml:space="preserve">Stranice za prikupljanje, poruke uz donacije, komentari, timski razgovori i naši nalozi na društvenim mrežama dio su istog prostora. Pišite istinito i pristojno; ne objavljujte tuđe lične podatke; ne reklamirajte; ne koristite naše naloge i grupe za političke, vjerske ni komercijalne poruke. Poruke koje vrijeđaju, obmanjuju ili uznemiravaju uklanjamo, a naloge koji to ponavljaju suspendujemo, kako je opisano u Uslovima korišćenja.</w:t>
             </w:r>
           </w:p>
+        </w:tc>
+        <w:tc>
+          <w:tcPr>
+            <w:tcW w:type="dxa" w:w="4953"/>
+            <w:tcMar>
+              <w:top w:type="dxa" w:w="80"/>
+              <w:left w:type="dxa" w:w="100"/>
+              <w:bottom w:type="dxa" w:w="80"/>
+              <w:right w:type="dxa" w:w="100"/>
+            </w:tcMar>
+          </w:tcPr>
           <w:p>
             <w:pPr>
               <w:spacing w:after="100"/>
@@ -988,6 +1225,32 @@
                 <w:sz w:val="18"/>
                 <w:szCs w:val="18"/>
               </w:rPr>
+              <w:t xml:space="preserve">Fundraiser pages, donation messages, comments, team chats and our social media accounts are part of the same space. Write truthfully and civilly; do not publish other people's personal data; do not advertise; do not use our accounts and groups for political, religious or commercial messages. We remove messages that insult, mislead or harass, and we suspend accounts that repeat this, as described in the Terms of Use.</w:t>
+            </w:r>
+          </w:p>
+        </w:tc>
+      </w:tr>
+      <w:tr>
+        <w:tc>
+          <w:tcPr>
+            <w:tcW w:type="dxa" w:w="4953"/>
+            <w:tcMar>
+              <w:top w:type="dxa" w:w="80"/>
+              <w:left w:type="dxa" w:w="100"/>
+              <w:bottom w:type="dxa" w:w="80"/>
+              <w:right w:type="dxa" w:w="100"/>
+            </w:tcMar>
+          </w:tcPr>
+          <w:p>
+            <w:pPr>
+              <w:spacing w:after="100"/>
+            </w:pPr>
+            <w:r>
+              <w:rPr>
+                <w:rFonts w:ascii="Arial" w:cs="Arial" w:eastAsia="Arial" w:hAnsi="Arial"/>
+                <w:sz w:val="18"/>
+                <w:szCs w:val="18"/>
+              </w:rPr>
               <w:t xml:space="preserve">Kada objavljujete o našim događajima na svojim nalozima, jasno je da govorite u svoje ime, osim ako vas udruženje nije ovlastilo. Ne dogovarajte ni ne vodite privatne razgovore sa djecom u vezi sa našim aktivnostima; komunikacija ide preko roditelja.</w:t>
             </w:r>
           </w:p>
@@ -1009,20 +1272,10 @@
             <w:r>
               <w:rPr>
                 <w:rFonts w:ascii="Arial" w:cs="Arial" w:eastAsia="Arial" w:hAnsi="Arial"/>
-                <w:i/>
-                <w:iCs/>
-                <w:sz w:val="18"/>
-                <w:szCs w:val="18"/>
-              </w:rPr>
-              <w:t xml:space="preserve">Article 4. Online.</w:t>
-            </w:r>
-            <w:r>
-              <w:rPr>
-                <w:rFonts w:ascii="Arial" w:cs="Arial" w:eastAsia="Arial" w:hAnsi="Arial"/>
-                <w:sz w:val="18"/>
-                <w:szCs w:val="18"/>
-              </w:rPr>
-              <w:t xml:space="preserve"> Fundraiser pages, donation messages, comments, team chats and our social accounts are the same space: be truthful and civil, no personal data of others, no advertising, no political, religious or commercial messaging through our accounts and groups; offending content is removed and repeat accounts suspended under the Terms of use. On your own accounts you speak for yourself unless authorised; never have private conversations with children about our activities, communication goes through parents.</w:t>
+                <w:sz w:val="18"/>
+                <w:szCs w:val="18"/>
+              </w:rPr>
+              <w:t xml:space="preserve">When you post about our events on your own accounts, it is clear that you speak for yourself, unless the association has authorised you. Do not arrange or hold private conversations with children in connection with our activities; communication goes through parents.</w:t>
             </w:r>
           </w:p>
         </w:tc>
@@ -1074,7 +1327,7 @@
                 <w:sz w:val="20"/>
                 <w:szCs w:val="20"/>
               </w:rPr>
-              <w:t xml:space="preserve">Article 5. Fair play.</w:t>
+              <w:t xml:space="preserve">Article 5 — Fair play</w:t>
             </w:r>
           </w:p>
         </w:tc>
@@ -1103,6 +1356,17 @@
               <w:t xml:space="preserve">Na trkama, plivanjima i regatama: startuj u svojoj grupi, drži se obilježene trase, ne skraćuj, ne koristi tuđi startni broj i ne daj svoj drugome, ne primaj nedozvoljenu pomoć (vozilo, bicikl, plovilo, vuča) i ne ometaj druge. Rezultat postignut varanjem se briše, a ponovljeno varanje isključuje iz budućih događaja. Kod izazova na platformi: prijavljuj samo aktivnosti koje si zaista uradio i samo sa svog naloga.</w:t>
             </w:r>
           </w:p>
+        </w:tc>
+        <w:tc>
+          <w:tcPr>
+            <w:tcW w:type="dxa" w:w="4953"/>
+            <w:tcMar>
+              <w:top w:type="dxa" w:w="80"/>
+              <w:left w:type="dxa" w:w="100"/>
+              <w:bottom w:type="dxa" w:w="80"/>
+              <w:right w:type="dxa" w:w="100"/>
+            </w:tcMar>
+          </w:tcPr>
           <w:p>
             <w:pPr>
               <w:spacing w:after="100"/>
@@ -1113,6 +1377,32 @@
                 <w:sz w:val="18"/>
                 <w:szCs w:val="18"/>
               </w:rPr>
+              <w:t xml:space="preserve">At races, swims and regattas: start in your own wave, keep to the marked course, do not cut it short, do not use someone else's race number and do not give yours to anyone else, do not accept unauthorised assistance (vehicle, bicycle, boat, towing) and do not obstruct others. A result achieved by cheating is struck, and repeated cheating means exclusion from future events. On platform challenges: log only activities you have really done, and only from your own account.</w:t>
+            </w:r>
+          </w:p>
+        </w:tc>
+      </w:tr>
+      <w:tr>
+        <w:tc>
+          <w:tcPr>
+            <w:tcW w:type="dxa" w:w="4953"/>
+            <w:tcMar>
+              <w:top w:type="dxa" w:w="80"/>
+              <w:left w:type="dxa" w:w="100"/>
+              <w:bottom w:type="dxa" w:w="80"/>
+              <w:right w:type="dxa" w:w="100"/>
+            </w:tcMar>
+          </w:tcPr>
+          <w:p>
+            <w:pPr>
+              <w:spacing w:after="100"/>
+            </w:pPr>
+            <w:r>
+              <w:rPr>
+                <w:rFonts w:ascii="Arial" w:cs="Arial" w:eastAsia="Arial" w:hAnsi="Arial"/>
+                <w:sz w:val="18"/>
+                <w:szCs w:val="18"/>
+              </w:rPr>
               <w:t xml:space="preserve">Pobjednici i brzi učesnici čekaju i pozdravljaju posljednje. To je naš običaj.</w:t>
             </w:r>
           </w:p>
@@ -1134,20 +1424,10 @@
             <w:r>
               <w:rPr>
                 <w:rFonts w:ascii="Arial" w:cs="Arial" w:eastAsia="Arial" w:hAnsi="Arial"/>
-                <w:i/>
-                <w:iCs/>
-                <w:sz w:val="18"/>
-                <w:szCs w:val="18"/>
-              </w:rPr>
-              <w:t xml:space="preserve">Article 5. Fair play.</w:t>
-            </w:r>
-            <w:r>
-              <w:rPr>
-                <w:rFonts w:ascii="Arial" w:cs="Arial" w:eastAsia="Arial" w:hAnsi="Arial"/>
-                <w:sz w:val="18"/>
-                <w:szCs w:val="18"/>
-              </w:rPr>
-              <w:t xml:space="preserve"> Start in your wave, stay on the course, no shortcuts, no swapping numbers, no unauthorised assistance from vehicles, bikes, boats or towing, no obstructing others; results gained by cheating are struck and repeat cheating leads to exclusion; on platform challenges log only activities you really did, from your own account. Winners and fast finishers wait for and cheer the last ones in. That is our custom.</w:t>
+                <w:sz w:val="18"/>
+                <w:szCs w:val="18"/>
+              </w:rPr>
+              <w:t xml:space="preserve">Winners and fast finishers wait for and cheer the last ones in. That is our custom.</w:t>
             </w:r>
           </w:p>
         </w:tc>
@@ -1199,7 +1479,7 @@
                 <w:sz w:val="20"/>
                 <w:szCs w:val="20"/>
               </w:rPr>
-              <w:t xml:space="preserve">Article 6. Alcohol and substances.</w:t>
+              <w:t xml:space="preserve">Article 6 — Alcohol and substances</w:t>
             </w:r>
           </w:p>
         </w:tc>
@@ -1228,12 +1508,49 @@
               <w:t xml:space="preserve">Neki naši događaji, poput novogodišnjeg obilaska lokala, uključuju alkohol. Pravila su jasna:</w:t>
             </w:r>
           </w:p>
-          <w:p>
-            <w:pPr>
-              <w:pStyle w:val="ListParagraph"/>
-              <w:numPr>
-                <w:ilvl w:val="0"/>
-                <w:numId w:val="4"/>
+        </w:tc>
+        <w:tc>
+          <w:tcPr>
+            <w:tcW w:type="dxa" w:w="4953"/>
+            <w:tcMar>
+              <w:top w:type="dxa" w:w="80"/>
+              <w:left w:type="dxa" w:w="100"/>
+              <w:bottom w:type="dxa" w:w="80"/>
+              <w:right w:type="dxa" w:w="100"/>
+            </w:tcMar>
+          </w:tcPr>
+          <w:p>
+            <w:pPr>
+              <w:spacing w:after="100"/>
+            </w:pPr>
+            <w:r>
+              <w:rPr>
+                <w:rFonts w:ascii="Arial" w:cs="Arial" w:eastAsia="Arial" w:hAnsi="Arial"/>
+                <w:sz w:val="18"/>
+                <w:szCs w:val="18"/>
+              </w:rPr>
+              <w:t xml:space="preserve">Some of our events, such as the New Year pub crawl, involve alcohol. The rules are clear:</w:t>
+            </w:r>
+          </w:p>
+        </w:tc>
+      </w:tr>
+      <w:tr>
+        <w:tc>
+          <w:tcPr>
+            <w:tcW w:type="dxa" w:w="4953"/>
+            <w:tcMar>
+              <w:top w:type="dxa" w:w="80"/>
+              <w:left w:type="dxa" w:w="100"/>
+              <w:bottom w:type="dxa" w:w="80"/>
+              <w:right w:type="dxa" w:w="100"/>
+            </w:tcMar>
+          </w:tcPr>
+          <w:p>
+            <w:pPr>
+              <w:pStyle w:val="ListParagraph"/>
+              <w:numPr>
+                <w:ilvl w:val="0"/>
+                <w:numId w:val="6"/>
               </w:numPr>
               <w:spacing w:after="40"/>
             </w:pPr>
@@ -1251,7 +1568,7 @@
               <w:pStyle w:val="ListParagraph"/>
               <w:numPr>
                 <w:ilvl w:val="0"/>
-                <w:numId w:val="4"/>
+                <w:numId w:val="6"/>
               </w:numPr>
               <w:spacing w:after="40"/>
             </w:pPr>
@@ -1269,7 +1586,7 @@
               <w:pStyle w:val="ListParagraph"/>
               <w:numPr>
                 <w:ilvl w:val="0"/>
-                <w:numId w:val="4"/>
+                <w:numId w:val="6"/>
               </w:numPr>
               <w:spacing w:after="40"/>
             </w:pPr>
@@ -1287,7 +1604,7 @@
               <w:pStyle w:val="ListParagraph"/>
               <w:numPr>
                 <w:ilvl w:val="0"/>
-                <w:numId w:val="4"/>
+                <w:numId w:val="6"/>
               </w:numPr>
               <w:spacing w:after="40"/>
             </w:pPr>
@@ -1305,7 +1622,7 @@
               <w:pStyle w:val="ListParagraph"/>
               <w:numPr>
                 <w:ilvl w:val="0"/>
-                <w:numId w:val="4"/>
+                <w:numId w:val="6"/>
               </w:numPr>
               <w:spacing w:after="40"/>
             </w:pPr>
@@ -1323,7 +1640,7 @@
               <w:pStyle w:val="ListParagraph"/>
               <w:numPr>
                 <w:ilvl w:val="0"/>
-                <w:numId w:val="4"/>
+                <w:numId w:val="6"/>
               </w:numPr>
               <w:spacing w:after="40"/>
             </w:pPr>
@@ -1336,6 +1653,138 @@
               <w:t xml:space="preserve">volonteri i tim ne piju alkohol dok imaju zadatak, a posebno dok rade sa djecom, na vodi ili sa novcem.</w:t>
             </w:r>
           </w:p>
+        </w:tc>
+        <w:tc>
+          <w:tcPr>
+            <w:tcW w:type="dxa" w:w="4953"/>
+            <w:tcMar>
+              <w:top w:type="dxa" w:w="80"/>
+              <w:left w:type="dxa" w:w="100"/>
+              <w:bottom w:type="dxa" w:w="80"/>
+              <w:right w:type="dxa" w:w="100"/>
+            </w:tcMar>
+          </w:tcPr>
+          <w:p>
+            <w:pPr>
+              <w:pStyle w:val="ListParagraph"/>
+              <w:numPr>
+                <w:ilvl w:val="0"/>
+                <w:numId w:val="7"/>
+              </w:numPr>
+              <w:spacing w:after="40"/>
+            </w:pPr>
+            <w:r>
+              <w:rPr>
+                <w:rFonts w:ascii="Arial" w:cs="Arial" w:eastAsia="Arial" w:hAnsi="Arial"/>
+                <w:sz w:val="18"/>
+                <w:szCs w:val="18"/>
+              </w:rPr>
+              <w:t xml:space="preserve">alcohol only for adults; organisers and venues check age;</w:t>
+            </w:r>
+          </w:p>
+          <w:p>
+            <w:pPr>
+              <w:pStyle w:val="ListParagraph"/>
+              <w:numPr>
+                <w:ilvl w:val="0"/>
+                <w:numId w:val="7"/>
+              </w:numPr>
+              <w:spacing w:after="40"/>
+            </w:pPr>
+            <w:r>
+              <w:rPr>
+                <w:rFonts w:ascii="Arial" w:cs="Arial" w:eastAsia="Arial" w:hAnsi="Arial"/>
+                <w:sz w:val="18"/>
+                <w:szCs w:val="18"/>
+              </w:rPr>
+              <w:t xml:space="preserve">nobody is talked into drinking; a non-alcoholic option always exists and is treated as equal;</w:t>
+            </w:r>
+          </w:p>
+          <w:p>
+            <w:pPr>
+              <w:pStyle w:val="ListParagraph"/>
+              <w:numPr>
+                <w:ilvl w:val="0"/>
+                <w:numId w:val="7"/>
+              </w:numPr>
+              <w:spacing w:after="40"/>
+            </w:pPr>
+            <w:r>
+              <w:rPr>
+                <w:rFonts w:ascii="Arial" w:cs="Arial" w:eastAsia="Arial" w:hAnsi="Arial"/>
+                <w:sz w:val="18"/>
+                <w:szCs w:val="18"/>
+              </w:rPr>
+              <w:t xml:space="preserve">we will not serve any more to a visibly intoxicated person and we may ask them to leave the event;</w:t>
+            </w:r>
+          </w:p>
+          <w:p>
+            <w:pPr>
+              <w:pStyle w:val="ListParagraph"/>
+              <w:numPr>
+                <w:ilvl w:val="0"/>
+                <w:numId w:val="7"/>
+              </w:numPr>
+              <w:spacing w:after="40"/>
+            </w:pPr>
+            <w:r>
+              <w:rPr>
+                <w:rFonts w:ascii="Arial" w:cs="Arial" w:eastAsia="Arial" w:hAnsi="Arial"/>
+                <w:sz w:val="18"/>
+                <w:szCs w:val="18"/>
+              </w:rPr>
+              <w:t xml:space="preserve">do not get behind the wheel after drinking; we will help you find a ride;</w:t>
+            </w:r>
+          </w:p>
+          <w:p>
+            <w:pPr>
+              <w:pStyle w:val="ListParagraph"/>
+              <w:numPr>
+                <w:ilvl w:val="0"/>
+                <w:numId w:val="7"/>
+              </w:numPr>
+              <w:spacing w:after="40"/>
+            </w:pPr>
+            <w:r>
+              <w:rPr>
+                <w:rFonts w:ascii="Arial" w:cs="Arial" w:eastAsia="Arial" w:hAnsi="Arial"/>
+                <w:sz w:val="18"/>
+                <w:szCs w:val="18"/>
+              </w:rPr>
+              <w:t xml:space="preserve">at sporting events (races, swims, regattas) alcohol and other substances before and during participation are not allowed; a participant under the influence is not allowed to start;</w:t>
+            </w:r>
+          </w:p>
+          <w:p>
+            <w:pPr>
+              <w:pStyle w:val="ListParagraph"/>
+              <w:numPr>
+                <w:ilvl w:val="0"/>
+                <w:numId w:val="7"/>
+              </w:numPr>
+              <w:spacing w:after="40"/>
+            </w:pPr>
+            <w:r>
+              <w:rPr>
+                <w:rFonts w:ascii="Arial" w:cs="Arial" w:eastAsia="Arial" w:hAnsi="Arial"/>
+                <w:sz w:val="18"/>
+                <w:szCs w:val="18"/>
+              </w:rPr>
+              <w:t xml:space="preserve">volunteers and staff do not drink alcohol while they have a task, and especially not while working with children, on the water or with money.</w:t>
+            </w:r>
+          </w:p>
+        </w:tc>
+      </w:tr>
+      <w:tr>
+        <w:tc>
+          <w:tcPr>
+            <w:tcW w:type="dxa" w:w="4953"/>
+            <w:tcMar>
+              <w:top w:type="dxa" w:w="80"/>
+              <w:left w:type="dxa" w:w="100"/>
+              <w:bottom w:type="dxa" w:w="80"/>
+              <w:right w:type="dxa" w:w="100"/>
+            </w:tcMar>
+          </w:tcPr>
           <w:p>
             <w:pPr>
               <w:spacing w:after="100"/>
@@ -1367,20 +1816,10 @@
             <w:r>
               <w:rPr>
                 <w:rFonts w:ascii="Arial" w:cs="Arial" w:eastAsia="Arial" w:hAnsi="Arial"/>
-                <w:i/>
-                <w:iCs/>
-                <w:sz w:val="18"/>
-                <w:szCs w:val="18"/>
-              </w:rPr>
-              <w:t xml:space="preserve">Article 6. Alcohol and substances.</w:t>
-            </w:r>
-            <w:r>
-              <w:rPr>
-                <w:rFonts w:ascii="Arial" w:cs="Arial" w:eastAsia="Arial" w:hAnsi="Arial"/>
-                <w:sz w:val="18"/>
-                <w:szCs w:val="18"/>
-              </w:rPr>
-              <w:t xml:space="preserve"> Some events, like the festive pub crawl, involve alcohol: adults only with ID checks; nobody is talked into drinking and the non-alcoholic option is equal; no more drinks for someone visibly drunk, who may be asked to leave; no driving after drinking, we help find a ride; at sporting events no alcohol or other substances before or during, and anyone under the influence is not allowed to start; volunteers and staff do not drink on duty, especially with children, on the water or with money. Drugs are not allowed in any form.</w:t>
+                <w:sz w:val="18"/>
+                <w:szCs w:val="18"/>
+              </w:rPr>
+              <w:t xml:space="preserve">Drugs are not allowed at our events in any form.</w:t>
             </w:r>
           </w:p>
         </w:tc>
@@ -1432,7 +1871,7 @@
                 <w:sz w:val="20"/>
                 <w:szCs w:val="20"/>
               </w:rPr>
-              <w:t xml:space="preserve">Article 7. Children.</w:t>
+              <w:t xml:space="preserve">Article 7 — Children</w:t>
             </w:r>
           </w:p>
         </w:tc>
@@ -1479,20 +1918,10 @@
             <w:r>
               <w:rPr>
                 <w:rFonts w:ascii="Arial" w:cs="Arial" w:eastAsia="Arial" w:hAnsi="Arial"/>
-                <w:i/>
-                <w:iCs/>
-                <w:sz w:val="18"/>
-                <w:szCs w:val="18"/>
-              </w:rPr>
-              <w:t xml:space="preserve">Article 7. Children.</w:t>
-            </w:r>
-            <w:r>
-              <w:rPr>
-                <w:rFonts w:ascii="Arial" w:cs="Arial" w:eastAsia="Arial" w:hAnsi="Arial"/>
-                <w:sz w:val="18"/>
-                <w:szCs w:val="18"/>
-              </w:rPr>
-              <w:t xml:space="preserve"> The safeguarding policy applies: always at least two adults and in view, no one-to-one contact or private messages, photos only with parental consent, a parent is called for any personal need, concerns go to the event safeguarding lead. These rules bind parents and supporters towards other people's children too.</w:t>
+                <w:sz w:val="18"/>
+                <w:szCs w:val="18"/>
+              </w:rPr>
+              <w:t xml:space="preserve">For everything that concerns children our Child Safeguarding Policy applies: children are always with at least two adults and in view of others; there is no one-to-one contact and no private messaging; photographs only with a parent's consent; a parent is called for any personal need of the child; a concern is reported to the safeguarding lead at the event. These rules also apply to parents and supporters towards other people's children.</w:t>
             </w:r>
           </w:p>
         </w:tc>
@@ -1544,7 +1973,7 @@
                 <w:sz w:val="20"/>
                 <w:szCs w:val="20"/>
               </w:rPr>
-              <w:t xml:space="preserve">Article 8. Safety.</w:t>
+              <w:t xml:space="preserve">Article 8 — Safety</w:t>
             </w:r>
           </w:p>
         </w:tc>
@@ -1591,20 +2020,10 @@
             <w:r>
               <w:rPr>
                 <w:rFonts w:ascii="Arial" w:cs="Arial" w:eastAsia="Arial" w:hAnsi="Arial"/>
-                <w:i/>
-                <w:iCs/>
-                <w:sz w:val="18"/>
-                <w:szCs w:val="18"/>
-              </w:rPr>
-              <w:t xml:space="preserve">Article 8. Safety.</w:t>
-            </w:r>
-            <w:r>
-              <w:rPr>
-                <w:rFonts w:ascii="Arial" w:cs="Arial" w:eastAsia="Arial" w:hAnsi="Arial"/>
-                <w:sz w:val="18"/>
-                <w:szCs w:val="18"/>
-              </w:rPr>
-              <w:t xml:space="preserve"> Follow organisers, marshals, lifeguards and medical staff at once and without argument; stay on the course and out of the water outside designated zones and times; do not enter the water if unwell; tell the nearest team member about anyone in trouble and call emergency services first if in immediate danger; no glass, open flame or pyrotechnics; costumes must be safe for the activity.</w:t>
+                <w:sz w:val="18"/>
+                <w:szCs w:val="18"/>
+              </w:rPr>
+              <w:t xml:space="preserve">Follow the instructions of organisers, marshals, lifeguards and medical staff, at once and without argument. Do not leave the marked course and do not enter the water outside the designated zones and times. Do not enter the water if you do not feel well. If you see someone in trouble, tell the nearest team member; if they are in immediate danger, call the emergency services, then us. Do not bring glass, open flame or pyrotechnics. A costume must be safe for the activity.</w:t>
             </w:r>
           </w:p>
         </w:tc>
@@ -1656,7 +2075,7 @@
                 <w:sz w:val="20"/>
                 <w:szCs w:val="20"/>
               </w:rPr>
-              <w:t xml:space="preserve">Article 9. Our town, neighbours and sea.</w:t>
+              <w:t xml:space="preserve">Article 9 — Our town, our neighbours, our sea</w:t>
             </w:r>
           </w:p>
         </w:tc>
@@ -1703,20 +2122,10 @@
             <w:r>
               <w:rPr>
                 <w:rFonts w:ascii="Arial" w:cs="Arial" w:eastAsia="Arial" w:hAnsi="Arial"/>
-                <w:i/>
-                <w:iCs/>
-                <w:sz w:val="18"/>
-                <w:szCs w:val="18"/>
-              </w:rPr>
-              <w:t xml:space="preserve">Article 9. Our town, neighbours and sea.</w:t>
-            </w:r>
-            <w:r>
-              <w:rPr>
-                <w:rFonts w:ascii="Arial" w:cs="Arial" w:eastAsia="Arial" w:hAnsi="Arial"/>
-                <w:sz w:val="18"/>
-                <w:szCs w:val="18"/>
-              </w:rPr>
-              <w:t xml:space="preserve"> Leave nothing behind, nothing in the water, and the course and beach look better after us than before; respect residents, traffic and the venues we pass through, no noise outside the programme, no blocked entrances, no damage; care for animals and the shore; supporters are welcome under the same rules.</w:t>
+                <w:sz w:val="18"/>
+                <w:szCs w:val="18"/>
+              </w:rPr>
+              <w:t xml:space="preserve">We leave nothing behind: waste goes in the bags and bins provided, plastic is not thrown away on land or in the water, and the course and the beach look better after the event than before. We respect the residents, the traffic and the venues we pass through: no noise outside the programme, no blocking of entrances, no damage. We treat animals and the shore with care. Anyone who comes to cheer is welcome under the same rules.</w:t>
             </w:r>
           </w:p>
         </w:tc>
@@ -1768,7 +2177,7 @@
                 <w:sz w:val="20"/>
                 <w:szCs w:val="20"/>
               </w:rPr>
-              <w:t xml:space="preserve">Article 10. Extra rules for volunteers, staff and officers.</w:t>
+              <w:t xml:space="preserve">Article 10 — Additional rules for volunteers, staff and officers</w:t>
             </w:r>
           </w:p>
         </w:tc>
@@ -1797,12 +2206,49 @@
               <w:t xml:space="preserve">Ko nosi našu oznaku predstavlja udruženje. Volonteri, zaposleni, lica ogranaka, članovi organa i osnivači dodatno:</w:t>
             </w:r>
           </w:p>
-          <w:p>
-            <w:pPr>
-              <w:pStyle w:val="ListParagraph"/>
-              <w:numPr>
-                <w:ilvl w:val="0"/>
-                <w:numId w:val="5"/>
+        </w:tc>
+        <w:tc>
+          <w:tcPr>
+            <w:tcW w:type="dxa" w:w="4953"/>
+            <w:tcMar>
+              <w:top w:type="dxa" w:w="80"/>
+              <w:left w:type="dxa" w:w="100"/>
+              <w:bottom w:type="dxa" w:w="80"/>
+              <w:right w:type="dxa" w:w="100"/>
+            </w:tcMar>
+          </w:tcPr>
+          <w:p>
+            <w:pPr>
+              <w:spacing w:after="100"/>
+            </w:pPr>
+            <w:r>
+              <w:rPr>
+                <w:rFonts w:ascii="Arial" w:cs="Arial" w:eastAsia="Arial" w:hAnsi="Arial"/>
+                <w:sz w:val="18"/>
+                <w:szCs w:val="18"/>
+              </w:rPr>
+              <w:t xml:space="preserve">Whoever wears our badge represents the association. Volunteers, employees, chapter persons, officers and founders additionally:</w:t>
+            </w:r>
+          </w:p>
+        </w:tc>
+      </w:tr>
+      <w:tr>
+        <w:tc>
+          <w:tcPr>
+            <w:tcW w:type="dxa" w:w="4953"/>
+            <w:tcMar>
+              <w:top w:type="dxa" w:w="80"/>
+              <w:left w:type="dxa" w:w="100"/>
+              <w:bottom w:type="dxa" w:w="80"/>
+              <w:right w:type="dxa" w:w="100"/>
+            </w:tcMar>
+          </w:tcPr>
+          <w:p>
+            <w:pPr>
+              <w:pStyle w:val="ListParagraph"/>
+              <w:numPr>
+                <w:ilvl w:val="0"/>
+                <w:numId w:val="8"/>
               </w:numPr>
               <w:spacing w:after="40"/>
             </w:pPr>
@@ -1820,7 +2266,7 @@
               <w:pStyle w:val="ListParagraph"/>
               <w:numPr>
                 <w:ilvl w:val="0"/>
-                <w:numId w:val="5"/>
+                <w:numId w:val="8"/>
               </w:numPr>
               <w:spacing w:after="40"/>
             </w:pPr>
@@ -1838,7 +2284,7 @@
               <w:pStyle w:val="ListParagraph"/>
               <w:numPr>
                 <w:ilvl w:val="0"/>
-                <w:numId w:val="5"/>
+                <w:numId w:val="8"/>
               </w:numPr>
               <w:spacing w:after="40"/>
             </w:pPr>
@@ -1856,7 +2302,7 @@
               <w:pStyle w:val="ListParagraph"/>
               <w:numPr>
                 <w:ilvl w:val="0"/>
-                <w:numId w:val="5"/>
+                <w:numId w:val="8"/>
               </w:numPr>
               <w:spacing w:after="40"/>
             </w:pPr>
@@ -1874,7 +2320,7 @@
               <w:pStyle w:val="ListParagraph"/>
               <w:numPr>
                 <w:ilvl w:val="0"/>
-                <w:numId w:val="5"/>
+                <w:numId w:val="8"/>
               </w:numPr>
               <w:spacing w:after="40"/>
             </w:pPr>
@@ -1892,7 +2338,7 @@
               <w:pStyle w:val="ListParagraph"/>
               <w:numPr>
                 <w:ilvl w:val="0"/>
-                <w:numId w:val="5"/>
+                <w:numId w:val="8"/>
               </w:numPr>
               <w:spacing w:after="40"/>
             </w:pPr>
@@ -1910,7 +2356,7 @@
               <w:pStyle w:val="ListParagraph"/>
               <w:numPr>
                 <w:ilvl w:val="0"/>
-                <w:numId w:val="5"/>
+                <w:numId w:val="8"/>
               </w:numPr>
               <w:spacing w:after="40"/>
             </w:pPr>
@@ -1928,7 +2374,7 @@
               <w:pStyle w:val="ListParagraph"/>
               <w:numPr>
                 <w:ilvl w:val="0"/>
-                <w:numId w:val="5"/>
+                <w:numId w:val="8"/>
               </w:numPr>
               <w:spacing w:after="40"/>
             </w:pPr>
@@ -1941,6 +2387,174 @@
               <w:t xml:space="preserve">prijavljuju svaki sukob interesa, incident i povredu ovog kodeksa, uključujući svoju.</w:t>
             </w:r>
           </w:p>
+        </w:tc>
+        <w:tc>
+          <w:tcPr>
+            <w:tcW w:type="dxa" w:w="4953"/>
+            <w:tcMar>
+              <w:top w:type="dxa" w:w="80"/>
+              <w:left w:type="dxa" w:w="100"/>
+              <w:bottom w:type="dxa" w:w="80"/>
+              <w:right w:type="dxa" w:w="100"/>
+            </w:tcMar>
+          </w:tcPr>
+          <w:p>
+            <w:pPr>
+              <w:pStyle w:val="ListParagraph"/>
+              <w:numPr>
+                <w:ilvl w:val="0"/>
+                <w:numId w:val="9"/>
+              </w:numPr>
+              <w:spacing w:after="40"/>
+            </w:pPr>
+            <w:r>
+              <w:rPr>
+                <w:rFonts w:ascii="Arial" w:cs="Arial" w:eastAsia="Arial" w:hAnsi="Arial"/>
+                <w:sz w:val="18"/>
+                <w:szCs w:val="18"/>
+              </w:rPr>
+              <w:t xml:space="preserve">receive a briefing before a task and do only the tasks they have been briefed for;</w:t>
+            </w:r>
+          </w:p>
+          <w:p>
+            <w:pPr>
+              <w:pStyle w:val="ListParagraph"/>
+              <w:numPr>
+                <w:ilvl w:val="0"/>
+                <w:numId w:val="9"/>
+              </w:numPr>
+              <w:spacing w:after="40"/>
+            </w:pPr>
+            <w:r>
+              <w:rPr>
+                <w:rFonts w:ascii="Arial" w:cs="Arial" w:eastAsia="Arial" w:hAnsi="Arial"/>
+                <w:sz w:val="18"/>
+                <w:szCs w:val="18"/>
+              </w:rPr>
+              <w:t xml:space="preserve">wear visible identification while on a task and take it off when they finish;</w:t>
+            </w:r>
+          </w:p>
+          <w:p>
+            <w:pPr>
+              <w:pStyle w:val="ListParagraph"/>
+              <w:numPr>
+                <w:ilvl w:val="0"/>
+                <w:numId w:val="9"/>
+              </w:numPr>
+              <w:spacing w:after="40"/>
+            </w:pPr>
+            <w:r>
+              <w:rPr>
+                <w:rFonts w:ascii="Arial" w:cs="Arial" w:eastAsia="Arial" w:hAnsi="Arial"/>
+                <w:sz w:val="18"/>
+                <w:szCs w:val="18"/>
+              </w:rPr>
+              <w:t xml:space="preserve">do not accept money, gifts or favours from participants, beneficiaries, sponsors or suppliers outside the Conflict of Interest Policy;</w:t>
+            </w:r>
+          </w:p>
+          <w:p>
+            <w:pPr>
+              <w:pStyle w:val="ListParagraph"/>
+              <w:numPr>
+                <w:ilvl w:val="0"/>
+                <w:numId w:val="9"/>
+              </w:numPr>
+              <w:spacing w:after="40"/>
+            </w:pPr>
+            <w:r>
+              <w:rPr>
+                <w:rFonts w:ascii="Arial" w:cs="Arial" w:eastAsia="Arial" w:hAnsi="Arial"/>
+                <w:sz w:val="18"/>
+                <w:szCs w:val="18"/>
+              </w:rPr>
+              <w:t xml:space="preserve">handle money only under the cash rules, always in pairs, with a receipt and a record;</w:t>
+            </w:r>
+          </w:p>
+          <w:p>
+            <w:pPr>
+              <w:pStyle w:val="ListParagraph"/>
+              <w:numPr>
+                <w:ilvl w:val="0"/>
+                <w:numId w:val="9"/>
+              </w:numPr>
+              <w:spacing w:after="40"/>
+            </w:pPr>
+            <w:r>
+              <w:rPr>
+                <w:rFonts w:ascii="Arial" w:cs="Arial" w:eastAsia="Arial" w:hAnsi="Arial"/>
+                <w:sz w:val="18"/>
+                <w:szCs w:val="18"/>
+              </w:rPr>
+              <w:t xml:space="preserve">do not disclose data about donors, beneficiaries, participants and children that they learn on a task, neither during nor after the engagement;</w:t>
+            </w:r>
+          </w:p>
+          <w:p>
+            <w:pPr>
+              <w:pStyle w:val="ListParagraph"/>
+              <w:numPr>
+                <w:ilvl w:val="0"/>
+                <w:numId w:val="9"/>
+              </w:numPr>
+              <w:spacing w:after="40"/>
+            </w:pPr>
+            <w:r>
+              <w:rPr>
+                <w:rFonts w:ascii="Arial" w:cs="Arial" w:eastAsia="Arial" w:hAnsi="Arial"/>
+                <w:sz w:val="18"/>
+                <w:szCs w:val="18"/>
+              </w:rPr>
+              <w:t xml:space="preserve">do not give media statements on policy, finances, beneficiaries or incidents; that is done by the Executive Director or a person they authorise;</w:t>
+            </w:r>
+          </w:p>
+          <w:p>
+            <w:pPr>
+              <w:pStyle w:val="ListParagraph"/>
+              <w:numPr>
+                <w:ilvl w:val="0"/>
+                <w:numId w:val="9"/>
+              </w:numPr>
+              <w:spacing w:after="40"/>
+            </w:pPr>
+            <w:r>
+              <w:rPr>
+                <w:rFonts w:ascii="Arial" w:cs="Arial" w:eastAsia="Arial" w:hAnsi="Arial"/>
+                <w:sz w:val="18"/>
+                <w:szCs w:val="18"/>
+              </w:rPr>
+              <w:t xml:space="preserve">do not use the association's name, mark, accounts or contacts for personal purposes;</w:t>
+            </w:r>
+          </w:p>
+          <w:p>
+            <w:pPr>
+              <w:pStyle w:val="ListParagraph"/>
+              <w:numPr>
+                <w:ilvl w:val="0"/>
+                <w:numId w:val="9"/>
+              </w:numPr>
+              <w:spacing w:after="40"/>
+            </w:pPr>
+            <w:r>
+              <w:rPr>
+                <w:rFonts w:ascii="Arial" w:cs="Arial" w:eastAsia="Arial" w:hAnsi="Arial"/>
+                <w:sz w:val="18"/>
+                <w:szCs w:val="18"/>
+              </w:rPr>
+              <w:t xml:space="preserve">report every conflict of interest, incident and breach of this code, including their own.</w:t>
+            </w:r>
+          </w:p>
+        </w:tc>
+      </w:tr>
+      <w:tr>
+        <w:tc>
+          <w:tcPr>
+            <w:tcW w:type="dxa" w:w="4953"/>
+            <w:tcMar>
+              <w:top w:type="dxa" w:w="80"/>
+              <w:left w:type="dxa" w:w="100"/>
+              <w:bottom w:type="dxa" w:w="80"/>
+              <w:right w:type="dxa" w:w="100"/>
+            </w:tcMar>
+          </w:tcPr>
           <w:p>
             <w:pPr>
               <w:spacing w:after="100"/>
@@ -1972,20 +2586,10 @@
             <w:r>
               <w:rPr>
                 <w:rFonts w:ascii="Arial" w:cs="Arial" w:eastAsia="Arial" w:hAnsi="Arial"/>
-                <w:i/>
-                <w:iCs/>
-                <w:sz w:val="18"/>
-                <w:szCs w:val="18"/>
-              </w:rPr>
-              <w:t xml:space="preserve">Article 10. Extra rules for volunteers, staff and officers.</w:t>
-            </w:r>
-            <w:r>
-              <w:rPr>
-                <w:rFonts w:ascii="Arial" w:cs="Arial" w:eastAsia="Arial" w:hAnsi="Arial"/>
-                <w:sz w:val="18"/>
-                <w:szCs w:val="18"/>
-              </w:rPr>
-              <w:t xml:space="preserve"> Whoever wears our badge represents us: briefing before any task and only briefed tasks; visible identification on duty and removed afterwards; no money, gifts or favours from participants, beneficiaries, sponsors or suppliers outside the conflict-of-interest rules; cash only under the cash rules, always in pairs, receipted and logged; no disclosure of donor, beneficiary, participant or child data during or after the engagement; no media statements on policy, finances, beneficiaries or incidents, which the Director or a delegate handles; no use of the name, mark, accounts or contacts for personal ends; report every conflict, incident and breach, including your own. Child-facing tasks require the safeguarding declaration.</w:t>
+                <w:sz w:val="18"/>
+                <w:szCs w:val="18"/>
+              </w:rPr>
+              <w:t xml:space="preserve">Anyone with a task involving children signs the declaration from the Child Safeguarding Policy.</w:t>
             </w:r>
           </w:p>
         </w:tc>
@@ -2037,7 +2641,7 @@
                 <w:sz w:val="20"/>
                 <w:szCs w:val="20"/>
               </w:rPr>
-              <w:t xml:space="preserve">Article 11. Partners, sponsors and contractors.</w:t>
+              <w:t xml:space="preserve">Article 11 — Partners, sponsors and contractors</w:t>
             </w:r>
           </w:p>
         </w:tc>
@@ -2084,20 +2688,10 @@
             <w:r>
               <w:rPr>
                 <w:rFonts w:ascii="Arial" w:cs="Arial" w:eastAsia="Arial" w:hAnsi="Arial"/>
-                <w:i/>
-                <w:iCs/>
-                <w:sz w:val="18"/>
-                <w:szCs w:val="18"/>
-              </w:rPr>
-              <w:t xml:space="preserve">Article 11. Partners, sponsors and contractors.</w:t>
-            </w:r>
-            <w:r>
-              <w:rPr>
-                <w:rFonts w:ascii="Arial" w:cs="Arial" w:eastAsia="Arial" w:hAnsi="Arial"/>
-                <w:sz w:val="18"/>
-                <w:szCs w:val="18"/>
-              </w:rPr>
-              <w:t xml:space="preserve"> Clubs, venues, sponsors, photographers and other contractors accept the code as part of working with us; sponsorship buys no exemption and no say over beneficiaries; a partner's person who breaches the code is removed like anyone else, and repeated breaches lead us to inform the partner and reconsider the relationship.</w:t>
+                <w:sz w:val="18"/>
+                <w:szCs w:val="18"/>
+              </w:rPr>
+              <w:t xml:space="preserve">Clubs, venues, sponsors, photographers and other contractors accept this code as part of their cooperation with us. Sponsorship gives no right to an exemption and no say over who receives funds. A partner's person who breaches the code is removed from the event like anyone else, and on a repeated breach we inform the partner and reconsider the cooperation.</w:t>
             </w:r>
           </w:p>
         </w:tc>
@@ -2149,7 +2743,7 @@
                 <w:sz w:val="20"/>
                 <w:szCs w:val="20"/>
               </w:rPr>
-              <w:t xml:space="preserve">Article 12. How to report a problem.</w:t>
+              <w:t xml:space="preserve">Article 12 — How to report a problem</w:t>
             </w:r>
           </w:p>
         </w:tc>
@@ -2178,6 +2772,17 @@
               <w:t xml:space="preserve">Na događaju: obrati se bilo kom označenom članu tima, rukovodiocu događaja ili, ako se tiče djeteta, odgovornoj osobi za zaštitu djece; svi su vidljivo označeni. Pisanim putem: [[PLACEHOLDER: kontakt e-pošta]] ili obrazac na sajtu. Ako se prijava tiče Izvršnog direktora ili člana organa: predsjedniku Upravnog odbora na [[PLACEHOLDER: e-pošta]]. Ako je neko u neposrednoj opasnosti, prvo pozovi hitne službe (112), pa nas.</w:t>
             </w:r>
           </w:p>
+        </w:tc>
+        <w:tc>
+          <w:tcPr>
+            <w:tcW w:type="dxa" w:w="4953"/>
+            <w:tcMar>
+              <w:top w:type="dxa" w:w="80"/>
+              <w:left w:type="dxa" w:w="100"/>
+              <w:bottom w:type="dxa" w:w="80"/>
+              <w:right w:type="dxa" w:w="100"/>
+            </w:tcMar>
+          </w:tcPr>
           <w:p>
             <w:pPr>
               <w:spacing w:after="100"/>
@@ -2188,6 +2793,32 @@
                 <w:sz w:val="18"/>
                 <w:szCs w:val="18"/>
               </w:rPr>
+              <w:t xml:space="preserve">At an event: speak to any identified team member, the event manager or, if it concerns a child, the safeguarding lead; all are visibly identified. In writing: [[PLACEHOLDER: contact email]] or the form on the site. If the report concerns the Executive Director or an officer: to the President of the Board at [[PLACEHOLDER: email]]. If someone is in immediate danger, call the emergency services (112) first, then us.</w:t>
+            </w:r>
+          </w:p>
+        </w:tc>
+      </w:tr>
+      <w:tr>
+        <w:tc>
+          <w:tcPr>
+            <w:tcW w:type="dxa" w:w="4953"/>
+            <w:tcMar>
+              <w:top w:type="dxa" w:w="80"/>
+              <w:left w:type="dxa" w:w="100"/>
+              <w:bottom w:type="dxa" w:w="80"/>
+              <w:right w:type="dxa" w:w="100"/>
+            </w:tcMar>
+          </w:tcPr>
+          <w:p>
+            <w:pPr>
+              <w:spacing w:after="100"/>
+            </w:pPr>
+            <w:r>
+              <w:rPr>
+                <w:rFonts w:ascii="Arial" w:cs="Arial" w:eastAsia="Arial" w:hAnsi="Arial"/>
+                <w:sz w:val="18"/>
+                <w:szCs w:val="18"/>
+              </w:rPr>
               <w:t xml:space="preserve">Prijava može biti anonimna. Svaku prijavu tretiramo povjerljivo: identitet prijavioca ne otkrivamo osobi na koju se prijava odnosi. Niko ne trpi posljedice zbog savjesne prijave, i kada se pokaže neosnovanom; odmazda je sama po sebi povreda kodeksa.</w:t>
             </w:r>
           </w:p>
@@ -2209,20 +2840,10 @@
             <w:r>
               <w:rPr>
                 <w:rFonts w:ascii="Arial" w:cs="Arial" w:eastAsia="Arial" w:hAnsi="Arial"/>
-                <w:i/>
-                <w:iCs/>
-                <w:sz w:val="18"/>
-                <w:szCs w:val="18"/>
-              </w:rPr>
-              <w:t xml:space="preserve">Article 12. How to report a problem.</w:t>
-            </w:r>
-            <w:r>
-              <w:rPr>
-                <w:rFonts w:ascii="Arial" w:cs="Arial" w:eastAsia="Arial" w:hAnsi="Arial"/>
-                <w:sz w:val="18"/>
-                <w:szCs w:val="18"/>
-              </w:rPr>
-              <w:t xml:space="preserve"> At an event, to any identified team member, the event manager or, for a child, the safeguarding lead; in writing to the contact email or the site form; about the Director or an officer, to the Board President; in immediate danger call emergency services (112) first, then us. Reports may be anonymous and are confidential; the reporter's identity is not revealed to the person concerned; no one suffers for a good-faith report, and retaliation is itself a breach.</w:t>
+                <w:sz w:val="18"/>
+                <w:szCs w:val="18"/>
+              </w:rPr>
+              <w:t xml:space="preserve">A report may be anonymous. We treat every report confidentially: we do not reveal the reporter's identity to the person the report concerns. Nobody suffers consequences for a good-faith report, even when it proves unfounded; retaliation is in itself a breach of the code.</w:t>
             </w:r>
           </w:p>
         </w:tc>
@@ -2274,7 +2895,7 @@
                 <w:sz w:val="20"/>
                 <w:szCs w:val="20"/>
               </w:rPr>
-              <w:t xml:space="preserve">Article 13. What happens after a report.</w:t>
+              <w:t xml:space="preserve">Article 13 — What happens after a report</w:t>
             </w:r>
           </w:p>
         </w:tc>
@@ -2321,20 +2942,10 @@
             <w:r>
               <w:rPr>
                 <w:rFonts w:ascii="Arial" w:cs="Arial" w:eastAsia="Arial" w:hAnsi="Arial"/>
-                <w:i/>
-                <w:iCs/>
-                <w:sz w:val="18"/>
-                <w:szCs w:val="18"/>
-              </w:rPr>
-              <w:t xml:space="preserve">Article 13. What happens after a report.</w:t>
-            </w:r>
-            <w:r>
-              <w:rPr>
-                <w:rFonts w:ascii="Arial" w:cs="Arial" w:eastAsia="Arial" w:hAnsi="Arial"/>
-                <w:sz w:val="18"/>
-                <w:szCs w:val="18"/>
-              </w:rPr>
-              <w:t xml:space="preserve"> We record it, protect the person at risk at once (separation, escort, medical help), hear both sides and decide within the Part B deadline; the reporter is told the outcome as far as confidentiality allows; suspected crimes go to the police; anything involving a child follows the safeguarding policy.</w:t>
+                <w:sz w:val="18"/>
+                <w:szCs w:val="18"/>
+              </w:rPr>
+              <w:t xml:space="preserve">We record the report, protect the person at risk at once (separation, escort, medical help), hear both sides and decide within the deadline in Part B. We inform the reporter of the outcome to the extent that this does not endanger the confidentiality of others. When a report points to a criminal offence, we inform the police; when it concerns a child, we act under the Child Safeguarding Policy.</w:t>
             </w:r>
           </w:p>
         </w:tc>
@@ -2386,7 +2997,7 @@
                 <w:sz w:val="20"/>
                 <w:szCs w:val="20"/>
               </w:rPr>
-              <w:t xml:space="preserve">Article 14. Consequences.</w:t>
+              <w:t xml:space="preserve">Article 14 — Consequences</w:t>
             </w:r>
           </w:p>
         </w:tc>
@@ -2394,8 +3005,7 @@
       <w:tr>
         <w:tc>
           <w:tcPr>
-            <w:tcW w:type="dxa" w:w="9906"/>
-            <w:gridSpan w:val="2"/>
+            <w:tcW w:type="dxa" w:w="4953"/>
             <w:tcMar>
               <w:top w:type="dxa" w:w="80"/>
               <w:left w:type="dxa" w:w="100"/>
@@ -2414,6 +3024,30 @@
                 <w:szCs w:val="18"/>
               </w:rPr>
               <w:t xml:space="preserve">Zavisno od težine, namjere i ponavljanja:</w:t>
+            </w:r>
+          </w:p>
+        </w:tc>
+        <w:tc>
+          <w:tcPr>
+            <w:tcW w:type="dxa" w:w="4953"/>
+            <w:tcMar>
+              <w:top w:type="dxa" w:w="80"/>
+              <w:left w:type="dxa" w:w="100"/>
+              <w:bottom w:type="dxa" w:w="80"/>
+              <w:right w:type="dxa" w:w="100"/>
+            </w:tcMar>
+          </w:tcPr>
+          <w:p>
+            <w:pPr>
+              <w:spacing w:after="100"/>
+            </w:pPr>
+            <w:r>
+              <w:rPr>
+                <w:rFonts w:ascii="Arial" w:cs="Arial" w:eastAsia="Arial" w:hAnsi="Arial"/>
+                <w:sz w:val="18"/>
+                <w:szCs w:val="18"/>
+              </w:rPr>
+              <w:t xml:space="preserve">Depending on gravity, intent and repetition:</w:t>
             </w:r>
           </w:p>
         </w:tc>
@@ -2421,8 +3055,7 @@
       <w:tr>
         <w:tc>
           <w:tcPr>
-            <w:tcW w:type="dxa" w:w="9906"/>
-            <w:gridSpan w:val="2"/>
+            <w:tcW w:type="dxa" w:w="4953"/>
             <w:tcMar>
               <w:top w:type="dxa" w:w="80"/>
               <w:left w:type="dxa" w:w="100"/>
@@ -2432,7 +3065,7 @@
           </w:tcPr>
           <w:tbl>
             <w:tblPr>
-              <w:tblW w:type="dxa" w:w="9706"/>
+              <w:tblW w:type="dxa" w:w="4753"/>
               <w:tblBorders>
                 <w:top w:val="single" w:color="C9D3D7" w:sz="4"/>
                 <w:left w:val="single" w:color="C9D3D7" w:sz="4"/>
@@ -2443,8 +3076,8 @@
               </w:tblBorders>
             </w:tblPr>
             <w:tblGrid>
-              <w:gridCol w:w="4853"/>
-              <w:gridCol w:w="4853"/>
+              <w:gridCol w:w="2376"/>
+              <w:gridCol w:w="2376"/>
             </w:tblGrid>
             <w:tr>
               <w:trPr>
@@ -2452,7 +3085,7 @@
               </w:trPr>
               <w:tc>
                 <w:tcPr>
-                  <w:tcW w:type="dxa" w:w="4853"/>
+                  <w:tcW w:type="dxa" w:w="2376"/>
                   <w:shd w:fill="E3EBED" w:color="auto" w:val="clear"/>
                   <w:tcMar>
                     <w:top w:type="dxa" w:w="40"/>
@@ -2470,13 +3103,13 @@
                       <w:sz w:val="16"/>
                       <w:szCs w:val="16"/>
                     </w:rPr>
-                    <w:t xml:space="preserve">Mjera / Measure</w:t>
+                    <w:t xml:space="preserve">Mjera</w:t>
                   </w:r>
                 </w:p>
               </w:tc>
               <w:tc>
                 <w:tcPr>
-                  <w:tcW w:type="dxa" w:w="4853"/>
+                  <w:tcW w:type="dxa" w:w="2376"/>
                   <w:shd w:fill="E3EBED" w:color="auto" w:val="clear"/>
                   <w:tcMar>
                     <w:top w:type="dxa" w:w="40"/>
@@ -2494,18 +3127,18 @@
                       <w:sz w:val="16"/>
                       <w:szCs w:val="16"/>
                     </w:rPr>
-                    <w:t xml:space="preserve">Kada / When</w:t>
+                    <w:t xml:space="preserve">Kada</w:t>
                   </w:r>
                 </w:p>
               </w:tc>
             </w:tr>
             <w:tr>
               <w:trPr>
-                <w:tblHeader w:val="false"/>
+                <w:tblHeader w:val="off"/>
               </w:trPr>
               <w:tc>
                 <w:tcPr>
-                  <w:tcW w:type="dxa" w:w="4853"/>
+                  <w:tcW w:type="dxa" w:w="2376"/>
                   <w:tcMar>
                     <w:top w:type="dxa" w:w="40"/>
                     <w:left w:type="dxa" w:w="60"/>
@@ -2522,13 +3155,13 @@
                       <w:sz w:val="16"/>
                       <w:szCs w:val="16"/>
                     </w:rPr>
-                    <w:t xml:space="preserve">Usmeno upozorenje / Verbal warning</w:t>
+                    <w:t xml:space="preserve">Usmeno upozorenje</w:t>
                   </w:r>
                 </w:p>
               </w:tc>
               <w:tc>
                 <w:tcPr>
-                  <w:tcW w:type="dxa" w:w="4853"/>
+                  <w:tcW w:type="dxa" w:w="2376"/>
                   <w:tcMar>
                     <w:top w:type="dxa" w:w="40"/>
                     <w:left w:type="dxa" w:w="60"/>
@@ -2545,18 +3178,18 @@
                       <w:sz w:val="16"/>
                       <w:szCs w:val="16"/>
                     </w:rPr>
-                    <w:t xml:space="preserve">manja, prva povreda / minor first breach</w:t>
+                    <w:t xml:space="preserve">manja, prva povreda</w:t>
                   </w:r>
                 </w:p>
               </w:tc>
             </w:tr>
             <w:tr>
               <w:trPr>
-                <w:tblHeader w:val="false"/>
+                <w:tblHeader w:val="off"/>
               </w:trPr>
               <w:tc>
                 <w:tcPr>
-                  <w:tcW w:type="dxa" w:w="4853"/>
+                  <w:tcW w:type="dxa" w:w="2376"/>
                   <w:tcMar>
                     <w:top w:type="dxa" w:w="40"/>
                     <w:left w:type="dxa" w:w="60"/>
@@ -2573,13 +3206,13 @@
                       <w:sz w:val="16"/>
                       <w:szCs w:val="16"/>
                     </w:rPr>
-                    <w:t xml:space="preserve">Pisano upozorenje / Written warning</w:t>
+                    <w:t xml:space="preserve">Pisano upozorenje</w:t>
                   </w:r>
                 </w:p>
               </w:tc>
               <w:tc>
                 <w:tcPr>
-                  <w:tcW w:type="dxa" w:w="4853"/>
+                  <w:tcW w:type="dxa" w:w="2376"/>
                   <w:tcMar>
                     <w:top w:type="dxa" w:w="40"/>
                     <w:left w:type="dxa" w:w="60"/>
@@ -2596,18 +3229,18 @@
                       <w:sz w:val="16"/>
                       <w:szCs w:val="16"/>
                     </w:rPr>
-                    <w:t xml:space="preserve">ponovljena manja povreda ili povreda pravila za tim / repeated minor breach or breach of team rules</w:t>
+                    <w:t xml:space="preserve">ponovljena manja povreda ili povreda pravila za tim</w:t>
                   </w:r>
                 </w:p>
               </w:tc>
             </w:tr>
             <w:tr>
               <w:trPr>
-                <w:tblHeader w:val="false"/>
+                <w:tblHeader w:val="off"/>
               </w:trPr>
               <w:tc>
                 <w:tcPr>
-                  <w:tcW w:type="dxa" w:w="4853"/>
+                  <w:tcW w:type="dxa" w:w="2376"/>
                   <w:tcMar>
                     <w:top w:type="dxa" w:w="40"/>
                     <w:left w:type="dxa" w:w="60"/>
@@ -2624,13 +3257,13 @@
                       <w:sz w:val="16"/>
                       <w:szCs w:val="16"/>
                     </w:rPr>
-                    <w:t xml:space="preserve">Udaljenje sa događaja bez povraćaja kotizacije / Removal from the event, no refund</w:t>
+                    <w:t xml:space="preserve">Udaljenje sa događaja bez povraćaja kotizacije</w:t>
                   </w:r>
                 </w:p>
               </w:tc>
               <w:tc>
                 <w:tcPr>
-                  <w:tcW w:type="dxa" w:w="4853"/>
+                  <w:tcW w:type="dxa" w:w="2376"/>
                   <w:tcMar>
                     <w:top w:type="dxa" w:w="40"/>
                     <w:left w:type="dxa" w:w="60"/>
@@ -2647,18 +3280,18 @@
                       <w:sz w:val="16"/>
                       <w:szCs w:val="16"/>
                     </w:rPr>
-                    <w:t xml:space="preserve">ugrožavanje bezbjednosti, nepoštovanje uputstava, alkohol na sportskom događaju, uznemiravanje / endangering safety, ignoring instructions, alcohol at a sporting event, harassment</w:t>
+                    <w:t xml:space="preserve">ugrožavanje bezbjednosti, nepoštovanje uputstava, alkohol na sportskom događaju, uznemiravanje</w:t>
                   </w:r>
                 </w:p>
               </w:tc>
             </w:tr>
             <w:tr>
               <w:trPr>
-                <w:tblHeader w:val="false"/>
+                <w:tblHeader w:val="off"/>
               </w:trPr>
               <w:tc>
                 <w:tcPr>
-                  <w:tcW w:type="dxa" w:w="4853"/>
+                  <w:tcW w:type="dxa" w:w="2376"/>
                   <w:tcMar>
                     <w:top w:type="dxa" w:w="40"/>
                     <w:left w:type="dxa" w:w="60"/>
@@ -2675,13 +3308,13 @@
                       <w:sz w:val="16"/>
                       <w:szCs w:val="16"/>
                     </w:rPr>
-                    <w:t xml:space="preserve">Brisanje rezultata / Result struck</w:t>
+                    <w:t xml:space="preserve">Brisanje rezultata</w:t>
                   </w:r>
                 </w:p>
               </w:tc>
               <w:tc>
                 <w:tcPr>
-                  <w:tcW w:type="dxa" w:w="4853"/>
+                  <w:tcW w:type="dxa" w:w="2376"/>
                   <w:tcMar>
                     <w:top w:type="dxa" w:w="40"/>
                     <w:left w:type="dxa" w:w="60"/>
@@ -2698,18 +3331,18 @@
                       <w:sz w:val="16"/>
                       <w:szCs w:val="16"/>
                     </w:rPr>
-                    <w:t xml:space="preserve">varanje / cheating</w:t>
+                    <w:t xml:space="preserve">varanje</w:t>
                   </w:r>
                 </w:p>
               </w:tc>
             </w:tr>
             <w:tr>
               <w:trPr>
-                <w:tblHeader w:val="false"/>
+                <w:tblHeader w:val="off"/>
               </w:trPr>
               <w:tc>
                 <w:tcPr>
-                  <w:tcW w:type="dxa" w:w="4853"/>
+                  <w:tcW w:type="dxa" w:w="2376"/>
                   <w:tcMar>
                     <w:top w:type="dxa" w:w="40"/>
                     <w:left w:type="dxa" w:w="60"/>
@@ -2726,13 +3359,13 @@
                       <w:sz w:val="16"/>
                       <w:szCs w:val="16"/>
                     </w:rPr>
-                    <w:t xml:space="preserve">Uklanjanje sadržaja, suspenzija ili zatvaranje naloga / Content removal, account suspension or closure</w:t>
+                    <w:t xml:space="preserve">Uklanjanje sadržaja, suspenzija ili zatvaranje naloga</w:t>
                   </w:r>
                 </w:p>
               </w:tc>
               <w:tc>
                 <w:tcPr>
-                  <w:tcW w:type="dxa" w:w="4853"/>
+                  <w:tcW w:type="dxa" w:w="2376"/>
                   <w:tcMar>
                     <w:top w:type="dxa" w:w="40"/>
                     <w:left w:type="dxa" w:w="60"/>
@@ -2749,18 +3382,18 @@
                       <w:sz w:val="16"/>
                       <w:szCs w:val="16"/>
                     </w:rPr>
-                    <w:t xml:space="preserve">povrede onlajn, po Uslovima korišćenja / online breaches, per the Terms of use</w:t>
+                    <w:t xml:space="preserve">povrede onlajn, po Uslovima korišćenja</w:t>
                   </w:r>
                 </w:p>
               </w:tc>
             </w:tr>
             <w:tr>
               <w:trPr>
-                <w:tblHeader w:val="false"/>
+                <w:tblHeader w:val="off"/>
               </w:trPr>
               <w:tc>
                 <w:tcPr>
-                  <w:tcW w:type="dxa" w:w="4853"/>
+                  <w:tcW w:type="dxa" w:w="2376"/>
                   <w:tcMar>
                     <w:top w:type="dxa" w:w="40"/>
                     <w:left w:type="dxa" w:w="60"/>
@@ -2777,13 +3410,13 @@
                       <w:sz w:val="16"/>
                       <w:szCs w:val="16"/>
                     </w:rPr>
-                    <w:t xml:space="preserve">Prestanak volonterskog angažmana, razrješenje, prestanak članstva / End of volunteering, dismissal, end of membership</w:t>
+                    <w:t xml:space="preserve">Prestanak volonterskog angažmana, razrješenje, prestanak članstva</w:t>
                   </w:r>
                 </w:p>
               </w:tc>
               <w:tc>
                 <w:tcPr>
-                  <w:tcW w:type="dxa" w:w="4853"/>
+                  <w:tcW w:type="dxa" w:w="2376"/>
                   <w:tcMar>
                     <w:top w:type="dxa" w:w="40"/>
                     <w:left w:type="dxa" w:w="60"/>
@@ -2800,18 +3433,18 @@
                       <w:sz w:val="16"/>
                       <w:szCs w:val="16"/>
                     </w:rPr>
-                    <w:t xml:space="preserve">povrede pravila za tim i organe, po Statutu / breaches of team and officer rules, per the Statute</w:t>
+                    <w:t xml:space="preserve">povrede pravila za tim i organe, po Statutu</w:t>
                   </w:r>
                 </w:p>
               </w:tc>
             </w:tr>
             <w:tr>
               <w:trPr>
-                <w:tblHeader w:val="false"/>
+                <w:tblHeader w:val="off"/>
               </w:trPr>
               <w:tc>
                 <w:tcPr>
-                  <w:tcW w:type="dxa" w:w="4853"/>
+                  <w:tcW w:type="dxa" w:w="2376"/>
                   <w:tcMar>
                     <w:top w:type="dxa" w:w="40"/>
                     <w:left w:type="dxa" w:w="60"/>
@@ -2828,13 +3461,13 @@
                       <w:sz w:val="16"/>
                       <w:szCs w:val="16"/>
                     </w:rPr>
-                    <w:t xml:space="preserve">Zabrana učešća na budućim događajima / Ban from future events</w:t>
+                    <w:t xml:space="preserve">Zabrana učešća na budućim događajima</w:t>
                   </w:r>
                 </w:p>
               </w:tc>
               <w:tc>
                 <w:tcPr>
-                  <w:tcW w:type="dxa" w:w="4853"/>
+                  <w:tcW w:type="dxa" w:w="2376"/>
                   <w:tcMar>
                     <w:top w:type="dxa" w:w="40"/>
                     <w:left w:type="dxa" w:w="60"/>
@@ -2851,18 +3484,18 @@
                       <w:sz w:val="16"/>
                       <w:szCs w:val="16"/>
                     </w:rPr>
-                    <w:t xml:space="preserve">nasilje, prijetnje, seksualno uznemiravanje, ponovljeno teško kršenje / violence, threats, sexual harassment, repeated grave breaches</w:t>
+                    <w:t xml:space="preserve">nasilje, prijetnje, seksualno uznemiravanje, ponovljeno teško kršenje</w:t>
                   </w:r>
                 </w:p>
               </w:tc>
             </w:tr>
             <w:tr>
               <w:trPr>
-                <w:tblHeader w:val="false"/>
+                <w:tblHeader w:val="off"/>
               </w:trPr>
               <w:tc>
                 <w:tcPr>
-                  <w:tcW w:type="dxa" w:w="4853"/>
+                  <w:tcW w:type="dxa" w:w="2376"/>
                   <w:tcMar>
                     <w:top w:type="dxa" w:w="40"/>
                     <w:left w:type="dxa" w:w="60"/>
@@ -2879,13 +3512,13 @@
                       <w:sz w:val="16"/>
                       <w:szCs w:val="16"/>
                     </w:rPr>
-                    <w:t xml:space="preserve">Prijava nadležnim organima / Referral to the authorities</w:t>
+                    <w:t xml:space="preserve">Prijava nadležnim organima</w:t>
                   </w:r>
                 </w:p>
               </w:tc>
               <w:tc>
                 <w:tcPr>
-                  <w:tcW w:type="dxa" w:w="4853"/>
+                  <w:tcW w:type="dxa" w:w="2376"/>
                   <w:tcMar>
                     <w:top w:type="dxa" w:w="40"/>
                     <w:left w:type="dxa" w:w="60"/>
@@ -2902,7 +3535,7 @@
                       <w:sz w:val="16"/>
                       <w:szCs w:val="16"/>
                     </w:rPr>
-                    <w:t xml:space="preserve">krivično djelo / a criminal offence</w:t>
+                    <w:t xml:space="preserve">krivično djelo</w:t>
                   </w:r>
                 </w:p>
               </w:tc>
@@ -2910,764 +3543,9 @@
           </w:tbl>
           <w:p/>
         </w:tc>
-      </w:tr>
-      <w:tr>
-        <w:tc>
-          <w:tcPr>
-            <w:tcW w:type="dxa" w:w="4953"/>
-            <w:tcMar>
-              <w:top w:type="dxa" w:w="80"/>
-              <w:left w:type="dxa" w:w="100"/>
-              <w:bottom w:type="dxa" w:w="80"/>
-              <w:right w:type="dxa" w:w="100"/>
-            </w:tcMar>
-          </w:tcPr>
-          <w:p>
-            <w:pPr>
-              <w:spacing w:after="100"/>
-            </w:pPr>
-            <w:r>
-              <w:rPr>
-                <w:rFonts w:ascii="Arial" w:cs="Arial" w:eastAsia="Arial" w:hAnsi="Arial"/>
-                <w:sz w:val="18"/>
-                <w:szCs w:val="18"/>
-              </w:rPr>
-              <w:t xml:space="preserve">Protiv pisane mjere možete uložiti prigovor u roku od 15 dana na adresu iz člana 12; odlučuje lice koje nije donijelo prvobitnu odluku. Udaljenje sa događaja i trenutne bezbjednosne mjere izvršavaju se odmah i ne čekaju prigovor.</w:t>
-            </w:r>
-          </w:p>
-        </w:tc>
-        <w:tc>
-          <w:tcPr>
-            <w:tcW w:type="dxa" w:w="4953"/>
-            <w:tcMar>
-              <w:top w:type="dxa" w:w="80"/>
-              <w:left w:type="dxa" w:w="100"/>
-              <w:bottom w:type="dxa" w:w="80"/>
-              <w:right w:type="dxa" w:w="100"/>
-            </w:tcMar>
-          </w:tcPr>
-          <w:p>
-            <w:pPr>
-              <w:spacing w:after="100"/>
-            </w:pPr>
-            <w:r>
-              <w:rPr>
-                <w:rFonts w:ascii="Arial" w:cs="Arial" w:eastAsia="Arial" w:hAnsi="Arial"/>
-                <w:i/>
-                <w:iCs/>
-                <w:sz w:val="18"/>
-                <w:szCs w:val="18"/>
-              </w:rPr>
-              <w:t xml:space="preserve">Article 14. Consequences.</w:t>
-            </w:r>
-            <w:r>
-              <w:rPr>
-                <w:rFonts w:ascii="Arial" w:cs="Arial" w:eastAsia="Arial" w:hAnsi="Arial"/>
-                <w:sz w:val="18"/>
-                <w:szCs w:val="18"/>
-              </w:rPr>
-              <w:t xml:space="preserve"> From a verbal warning through written warning, removal from the event without refund, striking results, content removal and account suspension or closure, end of volunteering, dismissal or end of membership, a ban from future events, to referral to the authorities, depending on gravity, intent and repetition. Written measures may be appealed within 15 days to the Article 12 address, decided by someone other than the original decision-maker; removals and immediate safety measures take effect at once.</w:t>
-            </w:r>
-          </w:p>
-        </w:tc>
-      </w:tr>
-      <w:tr>
-        <w:tc>
-          <w:tcPr>
-            <w:tcW w:type="dxa" w:w="4953"/>
-            <w:shd w:fill="F1F5F6" w:color="auto" w:val="clear"/>
-            <w:tcMar>
-              <w:top w:type="dxa" w:w="80"/>
-              <w:left w:type="dxa" w:w="100"/>
-              <w:bottom w:type="dxa" w:w="80"/>
-              <w:right w:type="dxa" w:w="100"/>
-            </w:tcMar>
-          </w:tcPr>
-          <w:p>
-            <w:r>
-              <w:rPr>
-                <w:rFonts w:ascii="Arial" w:cs="Arial" w:eastAsia="Arial" w:hAnsi="Arial"/>
-                <w:b/>
-                <w:bCs/>
-                <w:color w:val="0E3A46"/>
-                <w:sz w:val="20"/>
-                <w:szCs w:val="20"/>
-              </w:rPr>
-              <w:t xml:space="preserve">Član 15 — Preispitivanje</w:t>
-            </w:r>
-          </w:p>
-        </w:tc>
-        <w:tc>
-          <w:tcPr>
-            <w:tcW w:type="dxa" w:w="4953"/>
-            <w:shd w:fill="F1F5F6" w:color="auto" w:val="clear"/>
-            <w:tcMar>
-              <w:top w:type="dxa" w:w="80"/>
-              <w:left w:type="dxa" w:w="100"/>
-              <w:bottom w:type="dxa" w:w="80"/>
-              <w:right w:type="dxa" w:w="100"/>
-            </w:tcMar>
-          </w:tcPr>
-          <w:p>
-            <w:r>
-              <w:rPr>
-                <w:rFonts w:ascii="Arial" w:cs="Arial" w:eastAsia="Arial" w:hAnsi="Arial"/>
-                <w:b/>
-                <w:bCs/>
-                <w:color w:val="0E3A46"/>
-                <w:sz w:val="20"/>
-                <w:szCs w:val="20"/>
-              </w:rPr>
-              <w:t xml:space="preserve">Article 15. Review.</w:t>
-            </w:r>
-          </w:p>
-        </w:tc>
-      </w:tr>
-      <w:tr>
-        <w:tc>
-          <w:tcPr>
-            <w:tcW w:type="dxa" w:w="4953"/>
-            <w:tcMar>
-              <w:top w:type="dxa" w:w="80"/>
-              <w:left w:type="dxa" w:w="100"/>
-              <w:bottom w:type="dxa" w:w="80"/>
-              <w:right w:type="dxa" w:w="100"/>
-            </w:tcMar>
-          </w:tcPr>
-          <w:p>
-            <w:pPr>
-              <w:spacing w:after="100"/>
-            </w:pPr>
-            <w:r>
-              <w:rPr>
-                <w:rFonts w:ascii="Arial" w:cs="Arial" w:eastAsia="Arial" w:hAnsi="Arial"/>
-                <w:sz w:val="18"/>
-                <w:szCs w:val="18"/>
-              </w:rPr>
-              <w:t xml:space="preserve">Kodeks preispitujemo poslije svakog većeg događaja i najmanje jednom godišnje, uz Politiku zaštite djece, i dopunjujemo ga onim što smo naučili. Kratku verziju objavljujemo na sajtu i čitamo na brifingu prije svakog događaja.</w:t>
-            </w:r>
-          </w:p>
-        </w:tc>
-        <w:tc>
-          <w:tcPr>
-            <w:tcW w:type="dxa" w:w="4953"/>
-            <w:tcMar>
-              <w:top w:type="dxa" w:w="80"/>
-              <w:left w:type="dxa" w:w="100"/>
-              <w:bottom w:type="dxa" w:w="80"/>
-              <w:right w:type="dxa" w:w="100"/>
-            </w:tcMar>
-          </w:tcPr>
-          <w:p>
-            <w:pPr>
-              <w:spacing w:after="100"/>
-            </w:pPr>
-            <w:r>
-              <w:rPr>
-                <w:rFonts w:ascii="Arial" w:cs="Arial" w:eastAsia="Arial" w:hAnsi="Arial"/>
-                <w:i/>
-                <w:iCs/>
-                <w:sz w:val="18"/>
-                <w:szCs w:val="18"/>
-              </w:rPr>
-              <w:t xml:space="preserve">Article 15. Review.</w:t>
-            </w:r>
-            <w:r>
-              <w:rPr>
-                <w:rFonts w:ascii="Arial" w:cs="Arial" w:eastAsia="Arial" w:hAnsi="Arial"/>
-                <w:sz w:val="18"/>
-                <w:szCs w:val="18"/>
-              </w:rPr>
-              <w:t xml:space="preserve"> Reviewed after every major event and at least yearly alongside the safeguarding policy; a short version is published on the site and read at the briefing before every event.</w:t>
-            </w:r>
-          </w:p>
-        </w:tc>
-      </w:tr>
-      <w:tr>
-        <w:tc>
-          <w:tcPr>
-            <w:tcW w:type="dxa" w:w="4953"/>
-            <w:shd w:fill="E3EBED" w:color="auto" w:val="clear"/>
-            <w:tcMar>
-              <w:top w:type="dxa" w:w="80"/>
-              <w:left w:type="dxa" w:w="100"/>
-              <w:bottom w:type="dxa" w:w="80"/>
-              <w:right w:type="dxa" w:w="100"/>
-            </w:tcMar>
-          </w:tcPr>
-          <w:p>
-            <w:r>
-              <w:rPr>
-                <w:rFonts w:ascii="Arial" w:cs="Arial" w:eastAsia="Arial" w:hAnsi="Arial"/>
-                <w:b/>
-                <w:bCs/>
-                <w:color w:val="0E3A46"/>
-                <w:sz w:val="22"/>
-                <w:szCs w:val="22"/>
-              </w:rPr>
-              <w:t xml:space="preserve">DIO B: POSTUPANJE PO PRIJAVI (INTERNO)</w:t>
-            </w:r>
-          </w:p>
-        </w:tc>
-        <w:tc>
-          <w:tcPr>
-            <w:tcW w:type="dxa" w:w="4953"/>
-            <w:shd w:fill="E3EBED" w:color="auto" w:val="clear"/>
-            <w:tcMar>
-              <w:top w:type="dxa" w:w="80"/>
-              <w:left w:type="dxa" w:w="100"/>
-              <w:bottom w:type="dxa" w:w="80"/>
-              <w:right w:type="dxa" w:w="100"/>
-            </w:tcMar>
-          </w:tcPr>
-          <w:p>
-            <w:r>
-              <w:rPr>
-                <w:rFonts w:ascii="Arial" w:cs="Arial" w:eastAsia="Arial" w:hAnsi="Arial"/>
-                <w:b/>
-                <w:bCs/>
-                <w:color w:val="0E3A46"/>
-                <w:sz w:val="22"/>
-                <w:szCs w:val="22"/>
-              </w:rPr>
-              <w:t xml:space="preserve">PART B: INCIDENT PROCEDURE (INTERNAL)</w:t>
-            </w:r>
-          </w:p>
-        </w:tc>
-      </w:tr>
-      <w:tr>
-        <w:tc>
-          <w:tcPr>
-            <w:tcW w:type="dxa" w:w="4953"/>
-            <w:shd w:fill="F1F5F6" w:color="auto" w:val="clear"/>
-            <w:tcMar>
-              <w:top w:type="dxa" w:w="80"/>
-              <w:left w:type="dxa" w:w="100"/>
-              <w:bottom w:type="dxa" w:w="80"/>
-              <w:right w:type="dxa" w:w="100"/>
-            </w:tcMar>
-          </w:tcPr>
-          <w:p>
-            <w:r>
-              <w:rPr>
-                <w:rFonts w:ascii="Arial" w:cs="Arial" w:eastAsia="Arial" w:hAnsi="Arial"/>
-                <w:b/>
-                <w:bCs/>
-                <w:color w:val="0E3A46"/>
-                <w:sz w:val="20"/>
-                <w:szCs w:val="20"/>
-              </w:rPr>
-              <w:t xml:space="preserve">Član 16 — Na događaju</w:t>
-            </w:r>
-          </w:p>
-        </w:tc>
-        <w:tc>
-          <w:tcPr>
-            <w:tcW w:type="dxa" w:w="4953"/>
-            <w:shd w:fill="F1F5F6" w:color="auto" w:val="clear"/>
-            <w:tcMar>
-              <w:top w:type="dxa" w:w="80"/>
-              <w:left w:type="dxa" w:w="100"/>
-              <w:bottom w:type="dxa" w:w="80"/>
-              <w:right w:type="dxa" w:w="100"/>
-            </w:tcMar>
-          </w:tcPr>
-          <w:p>
-            <w:r>
-              <w:rPr>
-                <w:rFonts w:ascii="Arial" w:cs="Arial" w:eastAsia="Arial" w:hAnsi="Arial"/>
-                <w:b/>
-                <w:bCs/>
-                <w:color w:val="0E3A46"/>
-                <w:sz w:val="20"/>
-                <w:szCs w:val="20"/>
-              </w:rPr>
-              <w:t xml:space="preserve">Article 16. At the event.</w:t>
-            </w:r>
-          </w:p>
-        </w:tc>
-      </w:tr>
-      <w:tr>
-        <w:tc>
-          <w:tcPr>
-            <w:tcW w:type="dxa" w:w="4953"/>
-            <w:tcMar>
-              <w:top w:type="dxa" w:w="80"/>
-              <w:left w:type="dxa" w:w="100"/>
-              <w:bottom w:type="dxa" w:w="80"/>
-              <w:right w:type="dxa" w:w="100"/>
-            </w:tcMar>
-          </w:tcPr>
-          <w:p>
-            <w:pPr>
-              <w:pStyle w:val="ListParagraph"/>
-              <w:numPr>
-                <w:ilvl w:val="0"/>
-                <w:numId w:val="6"/>
-              </w:numPr>
-              <w:spacing w:after="40"/>
-            </w:pPr>
-            <w:r>
-              <w:rPr>
-                <w:rFonts w:ascii="Arial" w:cs="Arial" w:eastAsia="Arial" w:hAnsi="Arial"/>
-                <w:sz w:val="18"/>
-                <w:szCs w:val="18"/>
-              </w:rPr>
-              <w:t xml:space="preserve">Član tima koji primi prijavu ili primijeti incident odmah obavještava rukovodioca događaja; ako se tiče djeteta, odgovornu osobu za zaštitu djece; ako se tiče povrede ili nesreće, medicinsku službu.</w:t>
-            </w:r>
-          </w:p>
-          <w:p>
-            <w:pPr>
-              <w:pStyle w:val="ListParagraph"/>
-              <w:numPr>
-                <w:ilvl w:val="0"/>
-                <w:numId w:val="6"/>
-              </w:numPr>
-              <w:spacing w:after="40"/>
-            </w:pPr>
-            <w:r>
-              <w:rPr>
-                <w:rFonts w:ascii="Arial" w:cs="Arial" w:eastAsia="Arial" w:hAnsi="Arial"/>
-                <w:sz w:val="18"/>
-                <w:szCs w:val="18"/>
-              </w:rPr>
-              <w:t xml:space="preserve">Rukovodilac događaja prvo obezbjeđuje osobu koja je ugrožena, zatim razdvaja strane i, kada je potrebno, udaljava osobu na koju se prijava odnosi iz zone događaja uz pratnju dva člana tima. Udaljenje se saopštava mirno, bez rasprave pred drugima.</w:t>
-            </w:r>
-          </w:p>
-          <w:p>
-            <w:pPr>
-              <w:pStyle w:val="ListParagraph"/>
-              <w:numPr>
-                <w:ilvl w:val="0"/>
-                <w:numId w:val="6"/>
-              </w:numPr>
-              <w:spacing w:after="40"/>
-            </w:pPr>
-            <w:r>
-              <w:rPr>
-                <w:rFonts w:ascii="Arial" w:cs="Arial" w:eastAsia="Arial" w:hAnsi="Arial"/>
-                <w:sz w:val="18"/>
-                <w:szCs w:val="18"/>
-              </w:rPr>
-              <w:t xml:space="preserve">Prijava se bilježi na obrascu za incidente iz Paketa za ogranak istog dana: ko, kada, gdje, šta se dogodilo, svjedoci, šta je preduzeto. Ne uzimaju se izjave od djece preko onoga što su sama rekla.</w:t>
-            </w:r>
-          </w:p>
-          <w:p>
-            <w:pPr>
-              <w:pStyle w:val="ListParagraph"/>
-              <w:numPr>
-                <w:ilvl w:val="0"/>
-                <w:numId w:val="6"/>
-              </w:numPr>
-              <w:spacing w:after="40"/>
-            </w:pPr>
-            <w:r>
-              <w:rPr>
-                <w:rFonts w:ascii="Arial" w:cs="Arial" w:eastAsia="Arial" w:hAnsi="Arial"/>
-                <w:sz w:val="18"/>
-                <w:szCs w:val="18"/>
-              </w:rPr>
-              <w:t xml:space="preserve">Rukovodilac događaja obavještava Izvršnog direktora u roku od 24 sata o svakom udaljenju, povredi, incidentu sa djetetom, sukobu sa partnerom ili medijskom događaju.</w:t>
-            </w:r>
-          </w:p>
-        </w:tc>
-        <w:tc>
-          <w:tcPr>
-            <w:tcW w:type="dxa" w:w="4953"/>
-            <w:tcMar>
-              <w:top w:type="dxa" w:w="80"/>
-              <w:left w:type="dxa" w:w="100"/>
-              <w:bottom w:type="dxa" w:w="80"/>
-              <w:right w:type="dxa" w:w="100"/>
-            </w:tcMar>
-          </w:tcPr>
-          <w:p>
-            <w:pPr>
-              <w:spacing w:after="100"/>
-            </w:pPr>
-            <w:r>
-              <w:rPr>
-                <w:rFonts w:ascii="Arial" w:cs="Arial" w:eastAsia="Arial" w:hAnsi="Arial"/>
-                <w:i/>
-                <w:iCs/>
-                <w:sz w:val="18"/>
-                <w:szCs w:val="18"/>
-              </w:rPr>
-              <w:t xml:space="preserve">Article 16. At the event.</w:t>
-            </w:r>
-            <w:r>
-              <w:rPr>
-                <w:rFonts w:ascii="Arial" w:cs="Arial" w:eastAsia="Arial" w:hAnsi="Arial"/>
-                <w:sz w:val="18"/>
-                <w:szCs w:val="18"/>
-              </w:rPr>
-              <w:t xml:space="preserve"> The team member who receives a report or sees an incident tells the event manager, the safeguarding lead for anything involving a child, the medical team for injuries; the manager secures the person at risk, separates the parties and where needed removes the person concerned from the event zone with two team members, calmly and not in front of others; the report goes on the incident form the same day (who, when, where, what, witnesses, action taken), with no statements taken from children beyond what they said; the Director is told within 24 hours of every removal, injury, child incident, partner dispute or media event.</w:t>
-            </w:r>
-          </w:p>
-        </w:tc>
-      </w:tr>
-      <w:tr>
-        <w:tc>
-          <w:tcPr>
-            <w:tcW w:type="dxa" w:w="4953"/>
-            <w:shd w:fill="F1F5F6" w:color="auto" w:val="clear"/>
-            <w:tcMar>
-              <w:top w:type="dxa" w:w="80"/>
-              <w:left w:type="dxa" w:w="100"/>
-              <w:bottom w:type="dxa" w:w="80"/>
-              <w:right w:type="dxa" w:w="100"/>
-            </w:tcMar>
-          </w:tcPr>
-          <w:p>
-            <w:r>
-              <w:rPr>
-                <w:rFonts w:ascii="Arial" w:cs="Arial" w:eastAsia="Arial" w:hAnsi="Arial"/>
-                <w:b/>
-                <w:bCs/>
-                <w:color w:val="0E3A46"/>
-                <w:sz w:val="20"/>
-                <w:szCs w:val="20"/>
-              </w:rPr>
-              <w:t xml:space="preserve">Član 17 — Nakon događaja i onlajn</w:t>
-            </w:r>
-          </w:p>
-        </w:tc>
-        <w:tc>
-          <w:tcPr>
-            <w:tcW w:type="dxa" w:w="4953"/>
-            <w:shd w:fill="F1F5F6" w:color="auto" w:val="clear"/>
-            <w:tcMar>
-              <w:top w:type="dxa" w:w="80"/>
-              <w:left w:type="dxa" w:w="100"/>
-              <w:bottom w:type="dxa" w:w="80"/>
-              <w:right w:type="dxa" w:w="100"/>
-            </w:tcMar>
-          </w:tcPr>
-          <w:p>
-            <w:r>
-              <w:rPr>
-                <w:rFonts w:ascii="Arial" w:cs="Arial" w:eastAsia="Arial" w:hAnsi="Arial"/>
-                <w:b/>
-                <w:bCs/>
-                <w:color w:val="0E3A46"/>
-                <w:sz w:val="20"/>
-                <w:szCs w:val="20"/>
-              </w:rPr>
-              <w:t xml:space="preserve">Article 17. After the event and online.</w:t>
-            </w:r>
-          </w:p>
-        </w:tc>
-      </w:tr>
-      <w:tr>
-        <w:tc>
-          <w:tcPr>
-            <w:tcW w:type="dxa" w:w="4953"/>
-            <w:tcMar>
-              <w:top w:type="dxa" w:w="80"/>
-              <w:left w:type="dxa" w:w="100"/>
-              <w:bottom w:type="dxa" w:w="80"/>
-              <w:right w:type="dxa" w:w="100"/>
-            </w:tcMar>
-          </w:tcPr>
-          <w:p>
-            <w:pPr>
-              <w:spacing w:after="100"/>
-            </w:pPr>
-            <w:r>
-              <w:rPr>
-                <w:rFonts w:ascii="Arial" w:cs="Arial" w:eastAsia="Arial" w:hAnsi="Arial"/>
-                <w:sz w:val="18"/>
-                <w:szCs w:val="18"/>
-              </w:rPr>
-              <w:t xml:space="preserve">Prijave van događaja i onlajn prijave prima Izvršni direktor ili lice koje on odredi; prijave koje se tiču Izvršnog direktora ili člana organa prima predsjednik Upravnog odbora. Primalac u roku od tri radna dana potvrđuje prijem, u roku od [[PLACEHOLDER: broj, npr. 15]] dana saslušava obje strane (odvojeno, uz mogućnost pratnje osobe od povjerenja) i odlučuje o mjeri. Mjere iz člana 14 koje se tiču volontera i naloga izriče Izvršni direktor; razrješenje, prestanak članstva i zabranu učešća izriče Upravni odbor na predlog Izvršnog direktora; o prigovoru odlučuje predsjednik Upravnog odbora, odnosno Upravni odbor bez lica koje je odlučivalo.</w:t>
-            </w:r>
-          </w:p>
-          <w:p>
-            <w:pPr>
-              <w:spacing w:after="100"/>
-            </w:pPr>
-            <w:r>
-              <w:rPr>
-                <w:rFonts w:ascii="Arial" w:cs="Arial" w:eastAsia="Arial" w:hAnsi="Arial"/>
-                <w:sz w:val="18"/>
-                <w:szCs w:val="18"/>
-              </w:rPr>
-              <w:t xml:space="preserve">Za povrede koje se tiču sukoba interesa primjenjuju se Pravila o sukobu interesa; za povrede koje se tiču djece Politika zaštite djece; za onlajn sadržaj postupak moderacije iz Uslova korišćenja.</w:t>
-            </w:r>
-          </w:p>
-        </w:tc>
-        <w:tc>
-          <w:tcPr>
-            <w:tcW w:type="dxa" w:w="4953"/>
-            <w:tcMar>
-              <w:top w:type="dxa" w:w="80"/>
-              <w:left w:type="dxa" w:w="100"/>
-              <w:bottom w:type="dxa" w:w="80"/>
-              <w:right w:type="dxa" w:w="100"/>
-            </w:tcMar>
-          </w:tcPr>
-          <w:p>
-            <w:pPr>
-              <w:spacing w:after="100"/>
-            </w:pPr>
-            <w:r>
-              <w:rPr>
-                <w:rFonts w:ascii="Arial" w:cs="Arial" w:eastAsia="Arial" w:hAnsi="Arial"/>
-                <w:i/>
-                <w:iCs/>
-                <w:sz w:val="18"/>
-                <w:szCs w:val="18"/>
-              </w:rPr>
-              <w:t xml:space="preserve">Article 17. After the event and online.</w:t>
-            </w:r>
-            <w:r>
-              <w:rPr>
-                <w:rFonts w:ascii="Arial" w:cs="Arial" w:eastAsia="Arial" w:hAnsi="Arial"/>
-                <w:sz w:val="18"/>
-                <w:szCs w:val="18"/>
-              </w:rPr>
-              <w:t xml:space="preserve"> Off-event and online reports go to the Director or a delegate, those about the Director or an officer to the Board President; acknowledgement within three working days, both sides heard separately within a set number of days with a trusted person allowed, then a decision; volunteer and account measures by the Director, dismissal, end of membership and bans by the Board on the Director's proposal, appeals to the Board President or the Board without the original decision-maker. Conflict-of-interest, child and online matters follow their own policies.</w:t>
-            </w:r>
-          </w:p>
-        </w:tc>
-      </w:tr>
-      <w:tr>
-        <w:tc>
-          <w:tcPr>
-            <w:tcW w:type="dxa" w:w="4953"/>
-            <w:shd w:fill="F1F5F6" w:color="auto" w:val="clear"/>
-            <w:tcMar>
-              <w:top w:type="dxa" w:w="80"/>
-              <w:left w:type="dxa" w:w="100"/>
-              <w:bottom w:type="dxa" w:w="80"/>
-              <w:right w:type="dxa" w:w="100"/>
-            </w:tcMar>
-          </w:tcPr>
-          <w:p>
-            <w:r>
-              <w:rPr>
-                <w:rFonts w:ascii="Arial" w:cs="Arial" w:eastAsia="Arial" w:hAnsi="Arial"/>
-                <w:b/>
-                <w:bCs/>
-                <w:color w:val="0E3A46"/>
-                <w:sz w:val="20"/>
-                <w:szCs w:val="20"/>
-              </w:rPr>
-              <w:t xml:space="preserve">Član 18 — Evidencija</w:t>
-            </w:r>
-          </w:p>
-        </w:tc>
-        <w:tc>
-          <w:tcPr>
-            <w:tcW w:type="dxa" w:w="4953"/>
-            <w:shd w:fill="F1F5F6" w:color="auto" w:val="clear"/>
-            <w:tcMar>
-              <w:top w:type="dxa" w:w="80"/>
-              <w:left w:type="dxa" w:w="100"/>
-              <w:bottom w:type="dxa" w:w="80"/>
-              <w:right w:type="dxa" w:w="100"/>
-            </w:tcMar>
-          </w:tcPr>
-          <w:p>
-            <w:r>
-              <w:rPr>
-                <w:rFonts w:ascii="Arial" w:cs="Arial" w:eastAsia="Arial" w:hAnsi="Arial"/>
-                <w:b/>
-                <w:bCs/>
-                <w:color w:val="0E3A46"/>
-                <w:sz w:val="20"/>
-                <w:szCs w:val="20"/>
-              </w:rPr>
-              <w:t xml:space="preserve">Article 18. Records.</w:t>
-            </w:r>
-          </w:p>
-        </w:tc>
-      </w:tr>
-      <w:tr>
-        <w:tc>
-          <w:tcPr>
-            <w:tcW w:type="dxa" w:w="4953"/>
-            <w:tcMar>
-              <w:top w:type="dxa" w:w="80"/>
-              <w:left w:type="dxa" w:w="100"/>
-              <w:bottom w:type="dxa" w:w="80"/>
-              <w:right w:type="dxa" w:w="100"/>
-            </w:tcMar>
-          </w:tcPr>
-          <w:p>
-            <w:pPr>
-              <w:spacing w:after="100"/>
-            </w:pPr>
-            <w:r>
-              <w:rPr>
-                <w:rFonts w:ascii="Arial" w:cs="Arial" w:eastAsia="Arial" w:hAnsi="Arial"/>
-                <w:sz w:val="18"/>
-                <w:szCs w:val="18"/>
-              </w:rPr>
-              <w:t xml:space="preserve">Izvršni direktor vodi evidenciju prijava i mjera (datum, vrsta, mjera, prigovor, ishod) odvojeno od drugih evidencija, sa pristupom za Izvršnog direktora, predsjednika Upravnog odbora i lice za zaštitu djece kada se tiče djeteta. Evidencija se čuva [[PLACEHOLDER: broj]] godina. Godišnji izvještaj Upravnom odboru sadrži broj prijava po vrsti i broj mjera, bez ličnih podataka. Zabrane učešća vode se na posebnoj listi koju rukovodilac događaja provjerava pri prijavama.</w:t>
-            </w:r>
-          </w:p>
-        </w:tc>
-        <w:tc>
-          <w:tcPr>
-            <w:tcW w:type="dxa" w:w="4953"/>
-            <w:tcMar>
-              <w:top w:type="dxa" w:w="80"/>
-              <w:left w:type="dxa" w:w="100"/>
-              <w:bottom w:type="dxa" w:w="80"/>
-              <w:right w:type="dxa" w:w="100"/>
-            </w:tcMar>
-          </w:tcPr>
-          <w:p>
-            <w:pPr>
-              <w:spacing w:after="100"/>
-            </w:pPr>
-            <w:r>
-              <w:rPr>
-                <w:rFonts w:ascii="Arial" w:cs="Arial" w:eastAsia="Arial" w:hAnsi="Arial"/>
-                <w:i/>
-                <w:iCs/>
-                <w:sz w:val="18"/>
-                <w:szCs w:val="18"/>
-              </w:rPr>
-              <w:t xml:space="preserve">Article 18. Records.</w:t>
-            </w:r>
-            <w:r>
-              <w:rPr>
-                <w:rFonts w:ascii="Arial" w:cs="Arial" w:eastAsia="Arial" w:hAnsi="Arial"/>
-                <w:sz w:val="18"/>
-                <w:szCs w:val="18"/>
-              </w:rPr>
-              <w:t xml:space="preserve"> A separate register of reports and measures with restricted access, kept a set number of years; a yearly count by type to the Board without personal data; bans on a list the event manager checks at registration.</w:t>
-            </w:r>
-          </w:p>
-        </w:tc>
-      </w:tr>
-      <w:tr>
-        <w:tc>
-          <w:tcPr>
-            <w:tcW w:type="dxa" w:w="4953"/>
-            <w:shd w:fill="E3EBED" w:color="auto" w:val="clear"/>
-            <w:tcMar>
-              <w:top w:type="dxa" w:w="80"/>
-              <w:left w:type="dxa" w:w="100"/>
-              <w:bottom w:type="dxa" w:w="80"/>
-              <w:right w:type="dxa" w:w="100"/>
-            </w:tcMar>
-          </w:tcPr>
-          <w:p>
-            <w:r>
-              <w:rPr>
-                <w:rFonts w:ascii="Arial" w:cs="Arial" w:eastAsia="Arial" w:hAnsi="Arial"/>
-                <w:b/>
-                <w:bCs/>
-                <w:color w:val="0E3A46"/>
-                <w:sz w:val="22"/>
-                <w:szCs w:val="22"/>
-              </w:rPr>
-              <w:t xml:space="preserve">DIO C: PROVJERE, PARAMETRI I NAPOMENE ZA PLATFORMU</w:t>
-            </w:r>
-          </w:p>
-        </w:tc>
-        <w:tc>
-          <w:tcPr>
-            <w:tcW w:type="dxa" w:w="4953"/>
-            <w:shd w:fill="E3EBED" w:color="auto" w:val="clear"/>
-            <w:tcMar>
-              <w:top w:type="dxa" w:w="80"/>
-              <w:left w:type="dxa" w:w="100"/>
-              <w:bottom w:type="dxa" w:w="80"/>
-              <w:right w:type="dxa" w:w="100"/>
-            </w:tcMar>
-          </w:tcPr>
-          <w:p>
-            <w:r>
-              <w:rPr>
-                <w:rFonts w:ascii="Arial" w:cs="Arial" w:eastAsia="Arial" w:hAnsi="Arial"/>
-                <w:b/>
-                <w:bCs/>
-                <w:color w:val="0E3A46"/>
-                <w:sz w:val="22"/>
-                <w:szCs w:val="22"/>
-              </w:rPr>
-              <w:t xml:space="preserve">PART C: CHECKS, PARAMETERS AND PLATFORM NOTES</w:t>
-            </w:r>
-          </w:p>
-        </w:tc>
-      </w:tr>
-      <w:tr>
-        <w:tc>
-          <w:tcPr>
-            <w:tcW w:type="dxa" w:w="9906"/>
-            <w:gridSpan w:val="2"/>
-            <w:tcMar>
-              <w:top w:type="dxa" w:w="80"/>
-              <w:left w:type="dxa" w:w="100"/>
-              <w:bottom w:type="dxa" w:w="80"/>
-              <w:right w:type="dxa" w:w="100"/>
-            </w:tcMar>
-          </w:tcPr>
-          <w:p>
-            <w:pPr>
-              <w:spacing w:after="100"/>
-            </w:pPr>
-            <w:r>
-              <w:rPr>
-                <w:rFonts w:ascii="Arial" w:cs="Arial" w:eastAsia="Arial" w:hAnsi="Arial"/>
-                <w:b/>
-                <w:bCs/>
-                <w:sz w:val="18"/>
-                <w:szCs w:val="18"/>
-              </w:rPr>
-              <w:t xml:space="preserve">CHECK with the lawyer:</w:t>
-            </w:r>
-            <w:r>
-              <w:rPr>
-                <w:rFonts w:ascii="Arial" w:cs="Arial" w:eastAsia="Arial" w:hAnsi="Arial"/>
-                <w:sz w:val="18"/>
-                <w:szCs w:val="18"/>
-              </w:rPr>
-              <w:t xml:space="preserve"> whether removal without refund and bans from future events (Art. 14) are enforceable as contract terms under consumer rules; the register in Article 18 against the Law on Personal Data Protection; whether membership termination for code breaches needs an express reference in the Statute's Article 37; the wording of the retaliation clause. </w:t>
-            </w:r>
-            <w:r>
-              <w:rPr>
-                <w:rFonts w:ascii="Arial" w:cs="Arial" w:eastAsia="Arial" w:hAnsi="Arial"/>
-                <w:b/>
-                <w:bCs/>
-                <w:sz w:val="18"/>
-                <w:szCs w:val="18"/>
-              </w:rPr>
-              <w:t xml:space="preserve">CHECK with the national safeguarding lead:</w:t>
-            </w:r>
-            <w:r>
-              <w:rPr>
-                <w:rFonts w:ascii="Arial" w:cs="Arial" w:eastAsia="Arial" w:hAnsi="Arial"/>
-                <w:sz w:val="18"/>
-                <w:szCs w:val="18"/>
-              </w:rPr>
-              <w:t xml:space="preserve"> Articles 7 and 16 against the safeguarding policy so the two never differ.</w:t>
-            </w:r>
-          </w:p>
-          <w:p>
-            <w:pPr>
-              <w:spacing w:after="100"/>
-            </w:pPr>
-            <w:r>
-              <w:rPr>
-                <w:rFonts w:ascii="Arial" w:cs="Arial" w:eastAsia="Arial" w:hAnsi="Arial"/>
-                <w:sz w:val="18"/>
-                <w:szCs w:val="18"/>
-              </w:rPr>
-              <w:t xml:space="preserve">Suggested parameters, each a single line to change:</w:t>
-            </w:r>
-          </w:p>
-        </w:tc>
-      </w:tr>
-      <w:tr>
-        <w:tc>
-          <w:tcPr>
-            <w:tcW w:type="dxa" w:w="9906"/>
-            <w:gridSpan w:val="2"/>
+        <w:tc>
+          <w:tcPr>
+            <w:tcW w:type="dxa" w:w="4953"/>
             <w:tcMar>
               <w:top w:type="dxa" w:w="80"/>
               <w:left w:type="dxa" w:w="100"/>
@@ -3677,7 +3555,7 @@
           </w:tcPr>
           <w:tbl>
             <w:tblPr>
-              <w:tblW w:type="dxa" w:w="9706"/>
+              <w:tblW w:type="dxa" w:w="4753"/>
               <w:tblBorders>
                 <w:top w:val="single" w:color="C9D3D7" w:sz="4"/>
                 <w:left w:val="single" w:color="C9D3D7" w:sz="4"/>
@@ -3688,9 +3566,8 @@
               </w:tblBorders>
             </w:tblPr>
             <w:tblGrid>
-              <w:gridCol w:w="3235"/>
-              <w:gridCol w:w="3235"/>
-              <w:gridCol w:w="3235"/>
+              <w:gridCol w:w="2376"/>
+              <w:gridCol w:w="2376"/>
             </w:tblGrid>
             <w:tr>
               <w:trPr>
@@ -3698,7 +3575,7 @@
               </w:trPr>
               <w:tc>
                 <w:tcPr>
-                  <w:tcW w:type="dxa" w:w="3235"/>
+                  <w:tcW w:type="dxa" w:w="2376"/>
                   <w:shd w:fill="E3EBED" w:color="auto" w:val="clear"/>
                   <w:tcMar>
                     <w:top w:type="dxa" w:w="40"/>
@@ -3716,13 +3593,13 @@
                       <w:sz w:val="16"/>
                       <w:szCs w:val="16"/>
                     </w:rPr>
-                    <w:t xml:space="preserve">Parameter</w:t>
+                    <w:t xml:space="preserve">Measure</w:t>
                   </w:r>
                 </w:p>
               </w:tc>
               <w:tc>
                 <w:tcPr>
-                  <w:tcW w:type="dxa" w:w="3235"/>
+                  <w:tcW w:type="dxa" w:w="2376"/>
                   <w:shd w:fill="E3EBED" w:color="auto" w:val="clear"/>
                   <w:tcMar>
                     <w:top w:type="dxa" w:w="40"/>
@@ -3740,42 +3617,18 @@
                       <w:sz w:val="16"/>
                       <w:szCs w:val="16"/>
                     </w:rPr>
-                    <w:t xml:space="preserve">Suggested</w:t>
-                  </w:r>
-                </w:p>
-              </w:tc>
-              <w:tc>
-                <w:tcPr>
-                  <w:tcW w:type="dxa" w:w="3235"/>
-                  <w:shd w:fill="E3EBED" w:color="auto" w:val="clear"/>
-                  <w:tcMar>
-                    <w:top w:type="dxa" w:w="40"/>
-                    <w:left w:type="dxa" w:w="60"/>
-                    <w:bottom w:type="dxa" w:w="40"/>
-                    <w:right w:type="dxa" w:w="60"/>
-                  </w:tcMar>
-                </w:tcPr>
-                <w:p>
-                  <w:r>
-                    <w:rPr>
-                      <w:rFonts w:ascii="Arial" w:cs="Arial" w:eastAsia="Arial" w:hAnsi="Arial"/>
-                      <w:b/>
-                      <w:bCs/>
-                      <w:sz w:val="16"/>
-                      <w:szCs w:val="16"/>
-                    </w:rPr>
-                    <w:t xml:space="preserve">Where</w:t>
+                    <w:t xml:space="preserve">When</w:t>
                   </w:r>
                 </w:p>
               </w:tc>
             </w:tr>
             <w:tr>
               <w:trPr>
-                <w:tblHeader w:val="false"/>
+                <w:tblHeader w:val="off"/>
               </w:trPr>
               <w:tc>
                 <w:tcPr>
-                  <w:tcW w:type="dxa" w:w="3235"/>
+                  <w:tcW w:type="dxa" w:w="2376"/>
                   <w:tcMar>
                     <w:top w:type="dxa" w:w="40"/>
                     <w:left w:type="dxa" w:w="60"/>
@@ -3792,13 +3645,13 @@
                       <w:sz w:val="16"/>
                       <w:szCs w:val="16"/>
                     </w:rPr>
-                    <w:t xml:space="preserve">Appeal window / Prigovor</w:t>
+                    <w:t xml:space="preserve">Verbal warning</w:t>
                   </w:r>
                 </w:p>
               </w:tc>
               <w:tc>
                 <w:tcPr>
-                  <w:tcW w:type="dxa" w:w="3235"/>
+                  <w:tcW w:type="dxa" w:w="2376"/>
                   <w:tcMar>
                     <w:top w:type="dxa" w:w="40"/>
                     <w:left w:type="dxa" w:w="60"/>
@@ -3815,13 +3668,18 @@
                       <w:sz w:val="16"/>
                       <w:szCs w:val="16"/>
                     </w:rPr>
-                    <w:t xml:space="preserve">15 days</w:t>
+                    <w:t xml:space="preserve">minor first breach</w:t>
                   </w:r>
                 </w:p>
               </w:tc>
+            </w:tr>
+            <w:tr>
+              <w:trPr>
+                <w:tblHeader w:val="off"/>
+              </w:trPr>
               <w:tc>
                 <w:tcPr>
-                  <w:tcW w:type="dxa" w:w="3235"/>
+                  <w:tcW w:type="dxa" w:w="2376"/>
                   <w:tcMar>
                     <w:top w:type="dxa" w:w="40"/>
                     <w:left w:type="dxa" w:w="60"/>
@@ -3838,18 +3696,13 @@
                       <w:sz w:val="16"/>
                       <w:szCs w:val="16"/>
                     </w:rPr>
-                    <w:t xml:space="preserve">Art. 14</w:t>
+                    <w:t xml:space="preserve">Written warning</w:t>
                   </w:r>
                 </w:p>
               </w:tc>
-            </w:tr>
-            <w:tr>
-              <w:trPr>
-                <w:tblHeader w:val="false"/>
-              </w:trPr>
               <w:tc>
                 <w:tcPr>
-                  <w:tcW w:type="dxa" w:w="3235"/>
+                  <w:tcW w:type="dxa" w:w="2376"/>
                   <w:tcMar>
                     <w:top w:type="dxa" w:w="40"/>
                     <w:left w:type="dxa" w:w="60"/>
@@ -3866,13 +3719,18 @@
                       <w:sz w:val="16"/>
                       <w:szCs w:val="16"/>
                     </w:rPr>
-                    <w:t xml:space="preserve">Hearing and decision after a report / Saslušanje i odluka</w:t>
+                    <w:t xml:space="preserve">repeated minor breach or breach of the rules for the team</w:t>
                   </w:r>
                 </w:p>
               </w:tc>
+            </w:tr>
+            <w:tr>
+              <w:trPr>
+                <w:tblHeader w:val="off"/>
+              </w:trPr>
               <w:tc>
                 <w:tcPr>
-                  <w:tcW w:type="dxa" w:w="3235"/>
+                  <w:tcW w:type="dxa" w:w="2376"/>
                   <w:tcMar>
                     <w:top w:type="dxa" w:w="40"/>
                     <w:left w:type="dxa" w:w="60"/>
@@ -3889,13 +3747,13 @@
                       <w:sz w:val="16"/>
                       <w:szCs w:val="16"/>
                     </w:rPr>
-                    <w:t xml:space="preserve">15 days</w:t>
+                    <w:t xml:space="preserve">Removal from the event without refund of the entry fee</w:t>
                   </w:r>
                 </w:p>
               </w:tc>
               <w:tc>
                 <w:tcPr>
-                  <w:tcW w:type="dxa" w:w="3235"/>
+                  <w:tcW w:type="dxa" w:w="2376"/>
                   <w:tcMar>
                     <w:top w:type="dxa" w:w="40"/>
                     <w:left w:type="dxa" w:w="60"/>
@@ -3912,18 +3770,18 @@
                       <w:sz w:val="16"/>
                       <w:szCs w:val="16"/>
                     </w:rPr>
-                    <w:t xml:space="preserve">Art. 17</w:t>
+                    <w:t xml:space="preserve">endangering safety, ignoring instructions, alcohol at a sporting event, harassment</w:t>
                   </w:r>
                 </w:p>
               </w:tc>
             </w:tr>
             <w:tr>
               <w:trPr>
-                <w:tblHeader w:val="false"/>
+                <w:tblHeader w:val="off"/>
               </w:trPr>
               <w:tc>
                 <w:tcPr>
-                  <w:tcW w:type="dxa" w:w="3235"/>
+                  <w:tcW w:type="dxa" w:w="2376"/>
                   <w:tcMar>
                     <w:top w:type="dxa" w:w="40"/>
                     <w:left w:type="dxa" w:w="60"/>
@@ -3940,13 +3798,13 @@
                       <w:sz w:val="16"/>
                       <w:szCs w:val="16"/>
                     </w:rPr>
-                    <w:t xml:space="preserve">Retention of the incident register / Evidencija</w:t>
+                    <w:t xml:space="preserve">Result struck</w:t>
                   </w:r>
                 </w:p>
               </w:tc>
               <w:tc>
                 <w:tcPr>
-                  <w:tcW w:type="dxa" w:w="3235"/>
+                  <w:tcW w:type="dxa" w:w="2376"/>
                   <w:tcMar>
                     <w:top w:type="dxa" w:w="40"/>
                     <w:left w:type="dxa" w:w="60"/>
@@ -3963,13 +3821,18 @@
                       <w:sz w:val="16"/>
                       <w:szCs w:val="16"/>
                     </w:rPr>
-                    <w:t xml:space="preserve">5 years; child incidents per the safeguarding policy</w:t>
+                    <w:t xml:space="preserve">cheating</w:t>
                   </w:r>
                 </w:p>
               </w:tc>
+            </w:tr>
+            <w:tr>
+              <w:trPr>
+                <w:tblHeader w:val="off"/>
+              </w:trPr>
               <w:tc>
                 <w:tcPr>
-                  <w:tcW w:type="dxa" w:w="3235"/>
+                  <w:tcW w:type="dxa" w:w="2376"/>
                   <w:tcMar>
                     <w:top w:type="dxa" w:w="40"/>
                     <w:left w:type="dxa" w:w="60"/>
@@ -3986,7 +3849,183 @@
                       <w:sz w:val="16"/>
                       <w:szCs w:val="16"/>
                     </w:rPr>
-                    <w:t xml:space="preserve">Art. 18</w:t>
+                    <w:t xml:space="preserve">Content removal, account suspension or closure</w:t>
+                  </w:r>
+                </w:p>
+              </w:tc>
+              <w:tc>
+                <w:tcPr>
+                  <w:tcW w:type="dxa" w:w="2376"/>
+                  <w:tcMar>
+                    <w:top w:type="dxa" w:w="40"/>
+                    <w:left w:type="dxa" w:w="60"/>
+                    <w:bottom w:type="dxa" w:w="40"/>
+                    <w:right w:type="dxa" w:w="60"/>
+                  </w:tcMar>
+                </w:tcPr>
+                <w:p>
+                  <w:r>
+                    <w:rPr>
+                      <w:rFonts w:ascii="Arial" w:cs="Arial" w:eastAsia="Arial" w:hAnsi="Arial"/>
+                      <w:b w:val="false"/>
+                      <w:bCs w:val="false"/>
+                      <w:sz w:val="16"/>
+                      <w:szCs w:val="16"/>
+                    </w:rPr>
+                    <w:t xml:space="preserve">online breaches, under the Terms of Use</w:t>
+                  </w:r>
+                </w:p>
+              </w:tc>
+            </w:tr>
+            <w:tr>
+              <w:trPr>
+                <w:tblHeader w:val="off"/>
+              </w:trPr>
+              <w:tc>
+                <w:tcPr>
+                  <w:tcW w:type="dxa" w:w="2376"/>
+                  <w:tcMar>
+                    <w:top w:type="dxa" w:w="40"/>
+                    <w:left w:type="dxa" w:w="60"/>
+                    <w:bottom w:type="dxa" w:w="40"/>
+                    <w:right w:type="dxa" w:w="60"/>
+                  </w:tcMar>
+                </w:tcPr>
+                <w:p>
+                  <w:r>
+                    <w:rPr>
+                      <w:rFonts w:ascii="Arial" w:cs="Arial" w:eastAsia="Arial" w:hAnsi="Arial"/>
+                      <w:b w:val="false"/>
+                      <w:bCs w:val="false"/>
+                      <w:sz w:val="16"/>
+                      <w:szCs w:val="16"/>
+                    </w:rPr>
+                    <w:t xml:space="preserve">End of volunteering, dismissal, end of membership</w:t>
+                  </w:r>
+                </w:p>
+              </w:tc>
+              <w:tc>
+                <w:tcPr>
+                  <w:tcW w:type="dxa" w:w="2376"/>
+                  <w:tcMar>
+                    <w:top w:type="dxa" w:w="40"/>
+                    <w:left w:type="dxa" w:w="60"/>
+                    <w:bottom w:type="dxa" w:w="40"/>
+                    <w:right w:type="dxa" w:w="60"/>
+                  </w:tcMar>
+                </w:tcPr>
+                <w:p>
+                  <w:r>
+                    <w:rPr>
+                      <w:rFonts w:ascii="Arial" w:cs="Arial" w:eastAsia="Arial" w:hAnsi="Arial"/>
+                      <w:b w:val="false"/>
+                      <w:bCs w:val="false"/>
+                      <w:sz w:val="16"/>
+                      <w:szCs w:val="16"/>
+                    </w:rPr>
+                    <w:t xml:space="preserve">breaches of the rules for the team and officers, under the Statute</w:t>
+                  </w:r>
+                </w:p>
+              </w:tc>
+            </w:tr>
+            <w:tr>
+              <w:trPr>
+                <w:tblHeader w:val="off"/>
+              </w:trPr>
+              <w:tc>
+                <w:tcPr>
+                  <w:tcW w:type="dxa" w:w="2376"/>
+                  <w:tcMar>
+                    <w:top w:type="dxa" w:w="40"/>
+                    <w:left w:type="dxa" w:w="60"/>
+                    <w:bottom w:type="dxa" w:w="40"/>
+                    <w:right w:type="dxa" w:w="60"/>
+                  </w:tcMar>
+                </w:tcPr>
+                <w:p>
+                  <w:r>
+                    <w:rPr>
+                      <w:rFonts w:ascii="Arial" w:cs="Arial" w:eastAsia="Arial" w:hAnsi="Arial"/>
+                      <w:b w:val="false"/>
+                      <w:bCs w:val="false"/>
+                      <w:sz w:val="16"/>
+                      <w:szCs w:val="16"/>
+                    </w:rPr>
+                    <w:t xml:space="preserve">Ban from future events</w:t>
+                  </w:r>
+                </w:p>
+              </w:tc>
+              <w:tc>
+                <w:tcPr>
+                  <w:tcW w:type="dxa" w:w="2376"/>
+                  <w:tcMar>
+                    <w:top w:type="dxa" w:w="40"/>
+                    <w:left w:type="dxa" w:w="60"/>
+                    <w:bottom w:type="dxa" w:w="40"/>
+                    <w:right w:type="dxa" w:w="60"/>
+                  </w:tcMar>
+                </w:tcPr>
+                <w:p>
+                  <w:r>
+                    <w:rPr>
+                      <w:rFonts w:ascii="Arial" w:cs="Arial" w:eastAsia="Arial" w:hAnsi="Arial"/>
+                      <w:b w:val="false"/>
+                      <w:bCs w:val="false"/>
+                      <w:sz w:val="16"/>
+                      <w:szCs w:val="16"/>
+                    </w:rPr>
+                    <w:t xml:space="preserve">violence, threats, sexual harassment, repeated grave breaches</w:t>
+                  </w:r>
+                </w:p>
+              </w:tc>
+            </w:tr>
+            <w:tr>
+              <w:trPr>
+                <w:tblHeader w:val="off"/>
+              </w:trPr>
+              <w:tc>
+                <w:tcPr>
+                  <w:tcW w:type="dxa" w:w="2376"/>
+                  <w:tcMar>
+                    <w:top w:type="dxa" w:w="40"/>
+                    <w:left w:type="dxa" w:w="60"/>
+                    <w:bottom w:type="dxa" w:w="40"/>
+                    <w:right w:type="dxa" w:w="60"/>
+                  </w:tcMar>
+                </w:tcPr>
+                <w:p>
+                  <w:r>
+                    <w:rPr>
+                      <w:rFonts w:ascii="Arial" w:cs="Arial" w:eastAsia="Arial" w:hAnsi="Arial"/>
+                      <w:b w:val="false"/>
+                      <w:bCs w:val="false"/>
+                      <w:sz w:val="16"/>
+                      <w:szCs w:val="16"/>
+                    </w:rPr>
+                    <w:t xml:space="preserve">Referral to the competent authorities</w:t>
+                  </w:r>
+                </w:p>
+              </w:tc>
+              <w:tc>
+                <w:tcPr>
+                  <w:tcW w:type="dxa" w:w="2376"/>
+                  <w:tcMar>
+                    <w:top w:type="dxa" w:w="40"/>
+                    <w:left w:type="dxa" w:w="60"/>
+                    <w:bottom w:type="dxa" w:w="40"/>
+                    <w:right w:type="dxa" w:w="60"/>
+                  </w:tcMar>
+                </w:tcPr>
+                <w:p>
+                  <w:r>
+                    <w:rPr>
+                      <w:rFonts w:ascii="Arial" w:cs="Arial" w:eastAsia="Arial" w:hAnsi="Arial"/>
+                      <w:b w:val="false"/>
+                      <w:bCs w:val="false"/>
+                      <w:sz w:val="16"/>
+                      <w:szCs w:val="16"/>
+                    </w:rPr>
+                    <w:t xml:space="preserve">a criminal offence</w:t>
                   </w:r>
                 </w:p>
               </w:tc>
@@ -3998,8 +4037,7 @@
       <w:tr>
         <w:tc>
           <w:tcPr>
-            <w:tcW w:type="dxa" w:w="9906"/>
-            <w:gridSpan w:val="2"/>
+            <w:tcW w:type="dxa" w:w="4953"/>
             <w:tcMar>
               <w:top w:type="dxa" w:w="80"/>
               <w:left w:type="dxa" w:w="100"/>
@@ -4011,23 +4049,665 @@
             <w:pPr>
               <w:spacing w:after="100"/>
             </w:pPr>
+            <w:r>
+              <w:rPr>
+                <w:rFonts w:ascii="Arial" w:cs="Arial" w:eastAsia="Arial" w:hAnsi="Arial"/>
+                <w:sz w:val="18"/>
+                <w:szCs w:val="18"/>
+              </w:rPr>
+              <w:t xml:space="preserve">Protiv pisane mjere možete uložiti prigovor u roku od 15 dana na adresu iz člana 12; odlučuje lice koje nije donijelo prvobitnu odluku. Udaljenje sa događaja i trenutne bezbjednosne mjere izvršavaju se odmah i ne čekaju prigovor.</w:t>
+            </w:r>
+          </w:p>
+        </w:tc>
+        <w:tc>
+          <w:tcPr>
+            <w:tcW w:type="dxa" w:w="4953"/>
+            <w:tcMar>
+              <w:top w:type="dxa" w:w="80"/>
+              <w:left w:type="dxa" w:w="100"/>
+              <w:bottom w:type="dxa" w:w="80"/>
+              <w:right w:type="dxa" w:w="100"/>
+            </w:tcMar>
+          </w:tcPr>
+          <w:p>
+            <w:pPr>
+              <w:spacing w:after="100"/>
+            </w:pPr>
+            <w:r>
+              <w:rPr>
+                <w:rFonts w:ascii="Arial" w:cs="Arial" w:eastAsia="Arial" w:hAnsi="Arial"/>
+                <w:sz w:val="18"/>
+                <w:szCs w:val="18"/>
+              </w:rPr>
+              <w:t xml:space="preserve">You may appeal a written measure within 15 days to the address in Article 12; the appeal is decided by a person who did not take the original decision. Removal from an event and immediate safety measures take effect at once and do not wait for an appeal.</w:t>
+            </w:r>
+          </w:p>
+        </w:tc>
+      </w:tr>
+      <w:tr>
+        <w:tc>
+          <w:tcPr>
+            <w:tcW w:type="dxa" w:w="4953"/>
+            <w:shd w:fill="F1F5F6" w:color="auto" w:val="clear"/>
+            <w:tcMar>
+              <w:top w:type="dxa" w:w="80"/>
+              <w:left w:type="dxa" w:w="100"/>
+              <w:bottom w:type="dxa" w:w="80"/>
+              <w:right w:type="dxa" w:w="100"/>
+            </w:tcMar>
+          </w:tcPr>
+          <w:p>
             <w:r>
               <w:rPr>
                 <w:rFonts w:ascii="Arial" w:cs="Arial" w:eastAsia="Arial" w:hAnsi="Arial"/>
                 <w:b/>
                 <w:bCs/>
-                <w:sz w:val="18"/>
-                <w:szCs w:val="18"/>
-              </w:rPr>
-              <w:t xml:space="preserve">Platform notes.</w:t>
-            </w:r>
-            <w:r>
-              <w:rPr>
-                <w:rFonts w:ascii="Arial" w:cs="Arial" w:eastAsia="Arial" w:hAnsi="Arial"/>
-                <w:sz w:val="18"/>
-                <w:szCs w:val="18"/>
-              </w:rPr>
-              <w:t xml:space="preserve"> The site's code page keeps the short warm version and links here for the full text. Needed by this code: a report form on the site that routes to the Director or the Board President by topic (Art. 12); a ban list checked at event registration (Art. 18); the moderation log from the Terms of use covers online measures. The briefing version for volunteers is the Articles 2, 6, 7, 8 and 10 lists on one page, read before every event.</w:t>
+                <w:color w:val="0E3A46"/>
+                <w:sz w:val="20"/>
+                <w:szCs w:val="20"/>
+              </w:rPr>
+              <w:t xml:space="preserve">Član 15 — Preispitivanje</w:t>
+            </w:r>
+          </w:p>
+        </w:tc>
+        <w:tc>
+          <w:tcPr>
+            <w:tcW w:type="dxa" w:w="4953"/>
+            <w:shd w:fill="F1F5F6" w:color="auto" w:val="clear"/>
+            <w:tcMar>
+              <w:top w:type="dxa" w:w="80"/>
+              <w:left w:type="dxa" w:w="100"/>
+              <w:bottom w:type="dxa" w:w="80"/>
+              <w:right w:type="dxa" w:w="100"/>
+            </w:tcMar>
+          </w:tcPr>
+          <w:p>
+            <w:r>
+              <w:rPr>
+                <w:rFonts w:ascii="Arial" w:cs="Arial" w:eastAsia="Arial" w:hAnsi="Arial"/>
+                <w:b/>
+                <w:bCs/>
+                <w:color w:val="0E3A46"/>
+                <w:sz w:val="20"/>
+                <w:szCs w:val="20"/>
+              </w:rPr>
+              <w:t xml:space="preserve">Article 15 — Review</w:t>
+            </w:r>
+          </w:p>
+        </w:tc>
+      </w:tr>
+      <w:tr>
+        <w:tc>
+          <w:tcPr>
+            <w:tcW w:type="dxa" w:w="4953"/>
+            <w:tcMar>
+              <w:top w:type="dxa" w:w="80"/>
+              <w:left w:type="dxa" w:w="100"/>
+              <w:bottom w:type="dxa" w:w="80"/>
+              <w:right w:type="dxa" w:w="100"/>
+            </w:tcMar>
+          </w:tcPr>
+          <w:p>
+            <w:pPr>
+              <w:spacing w:after="100"/>
+            </w:pPr>
+            <w:r>
+              <w:rPr>
+                <w:rFonts w:ascii="Arial" w:cs="Arial" w:eastAsia="Arial" w:hAnsi="Arial"/>
+                <w:sz w:val="18"/>
+                <w:szCs w:val="18"/>
+              </w:rPr>
+              <w:t xml:space="preserve">Kodeks preispitujemo poslije svakog većeg događaja i najmanje jednom godišnje, uz Politiku zaštite djece, i dopunjujemo ga onim što smo naučili. Kratku verziju objavljujemo na sajtu i čitamo na brifingu prije svakog događaja.</w:t>
+            </w:r>
+          </w:p>
+        </w:tc>
+        <w:tc>
+          <w:tcPr>
+            <w:tcW w:type="dxa" w:w="4953"/>
+            <w:tcMar>
+              <w:top w:type="dxa" w:w="80"/>
+              <w:left w:type="dxa" w:w="100"/>
+              <w:bottom w:type="dxa" w:w="80"/>
+              <w:right w:type="dxa" w:w="100"/>
+            </w:tcMar>
+          </w:tcPr>
+          <w:p>
+            <w:pPr>
+              <w:spacing w:after="100"/>
+            </w:pPr>
+            <w:r>
+              <w:rPr>
+                <w:rFonts w:ascii="Arial" w:cs="Arial" w:eastAsia="Arial" w:hAnsi="Arial"/>
+                <w:sz w:val="18"/>
+                <w:szCs w:val="18"/>
+              </w:rPr>
+              <w:t xml:space="preserve">We review the code after every major event and at least once a year, together with the Child Safeguarding Policy, and add what we have learned. We publish a short version on the site and read it at the briefing before every event.</w:t>
+            </w:r>
+          </w:p>
+        </w:tc>
+      </w:tr>
+      <w:tr>
+        <w:tc>
+          <w:tcPr>
+            <w:tcW w:type="dxa" w:w="4953"/>
+            <w:shd w:fill="E3EBED" w:color="auto" w:val="clear"/>
+            <w:tcMar>
+              <w:top w:type="dxa" w:w="80"/>
+              <w:left w:type="dxa" w:w="100"/>
+              <w:bottom w:type="dxa" w:w="80"/>
+              <w:right w:type="dxa" w:w="100"/>
+            </w:tcMar>
+          </w:tcPr>
+          <w:p>
+            <w:r>
+              <w:rPr>
+                <w:rFonts w:ascii="Arial" w:cs="Arial" w:eastAsia="Arial" w:hAnsi="Arial"/>
+                <w:b/>
+                <w:bCs/>
+                <w:color w:val="0E3A46"/>
+                <w:sz w:val="22"/>
+                <w:szCs w:val="22"/>
+              </w:rPr>
+              <w:t xml:space="preserve">DIO B: POSTUPANJE PO PRIJAVI (INTERNO)</w:t>
+            </w:r>
+          </w:p>
+        </w:tc>
+        <w:tc>
+          <w:tcPr>
+            <w:tcW w:type="dxa" w:w="4953"/>
+            <w:shd w:fill="E3EBED" w:color="auto" w:val="clear"/>
+            <w:tcMar>
+              <w:top w:type="dxa" w:w="80"/>
+              <w:left w:type="dxa" w:w="100"/>
+              <w:bottom w:type="dxa" w:w="80"/>
+              <w:right w:type="dxa" w:w="100"/>
+            </w:tcMar>
+          </w:tcPr>
+          <w:p>
+            <w:r>
+              <w:rPr>
+                <w:rFonts w:ascii="Arial" w:cs="Arial" w:eastAsia="Arial" w:hAnsi="Arial"/>
+                <w:b/>
+                <w:bCs/>
+                <w:color w:val="0E3A46"/>
+                <w:sz w:val="22"/>
+                <w:szCs w:val="22"/>
+              </w:rPr>
+              <w:t xml:space="preserve">PART B: INCIDENT PROCEDURE (INTERNAL)</w:t>
+            </w:r>
+          </w:p>
+        </w:tc>
+      </w:tr>
+      <w:tr>
+        <w:tc>
+          <w:tcPr>
+            <w:tcW w:type="dxa" w:w="4953"/>
+            <w:shd w:fill="F1F5F6" w:color="auto" w:val="clear"/>
+            <w:tcMar>
+              <w:top w:type="dxa" w:w="80"/>
+              <w:left w:type="dxa" w:w="100"/>
+              <w:bottom w:type="dxa" w:w="80"/>
+              <w:right w:type="dxa" w:w="100"/>
+            </w:tcMar>
+          </w:tcPr>
+          <w:p>
+            <w:r>
+              <w:rPr>
+                <w:rFonts w:ascii="Arial" w:cs="Arial" w:eastAsia="Arial" w:hAnsi="Arial"/>
+                <w:b/>
+                <w:bCs/>
+                <w:color w:val="0E3A46"/>
+                <w:sz w:val="20"/>
+                <w:szCs w:val="20"/>
+              </w:rPr>
+              <w:t xml:space="preserve">Član 16 — Na događaju</w:t>
+            </w:r>
+          </w:p>
+        </w:tc>
+        <w:tc>
+          <w:tcPr>
+            <w:tcW w:type="dxa" w:w="4953"/>
+            <w:shd w:fill="F1F5F6" w:color="auto" w:val="clear"/>
+            <w:tcMar>
+              <w:top w:type="dxa" w:w="80"/>
+              <w:left w:type="dxa" w:w="100"/>
+              <w:bottom w:type="dxa" w:w="80"/>
+              <w:right w:type="dxa" w:w="100"/>
+            </w:tcMar>
+          </w:tcPr>
+          <w:p>
+            <w:r>
+              <w:rPr>
+                <w:rFonts w:ascii="Arial" w:cs="Arial" w:eastAsia="Arial" w:hAnsi="Arial"/>
+                <w:b/>
+                <w:bCs/>
+                <w:color w:val="0E3A46"/>
+                <w:sz w:val="20"/>
+                <w:szCs w:val="20"/>
+              </w:rPr>
+              <w:t xml:space="preserve">Article 16 — At the event</w:t>
+            </w:r>
+          </w:p>
+        </w:tc>
+      </w:tr>
+      <w:tr>
+        <w:tc>
+          <w:tcPr>
+            <w:tcW w:type="dxa" w:w="4953"/>
+            <w:tcMar>
+              <w:top w:type="dxa" w:w="80"/>
+              <w:left w:type="dxa" w:w="100"/>
+              <w:bottom w:type="dxa" w:w="80"/>
+              <w:right w:type="dxa" w:w="100"/>
+            </w:tcMar>
+          </w:tcPr>
+          <w:p>
+            <w:pPr>
+              <w:pStyle w:val="ListParagraph"/>
+              <w:numPr>
+                <w:ilvl w:val="0"/>
+                <w:numId w:val="10"/>
+              </w:numPr>
+              <w:spacing w:after="40"/>
+            </w:pPr>
+            <w:r>
+              <w:rPr>
+                <w:rFonts w:ascii="Arial" w:cs="Arial" w:eastAsia="Arial" w:hAnsi="Arial"/>
+                <w:sz w:val="18"/>
+                <w:szCs w:val="18"/>
+              </w:rPr>
+              <w:t xml:space="preserve">Član tima koji primi prijavu ili primijeti incident odmah obavještava rukovodioca događaja; ako se tiče djeteta, odgovornu osobu za zaštitu djece; ako se tiče povrede ili nesreće, medicinsku službu.</w:t>
+            </w:r>
+          </w:p>
+          <w:p>
+            <w:pPr>
+              <w:pStyle w:val="ListParagraph"/>
+              <w:numPr>
+                <w:ilvl w:val="0"/>
+                <w:numId w:val="10"/>
+              </w:numPr>
+              <w:spacing w:after="40"/>
+            </w:pPr>
+            <w:r>
+              <w:rPr>
+                <w:rFonts w:ascii="Arial" w:cs="Arial" w:eastAsia="Arial" w:hAnsi="Arial"/>
+                <w:sz w:val="18"/>
+                <w:szCs w:val="18"/>
+              </w:rPr>
+              <w:t xml:space="preserve">Rukovodilac događaja prvo obezbjeđuje osobu koja je ugrožena, zatim razdvaja strane i, kada je potrebno, udaljava osobu na koju se prijava odnosi iz zone događaja uz pratnju dva člana tima. Udaljenje se saopštava mirno, bez rasprave pred drugima.</w:t>
+            </w:r>
+          </w:p>
+          <w:p>
+            <w:pPr>
+              <w:pStyle w:val="ListParagraph"/>
+              <w:numPr>
+                <w:ilvl w:val="0"/>
+                <w:numId w:val="10"/>
+              </w:numPr>
+              <w:spacing w:after="40"/>
+            </w:pPr>
+            <w:r>
+              <w:rPr>
+                <w:rFonts w:ascii="Arial" w:cs="Arial" w:eastAsia="Arial" w:hAnsi="Arial"/>
+                <w:sz w:val="18"/>
+                <w:szCs w:val="18"/>
+              </w:rPr>
+              <w:t xml:space="preserve">Prijava se bilježi na obrascu za incidente iz Paketa za ogranak istog dana: ko, kada, gdje, šta se dogodilo, svjedoci, šta je preduzeto. Ne uzimaju se izjave od djece preko onoga što su sama rekla.</w:t>
+            </w:r>
+          </w:p>
+          <w:p>
+            <w:pPr>
+              <w:pStyle w:val="ListParagraph"/>
+              <w:numPr>
+                <w:ilvl w:val="0"/>
+                <w:numId w:val="10"/>
+              </w:numPr>
+              <w:spacing w:after="40"/>
+            </w:pPr>
+            <w:r>
+              <w:rPr>
+                <w:rFonts w:ascii="Arial" w:cs="Arial" w:eastAsia="Arial" w:hAnsi="Arial"/>
+                <w:sz w:val="18"/>
+                <w:szCs w:val="18"/>
+              </w:rPr>
+              <w:t xml:space="preserve">Rukovodilac događaja obavještava Izvršnog direktora u roku od 24 sata o svakom udaljenju, povredi, incidentu sa djetetom, sukobu sa partnerom ili medijskom događaju.</w:t>
+            </w:r>
+          </w:p>
+        </w:tc>
+        <w:tc>
+          <w:tcPr>
+            <w:tcW w:type="dxa" w:w="4953"/>
+            <w:tcMar>
+              <w:top w:type="dxa" w:w="80"/>
+              <w:left w:type="dxa" w:w="100"/>
+              <w:bottom w:type="dxa" w:w="80"/>
+              <w:right w:type="dxa" w:w="100"/>
+            </w:tcMar>
+          </w:tcPr>
+          <w:p>
+            <w:pPr>
+              <w:pStyle w:val="ListParagraph"/>
+              <w:numPr>
+                <w:ilvl w:val="0"/>
+                <w:numId w:val="11"/>
+              </w:numPr>
+              <w:spacing w:after="40"/>
+            </w:pPr>
+            <w:r>
+              <w:rPr>
+                <w:rFonts w:ascii="Arial" w:cs="Arial" w:eastAsia="Arial" w:hAnsi="Arial"/>
+                <w:sz w:val="18"/>
+                <w:szCs w:val="18"/>
+              </w:rPr>
+              <w:t xml:space="preserve">The team member who receives a report or notices an incident immediately informs the event manager; if it concerns a child, the safeguarding lead; if it concerns an injury or an accident, the medical staff.</w:t>
+            </w:r>
+          </w:p>
+          <w:p>
+            <w:pPr>
+              <w:pStyle w:val="ListParagraph"/>
+              <w:numPr>
+                <w:ilvl w:val="0"/>
+                <w:numId w:val="11"/>
+              </w:numPr>
+              <w:spacing w:after="40"/>
+            </w:pPr>
+            <w:r>
+              <w:rPr>
+                <w:rFonts w:ascii="Arial" w:cs="Arial" w:eastAsia="Arial" w:hAnsi="Arial"/>
+                <w:sz w:val="18"/>
+                <w:szCs w:val="18"/>
+              </w:rPr>
+              <w:t xml:space="preserve">The event manager first secures the person at risk, then separates the parties and, where necessary, removes the person the report concerns from the event zone, escorted by two team members. The removal is communicated calmly, without argument in front of others.</w:t>
+            </w:r>
+          </w:p>
+          <w:p>
+            <w:pPr>
+              <w:pStyle w:val="ListParagraph"/>
+              <w:numPr>
+                <w:ilvl w:val="0"/>
+                <w:numId w:val="11"/>
+              </w:numPr>
+              <w:spacing w:after="40"/>
+            </w:pPr>
+            <w:r>
+              <w:rPr>
+                <w:rFonts w:ascii="Arial" w:cs="Arial" w:eastAsia="Arial" w:hAnsi="Arial"/>
+                <w:sz w:val="18"/>
+                <w:szCs w:val="18"/>
+              </w:rPr>
+              <w:t xml:space="preserve">The report is recorded on the incident form from the Chapter Pack the same day: who, when, where, what happened, witnesses, what was done. No statements are taken from children beyond what they said themselves.</w:t>
+            </w:r>
+          </w:p>
+          <w:p>
+            <w:pPr>
+              <w:pStyle w:val="ListParagraph"/>
+              <w:numPr>
+                <w:ilvl w:val="0"/>
+                <w:numId w:val="11"/>
+              </w:numPr>
+              <w:spacing w:after="40"/>
+            </w:pPr>
+            <w:r>
+              <w:rPr>
+                <w:rFonts w:ascii="Arial" w:cs="Arial" w:eastAsia="Arial" w:hAnsi="Arial"/>
+                <w:sz w:val="18"/>
+                <w:szCs w:val="18"/>
+              </w:rPr>
+              <w:t xml:space="preserve">The event manager informs the Executive Director within 24 hours of every removal, injury, incident involving a child, dispute with a partner or media event.</w:t>
+            </w:r>
+          </w:p>
+        </w:tc>
+      </w:tr>
+      <w:tr>
+        <w:tc>
+          <w:tcPr>
+            <w:tcW w:type="dxa" w:w="4953"/>
+            <w:shd w:fill="F1F5F6" w:color="auto" w:val="clear"/>
+            <w:tcMar>
+              <w:top w:type="dxa" w:w="80"/>
+              <w:left w:type="dxa" w:w="100"/>
+              <w:bottom w:type="dxa" w:w="80"/>
+              <w:right w:type="dxa" w:w="100"/>
+            </w:tcMar>
+          </w:tcPr>
+          <w:p>
+            <w:r>
+              <w:rPr>
+                <w:rFonts w:ascii="Arial" w:cs="Arial" w:eastAsia="Arial" w:hAnsi="Arial"/>
+                <w:b/>
+                <w:bCs/>
+                <w:color w:val="0E3A46"/>
+                <w:sz w:val="20"/>
+                <w:szCs w:val="20"/>
+              </w:rPr>
+              <w:t xml:space="preserve">Član 17 — Nakon događaja i onlajn</w:t>
+            </w:r>
+          </w:p>
+        </w:tc>
+        <w:tc>
+          <w:tcPr>
+            <w:tcW w:type="dxa" w:w="4953"/>
+            <w:shd w:fill="F1F5F6" w:color="auto" w:val="clear"/>
+            <w:tcMar>
+              <w:top w:type="dxa" w:w="80"/>
+              <w:left w:type="dxa" w:w="100"/>
+              <w:bottom w:type="dxa" w:w="80"/>
+              <w:right w:type="dxa" w:w="100"/>
+            </w:tcMar>
+          </w:tcPr>
+          <w:p>
+            <w:r>
+              <w:rPr>
+                <w:rFonts w:ascii="Arial" w:cs="Arial" w:eastAsia="Arial" w:hAnsi="Arial"/>
+                <w:b/>
+                <w:bCs/>
+                <w:color w:val="0E3A46"/>
+                <w:sz w:val="20"/>
+                <w:szCs w:val="20"/>
+              </w:rPr>
+              <w:t xml:space="preserve">Article 17 — After the event and online</w:t>
+            </w:r>
+          </w:p>
+        </w:tc>
+      </w:tr>
+      <w:tr>
+        <w:tc>
+          <w:tcPr>
+            <w:tcW w:type="dxa" w:w="4953"/>
+            <w:tcMar>
+              <w:top w:type="dxa" w:w="80"/>
+              <w:left w:type="dxa" w:w="100"/>
+              <w:bottom w:type="dxa" w:w="80"/>
+              <w:right w:type="dxa" w:w="100"/>
+            </w:tcMar>
+          </w:tcPr>
+          <w:p>
+            <w:pPr>
+              <w:spacing w:after="100"/>
+            </w:pPr>
+            <w:r>
+              <w:rPr>
+                <w:rFonts w:ascii="Arial" w:cs="Arial" w:eastAsia="Arial" w:hAnsi="Arial"/>
+                <w:sz w:val="18"/>
+                <w:szCs w:val="18"/>
+              </w:rPr>
+              <w:t xml:space="preserve">Prijave van događaja i onlajn prijave prima Izvršni direktor ili lice koje on odredi; prijave koje se tiču Izvršnog direktora ili člana organa prima predsjednik Upravnog odbora. Primalac u roku od tri radna dana potvrđuje prijem, u roku od [[PLACEHOLDER: broj, npr. 15]] dana saslušava obje strane (odvojeno, uz mogućnost pratnje osobe od povjerenja) i odlučuje o mjeri. Mjere iz člana 14 koje se tiču volontera i naloga izriče Izvršni direktor; razrješenje, prestanak članstva i zabranu učešća izriče Upravni odbor na predlog Izvršnog direktora; o prigovoru odlučuje predsjednik Upravnog odbora, odnosno Upravni odbor bez lica koje je odlučivalo.</w:t>
+            </w:r>
+          </w:p>
+        </w:tc>
+        <w:tc>
+          <w:tcPr>
+            <w:tcW w:type="dxa" w:w="4953"/>
+            <w:tcMar>
+              <w:top w:type="dxa" w:w="80"/>
+              <w:left w:type="dxa" w:w="100"/>
+              <w:bottom w:type="dxa" w:w="80"/>
+              <w:right w:type="dxa" w:w="100"/>
+            </w:tcMar>
+          </w:tcPr>
+          <w:p>
+            <w:pPr>
+              <w:spacing w:after="100"/>
+            </w:pPr>
+            <w:r>
+              <w:rPr>
+                <w:rFonts w:ascii="Arial" w:cs="Arial" w:eastAsia="Arial" w:hAnsi="Arial"/>
+                <w:sz w:val="18"/>
+                <w:szCs w:val="18"/>
+              </w:rPr>
+              <w:t xml:space="preserve">Reports outside events and online reports are received by the Executive Director or a person they designate; reports concerning the Executive Director or an officer are received by the President of the Board. The recipient acknowledges receipt within three working days, hears both sides within [[PLACEHOLDER: number, e.g. 15]] days (separately, with the option of being accompanied by a trusted person) and decides on the measure. The measures in Article 14 concerning volunteers and accounts are imposed by the Executive Director; dismissal, end of membership and a ban are imposed by the Board on the proposal of the Executive Director; an appeal is decided by the President of the Board, or by the Board without the person who took the decision.</w:t>
+            </w:r>
+          </w:p>
+        </w:tc>
+      </w:tr>
+      <w:tr>
+        <w:tc>
+          <w:tcPr>
+            <w:tcW w:type="dxa" w:w="4953"/>
+            <w:tcMar>
+              <w:top w:type="dxa" w:w="80"/>
+              <w:left w:type="dxa" w:w="100"/>
+              <w:bottom w:type="dxa" w:w="80"/>
+              <w:right w:type="dxa" w:w="100"/>
+            </w:tcMar>
+          </w:tcPr>
+          <w:p>
+            <w:pPr>
+              <w:spacing w:after="100"/>
+            </w:pPr>
+            <w:r>
+              <w:rPr>
+                <w:rFonts w:ascii="Arial" w:cs="Arial" w:eastAsia="Arial" w:hAnsi="Arial"/>
+                <w:sz w:val="18"/>
+                <w:szCs w:val="18"/>
+              </w:rPr>
+              <w:t xml:space="preserve">Za povrede koje se tiču sukoba interesa primjenjuju se Pravila o sukobu interesa; za povrede koje se tiču djece Politika zaštite djece; za onlajn sadržaj postupak moderacije iz Uslova korišćenja.</w:t>
+            </w:r>
+          </w:p>
+        </w:tc>
+        <w:tc>
+          <w:tcPr>
+            <w:tcW w:type="dxa" w:w="4953"/>
+            <w:tcMar>
+              <w:top w:type="dxa" w:w="80"/>
+              <w:left w:type="dxa" w:w="100"/>
+              <w:bottom w:type="dxa" w:w="80"/>
+              <w:right w:type="dxa" w:w="100"/>
+            </w:tcMar>
+          </w:tcPr>
+          <w:p>
+            <w:pPr>
+              <w:spacing w:after="100"/>
+            </w:pPr>
+            <w:r>
+              <w:rPr>
+                <w:rFonts w:ascii="Arial" w:cs="Arial" w:eastAsia="Arial" w:hAnsi="Arial"/>
+                <w:sz w:val="18"/>
+                <w:szCs w:val="18"/>
+              </w:rPr>
+              <w:t xml:space="preserve">For breaches concerning conflicts of interest the Conflict of Interest Policy applies; for breaches concerning children the Child Safeguarding Policy; for online content the moderation procedure in the Terms of Use.</w:t>
+            </w:r>
+          </w:p>
+        </w:tc>
+      </w:tr>
+      <w:tr>
+        <w:tc>
+          <w:tcPr>
+            <w:tcW w:type="dxa" w:w="4953"/>
+            <w:shd w:fill="F1F5F6" w:color="auto" w:val="clear"/>
+            <w:tcMar>
+              <w:top w:type="dxa" w:w="80"/>
+              <w:left w:type="dxa" w:w="100"/>
+              <w:bottom w:type="dxa" w:w="80"/>
+              <w:right w:type="dxa" w:w="100"/>
+            </w:tcMar>
+          </w:tcPr>
+          <w:p>
+            <w:r>
+              <w:rPr>
+                <w:rFonts w:ascii="Arial" w:cs="Arial" w:eastAsia="Arial" w:hAnsi="Arial"/>
+                <w:b/>
+                <w:bCs/>
+                <w:color w:val="0E3A46"/>
+                <w:sz w:val="20"/>
+                <w:szCs w:val="20"/>
+              </w:rPr>
+              <w:t xml:space="preserve">Član 18 — Evidencija</w:t>
+            </w:r>
+          </w:p>
+        </w:tc>
+        <w:tc>
+          <w:tcPr>
+            <w:tcW w:type="dxa" w:w="4953"/>
+            <w:shd w:fill="F1F5F6" w:color="auto" w:val="clear"/>
+            <w:tcMar>
+              <w:top w:type="dxa" w:w="80"/>
+              <w:left w:type="dxa" w:w="100"/>
+              <w:bottom w:type="dxa" w:w="80"/>
+              <w:right w:type="dxa" w:w="100"/>
+            </w:tcMar>
+          </w:tcPr>
+          <w:p>
+            <w:r>
+              <w:rPr>
+                <w:rFonts w:ascii="Arial" w:cs="Arial" w:eastAsia="Arial" w:hAnsi="Arial"/>
+                <w:b/>
+                <w:bCs/>
+                <w:color w:val="0E3A46"/>
+                <w:sz w:val="20"/>
+                <w:szCs w:val="20"/>
+              </w:rPr>
+              <w:t xml:space="preserve">Article 18 — Records</w:t>
+            </w:r>
+          </w:p>
+        </w:tc>
+      </w:tr>
+      <w:tr>
+        <w:tc>
+          <w:tcPr>
+            <w:tcW w:type="dxa" w:w="4953"/>
+            <w:tcMar>
+              <w:top w:type="dxa" w:w="80"/>
+              <w:left w:type="dxa" w:w="100"/>
+              <w:bottom w:type="dxa" w:w="80"/>
+              <w:right w:type="dxa" w:w="100"/>
+            </w:tcMar>
+          </w:tcPr>
+          <w:p>
+            <w:pPr>
+              <w:spacing w:after="100"/>
+            </w:pPr>
+            <w:r>
+              <w:rPr>
+                <w:rFonts w:ascii="Arial" w:cs="Arial" w:eastAsia="Arial" w:hAnsi="Arial"/>
+                <w:sz w:val="18"/>
+                <w:szCs w:val="18"/>
+              </w:rPr>
+              <w:t xml:space="preserve">Izvršni direktor vodi evidenciju prijava i mjera (datum, vrsta, mjera, prigovor, ishod) odvojeno od drugih evidencija, sa pristupom za Izvršnog direktora, predsjednika Upravnog odbora i lice za zaštitu djece kada se tiče djeteta. Evidencija se čuva [[PLACEHOLDER: broj]] godina. Godišnji izvještaj Upravnom odboru sadrži broj prijava po vrsti i broj mjera, bez ličnih podataka. Zabrane učešća vode se na posebnoj listi koju rukovodilac događaja provjerava pri prijavama.</w:t>
+            </w:r>
+          </w:p>
+        </w:tc>
+        <w:tc>
+          <w:tcPr>
+            <w:tcW w:type="dxa" w:w="4953"/>
+            <w:tcMar>
+              <w:top w:type="dxa" w:w="80"/>
+              <w:left w:type="dxa" w:w="100"/>
+              <w:bottom w:type="dxa" w:w="80"/>
+              <w:right w:type="dxa" w:w="100"/>
+            </w:tcMar>
+          </w:tcPr>
+          <w:p>
+            <w:pPr>
+              <w:spacing w:after="100"/>
+            </w:pPr>
+            <w:r>
+              <w:rPr>
+                <w:rFonts w:ascii="Arial" w:cs="Arial" w:eastAsia="Arial" w:hAnsi="Arial"/>
+                <w:sz w:val="18"/>
+                <w:szCs w:val="18"/>
+              </w:rPr>
+              <w:t xml:space="preserve">The Executive Director keeps a register of reports and measures (date, type, measure, appeal, outcome) separately from other records, with access for the Executive Director, the President of the Board and the safeguarding lead where a child is concerned. The register is kept for [[PLACEHOLDER: number]] years. The annual report to the Board contains the number of reports by type and the number of measures, without personal data. Bans are kept on a separate list which the event manager checks at registration.</w:t>
             </w:r>
           </w:p>
         </w:tc>
@@ -4041,10 +4721,6 @@
     </w:sectPr>
   </w:body>
 </w:document>
-</file>
-
-<file path=word/comments.xml><?xml version="1.0" encoding="utf-8"?>
-<w:comments xmlns:cx="http://schemas.microsoft.com/office/drawing/2014/chartex" xmlns:cx1="http://schemas.microsoft.com/office/drawing/2015/9/8/chartex" xmlns:cx2="http://schemas.microsoft.com/office/drawing/2015/10/21/chartex" xmlns:cx3="http://schemas.microsoft.com/office/drawing/2016/5/9/chartex" xmlns:cx4="http://schemas.microsoft.com/office/drawing/2016/5/10/chartex" xmlns:cx5="http://schemas.microsoft.com/office/drawing/2016/5/11/chartex" xmlns:cx6="http://schemas.microsoft.com/office/drawing/2016/5/12/chartex" xmlns:cx7="http://schemas.microsoft.com/office/drawing/2016/5/13/chartex" xmlns:cx8="http://schemas.microsoft.com/office/drawing/2016/5/14/chartex" xmlns:mc="http://schemas.openxmlformats.org/markup-compatibility/2006" xmlns:aink="http://schemas.microsoft.com/office/drawing/2016/ink" xmlns:am3d="http://schemas.microsoft.com/office/drawing/2017/model3d" xmlns:o="urn:schemas-microsoft-com:office:office" xmlns:r="http://schemas.openxmlformats.org/officeDocument/2006/relationships" xmlns:m="http://schemas.openxmlformats.org/officeDocument/2006/math" xmlns:v="urn:schemas-microsoft-com:vml" xmlns:wp14="http://schemas.microsoft.com/office/word/2010/wordprocessingDrawing" xmlns:wp="http://schemas.openxmlformats.org/drawingml/2006/wordprocessingDrawing" xmlns:w10="urn:schemas-microsoft-com:office:word" xmlns:w="http://schemas.openxmlformats.org/wordprocessingml/2006/main" xmlns:w14="http://schemas.microsoft.com/office/word/2010/wordml" xmlns:w15="http://schemas.microsoft.com/office/word/2012/wordml" xmlns:w16cex="http://schemas.microsoft.com/office/word/2018/wordml/cex" xmlns:w16cid="http://schemas.microsoft.com/office/word/2016/wordml/cid" xmlns:w16="http://schemas.microsoft.com/office/word/2018/wordml" xmlns:w16sdtdh="http://schemas.microsoft.com/office/word/2020/wordml/sdtdatahash" xmlns:w16se="http://schemas.microsoft.com/office/word/2015/wordml/symex" xmlns:wpg="http://schemas.microsoft.com/office/word/2010/wordprocessingGroup" xmlns:wpi="http://schemas.microsoft.com/office/word/2010/wordprocessingInk" xmlns:wne="http://schemas.microsoft.com/office/word/2006/wordml" xmlns:wps="http://schemas.microsoft.com/office/word/2010/wordprocessingShape"/>
 </file>
 
 <file path=word/endnotes.xml><?xml version="1.0" encoding="utf-8"?>
@@ -4125,7 +4801,7 @@
 <w:numbering xmlns:wpc="http://schemas.microsoft.com/office/word/2010/wordprocessingCanvas" xmlns:mc="http://schemas.openxmlformats.org/markup-compatibility/2006" xmlns:o="urn:schemas-microsoft-com:office:office" xmlns:r="http://schemas.openxmlformats.org/officeDocument/2006/relationships" xmlns:m="http://schemas.openxmlformats.org/officeDocument/2006/math" xmlns:v="urn:schemas-microsoft-com:vml" xmlns:wp14="http://schemas.microsoft.com/office/word/2010/wordprocessingDrawing" xmlns:wp="http://schemas.openxmlformats.org/drawingml/2006/wordprocessingDrawing" xmlns:w10="urn:schemas-microsoft-com:office:word" xmlns:w="http://schemas.openxmlformats.org/wordprocessingml/2006/main" xmlns:w14="http://schemas.microsoft.com/office/word/2010/wordml" xmlns:w15="http://schemas.microsoft.com/office/word/2012/wordml" xmlns:wpg="http://schemas.microsoft.com/office/word/2010/wordprocessingGroup" xmlns:wpi="http://schemas.microsoft.com/office/word/2010/wordprocessingInk" xmlns:wne="http://schemas.microsoft.com/office/word/2006/wordml" xmlns:wps="http://schemas.microsoft.com/office/word/2010/wordprocessingShape" mc:Ignorable="w14 w15 wp14">
   <w:abstractNum w:abstractNumId="1" w15:restartNumberingAfterBreak="0">
     <w:multiLevelType w:val="hybridMultilevel"/>
-    <w:lvl w:ilvl="0" w15:tentative="1">
+    <w:lvl w:ilvl="0" w:tentative="1">
       <w:start w:val="1"/>
       <w:numFmt w:val="bullet"/>
       <w:lvlText w:val="●"/>
@@ -4134,7 +4810,7 @@
         <w:ind w:left="720" w:hanging="360"/>
       </w:pPr>
     </w:lvl>
-    <w:lvl w:ilvl="1" w15:tentative="1">
+    <w:lvl w:ilvl="1" w:tentative="1">
       <w:start w:val="1"/>
       <w:numFmt w:val="bullet"/>
       <w:lvlText w:val="○"/>
@@ -4143,7 +4819,7 @@
         <w:ind w:left="1440" w:hanging="360"/>
       </w:pPr>
     </w:lvl>
-    <w:lvl w:ilvl="2" w15:tentative="1">
+    <w:lvl w:ilvl="2" w:tentative="1">
       <w:start w:val="1"/>
       <w:numFmt w:val="bullet"/>
       <w:lvlText w:val="■"/>
@@ -4152,7 +4828,7 @@
         <w:ind w:left="2160" w:hanging="360"/>
       </w:pPr>
     </w:lvl>
-    <w:lvl w:ilvl="3" w15:tentative="1">
+    <w:lvl w:ilvl="3" w:tentative="1">
       <w:start w:val="1"/>
       <w:numFmt w:val="bullet"/>
       <w:lvlText w:val="●"/>
@@ -4161,7 +4837,7 @@
         <w:ind w:left="2880" w:hanging="360"/>
       </w:pPr>
     </w:lvl>
-    <w:lvl w:ilvl="4" w15:tentative="1">
+    <w:lvl w:ilvl="4" w:tentative="1">
       <w:start w:val="1"/>
       <w:numFmt w:val="bullet"/>
       <w:lvlText w:val="○"/>
@@ -4170,7 +4846,7 @@
         <w:ind w:left="3600" w:hanging="360"/>
       </w:pPr>
     </w:lvl>
-    <w:lvl w:ilvl="5" w15:tentative="1">
+    <w:lvl w:ilvl="5" w:tentative="1">
       <w:start w:val="1"/>
       <w:numFmt w:val="bullet"/>
       <w:lvlText w:val="■"/>
@@ -4179,7 +4855,7 @@
         <w:ind w:left="4320" w:hanging="360"/>
       </w:pPr>
     </w:lvl>
-    <w:lvl w:ilvl="6" w15:tentative="1">
+    <w:lvl w:ilvl="6" w:tentative="1">
       <w:start w:val="1"/>
       <w:numFmt w:val="bullet"/>
       <w:lvlText w:val="●"/>
@@ -4188,7 +4864,7 @@
         <w:ind w:left="5040" w:hanging="360"/>
       </w:pPr>
     </w:lvl>
-    <w:lvl w:ilvl="7" w15:tentative="1">
+    <w:lvl w:ilvl="7" w:tentative="1">
       <w:start w:val="1"/>
       <w:numFmt w:val="bullet"/>
       <w:lvlText w:val="●"/>
@@ -4197,7 +4873,7 @@
         <w:ind w:left="5760" w:hanging="360"/>
       </w:pPr>
     </w:lvl>
-    <w:lvl w:ilvl="8" w15:tentative="1">
+    <w:lvl w:ilvl="8" w:tentative="1">
       <w:start w:val="1"/>
       <w:numFmt w:val="bullet"/>
       <w:lvlText w:val="●"/>
@@ -4209,7 +4885,7 @@
   </w:abstractNum>
   <w:abstractNum w:abstractNumId="2" w15:restartNumberingAfterBreak="0">
     <w:multiLevelType w:val="hybridMultilevel"/>
-    <w:lvl w:ilvl="0" w15:tentative="1">
+    <w:lvl w:ilvl="0" w:tentative="1">
       <w:start w:val="1"/>
       <w:numFmt w:val="bullet"/>
       <w:lvlText w:val="•"/>
@@ -4221,7 +4897,7 @@
   </w:abstractNum>
   <w:abstractNum w:abstractNumId="3" w15:restartNumberingAfterBreak="0">
     <w:multiLevelType w:val="hybridMultilevel"/>
-    <w:lvl w:ilvl="0" w15:tentative="1">
+    <w:lvl w:ilvl="0" w:tentative="1">
       <w:start w:val="1"/>
       <w:numFmt w:val="decimal"/>
       <w:lvlText w:val="%1."/>
@@ -4267,6 +4943,36 @@
       <w:startOverride w:val="1"/>
     </w:lvlOverride>
   </w:num>
+  <w:num w:numId="7">
+    <w:abstractNumId w:val="3"/>
+    <w:lvlOverride w:ilvl="0">
+      <w:startOverride w:val="1"/>
+    </w:lvlOverride>
+  </w:num>
+  <w:num w:numId="8">
+    <w:abstractNumId w:val="3"/>
+    <w:lvlOverride w:ilvl="0">
+      <w:startOverride w:val="1"/>
+    </w:lvlOverride>
+  </w:num>
+  <w:num w:numId="9">
+    <w:abstractNumId w:val="3"/>
+    <w:lvlOverride w:ilvl="0">
+      <w:startOverride w:val="1"/>
+    </w:lvlOverride>
+  </w:num>
+  <w:num w:numId="10">
+    <w:abstractNumId w:val="3"/>
+    <w:lvlOverride w:ilvl="0">
+      <w:startOverride w:val="1"/>
+    </w:lvlOverride>
+  </w:num>
+  <w:num w:numId="11">
+    <w:abstractNumId w:val="3"/>
+    <w:lvlOverride w:ilvl="0">
+      <w:startOverride w:val="1"/>
+    </w:lvlOverride>
+  </w:num>
 </w:numbering>
 </file>
 
@@ -4282,37 +4988,9 @@
     </w:rPrDefault>
     <w:pPrDefault/>
   </w:docDefaults>
-  <w:style w:type="paragraph" w:styleId="Title">
-    <w:name w:val="Title"/>
-    <w:basedOn w:val="Normal"/>
-    <w:next w:val="Normal"/>
+  <w:style w:type="paragraph" w:styleId="Normal" w:default="1">
+    <w:name w:val="Normal"/>
     <w:qFormat/>
-    <w:rPr>
-      <w:sz w:val="56"/>
-      <w:szCs w:val="56"/>
-    </w:rPr>
-  </w:style>
-  <w:style w:type="paragraph" w:styleId="Heading1">
-    <w:name w:val="Heading 1"/>
-    <w:basedOn w:val="Normal"/>
-    <w:next w:val="Normal"/>
-    <w:qFormat/>
-    <w:rPr>
-      <w:color w:val="2E74B5"/>
-      <w:sz w:val="32"/>
-      <w:szCs w:val="32"/>
-    </w:rPr>
-  </w:style>
-  <w:style w:type="paragraph" w:styleId="Heading2">
-    <w:name w:val="Heading 2"/>
-    <w:basedOn w:val="Normal"/>
-    <w:next w:val="Normal"/>
-    <w:qFormat/>
-    <w:rPr>
-      <w:color w:val="2E74B5"/>
-      <w:sz w:val="26"/>
-      <w:szCs w:val="26"/>
-    </w:rPr>
   </w:style>
   <w:style w:type="paragraph" w:styleId="Heading3">
     <w:name w:val="Heading 3"/>
@@ -4505,4 +5183,294 @@
     </w:rPr>
   </w:style>
 </w:styles>
+</file>
+
+<file path=word/theme/theme1.xml><?xml version="1.0" encoding="utf-8"?>
+<a:theme xmlns:a="http://schemas.openxmlformats.org/drawingml/2006/main" name="Office Theme">
+  <a:themeElements>
+    <a:clrScheme name="Office">
+      <a:dk1>
+        <a:sysClr val="windowText" lastClr="000000"/>
+      </a:dk1>
+      <a:lt1>
+        <a:sysClr val="window" lastClr="FFFFFF"/>
+      </a:lt1>
+      <a:dk2>
+        <a:srgbClr val="44546A"/>
+      </a:dk2>
+      <a:lt2>
+        <a:srgbClr val="E7E6E6"/>
+      </a:lt2>
+      <a:accent1>
+        <a:srgbClr val="4472C4"/>
+      </a:accent1>
+      <a:accent2>
+        <a:srgbClr val="ED7D31"/>
+      </a:accent2>
+      <a:accent3>
+        <a:srgbClr val="A5A5A5"/>
+      </a:accent3>
+      <a:accent4>
+        <a:srgbClr val="FFC000"/>
+      </a:accent4>
+      <a:accent5>
+        <a:srgbClr val="5B9BD5"/>
+      </a:accent5>
+      <a:accent6>
+        <a:srgbClr val="70AD47"/>
+      </a:accent6>
+      <a:hlink>
+        <a:srgbClr val="0563C1"/>
+      </a:hlink>
+      <a:folHlink>
+        <a:srgbClr val="954F72"/>
+      </a:folHlink>
+    </a:clrScheme>
+    <a:fontScheme name="Office">
+      <a:majorFont>
+        <a:latin typeface="Calibri Light" panose="020F0302020204030204"/>
+        <a:ea typeface=""/>
+        <a:cs typeface=""/>
+        <a:font script="Jpan" typeface="游ゴシック Light"/>
+        <a:font script="Hang" typeface="맑은 고딕"/>
+        <a:font script="Hans" typeface="等线 Light"/>
+        <a:font script="Hant" typeface="新細明體"/>
+        <a:font script="Arab" typeface="Times New Roman"/>
+        <a:font script="Hebr" typeface="Times New Roman"/>
+        <a:font script="Thai" typeface="Angsana New"/>
+        <a:font script="Ethi" typeface="Nyala"/>
+        <a:font script="Beng" typeface="Vrinda"/>
+        <a:font script="Gujr" typeface="Shruti"/>
+        <a:font script="Khmr" typeface="MoolBoran"/>
+        <a:font script="Knda" typeface="Tunga"/>
+        <a:font script="Guru" typeface="Raavi"/>
+        <a:font script="Cans" typeface="Euphemia"/>
+        <a:font script="Cher" typeface="Plantagenet Cherokee"/>
+        <a:font script="Yiii" typeface="Microsoft Yi Baiti"/>
+        <a:font script="Tibt" typeface="Microsoft Himalaya"/>
+        <a:font script="Thaa" typeface="MV Boli"/>
+        <a:font script="Deva" typeface="Mangal"/>
+        <a:font script="Telu" typeface="Gautami"/>
+        <a:font script="Taml" typeface="Latha"/>
+        <a:font script="Syrc" typeface="Estrangelo Edessa"/>
+        <a:font script="Orya" typeface="Kalinga"/>
+        <a:font script="Mlym" typeface="Kartika"/>
+        <a:font script="Laoo" typeface="DokChampa"/>
+        <a:font script="Sinh" typeface="Iskoola Pota"/>
+        <a:font script="Mong" typeface="Mongolian Baiti"/>
+        <a:font script="Viet" typeface="Times New Roman"/>
+        <a:font script="Uigh" typeface="Microsoft Uighur"/>
+        <a:font script="Geor" typeface="Sylfaen"/>
+        <a:font script="Armn" typeface="Arial"/>
+        <a:font script="Bugi" typeface="Leelawadee UI"/>
+        <a:font script="Bopo" typeface="Microsoft JhengHei"/>
+        <a:font script="Java" typeface="Javanese Text"/>
+        <a:font script="Lisu" typeface="Segoe UI"/>
+        <a:font script="Mymr" typeface="Myanmar Text"/>
+        <a:font script="Nkoo" typeface="Ebrima"/>
+        <a:font script="Olck" typeface="Nirmala UI"/>
+        <a:font script="Osma" typeface="Ebrima"/>
+        <a:font script="Phag" typeface="Phagspa"/>
+        <a:font script="Syrn" typeface="Estrangelo Edessa"/>
+        <a:font script="Syrj" typeface="Estrangelo Edessa"/>
+        <a:font script="Syre" typeface="Estrangelo Edessa"/>
+        <a:font script="Sora" typeface="Nirmala UI"/>
+        <a:font script="Tale" typeface="Microsoft Tai Le"/>
+        <a:font script="Talu" typeface="Microsoft New Tai Lue"/>
+        <a:font script="Tfng" typeface="Ebrima"/>
+      </a:majorFont>
+      <a:minorFont>
+        <a:latin typeface="Calibri" panose="020F0502020204030204"/>
+        <a:ea typeface=""/>
+        <a:cs typeface=""/>
+        <a:font script="Jpan" typeface="游明朝"/>
+        <a:font script="Hang" typeface="맑은 고딕"/>
+        <a:font script="Hans" typeface="等线"/>
+        <a:font script="Hant" typeface="新細明體"/>
+        <a:font script="Arab" typeface="Arial"/>
+        <a:font script="Hebr" typeface="Arial"/>
+        <a:font script="Thai" typeface="Cordia New"/>
+        <a:font script="Ethi" typeface="Nyala"/>
+        <a:font script="Beng" typeface="Vrinda"/>
+        <a:font script="Gujr" typeface="Shruti"/>
+        <a:font script="Khmr" typeface="DaunPenh"/>
+        <a:font script="Knda" typeface="Tunga"/>
+        <a:font script="Guru" typeface="Raavi"/>
+        <a:font script="Cans" typeface="Euphemia"/>
+        <a:font script="Cher" typeface="Plantagenet Cherokee"/>
+        <a:font script="Yiii" typeface="Microsoft Yi Baiti"/>
+        <a:font script="Tibt" typeface="Microsoft Himalaya"/>
+        <a:font script="Thaa" typeface="MV Boli"/>
+        <a:font script="Deva" typeface="Mangal"/>
+        <a:font script="Telu" typeface="Gautami"/>
+        <a:font script="Taml" typeface="Latha"/>
+        <a:font script="Syrc" typeface="Estrangelo Edessa"/>
+        <a:font script="Orya" typeface="Kalinga"/>
+        <a:font script="Mlym" typeface="Kartika"/>
+        <a:font script="Laoo" typeface="DokChampa"/>
+        <a:font script="Sinh" typeface="Iskoola Pota"/>
+        <a:font script="Mong" typeface="Mongolian Baiti"/>
+        <a:font script="Viet" typeface="Arial"/>
+        <a:font script="Uigh" typeface="Microsoft Uighur"/>
+        <a:font script="Geor" typeface="Sylfaen"/>
+        <a:font script="Armn" typeface="Arial"/>
+        <a:font script="Bugi" typeface="Leelawadee UI"/>
+        <a:font script="Bopo" typeface="Microsoft JhengHei"/>
+        <a:font script="Java" typeface="Javanese Text"/>
+        <a:font script="Lisu" typeface="Segoe UI"/>
+        <a:font script="Mymr" typeface="Myanmar Text"/>
+        <a:font script="Nkoo" typeface="Ebrima"/>
+        <a:font script="Olck" typeface="Nirmala UI"/>
+        <a:font script="Osma" typeface="Ebrima"/>
+        <a:font script="Phag" typeface="Phagspa"/>
+        <a:font script="Syrn" typeface="Estrangelo Edessa"/>
+        <a:font script="Syrj" typeface="Estrangelo Edessa"/>
+        <a:font script="Syre" typeface="Estrangelo Edessa"/>
+        <a:font script="Sora" typeface="Nirmala UI"/>
+        <a:font script="Tale" typeface="Microsoft Tai Le"/>
+        <a:font script="Talu" typeface="Microsoft New Tai Lue"/>
+        <a:font script="Tfng" typeface="Ebrima"/>
+      </a:minorFont>
+    </a:fontScheme>
+    <a:fmtScheme name="Office">
+      <a:fillStyleLst>
+        <a:solidFill>
+          <a:schemeClr val="phClr"/>
+        </a:solidFill>
+        <a:gradFill rotWithShape="true">
+          <a:gsLst>
+            <a:gs pos="0">
+              <a:schemeClr val="phClr">
+                <a:lumMod val="110000"/>
+                <a:satMod val="105000"/>
+                <a:tint val="67000"/>
+              </a:schemeClr>
+            </a:gs>
+            <a:gs pos="50000">
+              <a:schemeClr val="phClr">
+                <a:lumMod val="105000"/>
+                <a:satMod val="103000"/>
+                <a:tint val="73000"/>
+              </a:schemeClr>
+            </a:gs>
+            <a:gs pos="100000">
+              <a:schemeClr val="phClr">
+                <a:lumMod val="105000"/>
+                <a:satMod val="109000"/>
+                <a:tint val="81000"/>
+              </a:schemeClr>
+            </a:gs>
+          </a:gsLst>
+          <a:lin ang="5400000" scaled="false"/>
+        </a:gradFill>
+        <a:gradFill rotWithShape="true">
+          <a:gsLst>
+            <a:gs pos="0">
+              <a:schemeClr val="phClr">
+                <a:satMod val="103000"/>
+                <a:lumMod val="102000"/>
+                <a:tint val="94000"/>
+              </a:schemeClr>
+            </a:gs>
+            <a:gs pos="50000">
+              <a:schemeClr val="phClr">
+                <a:satMod val="110000"/>
+                <a:lumMod val="100000"/>
+                <a:shade val="100000"/>
+              </a:schemeClr>
+            </a:gs>
+            <a:gs pos="100000">
+              <a:schemeClr val="phClr">
+                <a:lumMod val="99000"/>
+                <a:satMod val="120000"/>
+                <a:shade val="78000"/>
+              </a:schemeClr>
+            </a:gs>
+          </a:gsLst>
+          <a:lin ang="5400000" scaled="false"/>
+        </a:gradFill>
+      </a:fillStyleLst>
+      <a:lnStyleLst>
+        <a:ln w="6350" cap="flat" cmpd="sng" algn="ctr">
+          <a:solidFill>
+            <a:schemeClr val="phClr"/>
+          </a:solidFill>
+          <a:prstDash val="solid"/>
+          <a:miter lim="800000"/>
+        </a:ln>
+        <a:ln w="12700" cap="flat" cmpd="sng" algn="ctr">
+          <a:solidFill>
+            <a:schemeClr val="phClr"/>
+          </a:solidFill>
+          <a:prstDash val="solid"/>
+          <a:miter lim="800000"/>
+        </a:ln>
+        <a:ln w="19050" cap="flat" cmpd="sng" algn="ctr">
+          <a:solidFill>
+            <a:schemeClr val="phClr"/>
+          </a:solidFill>
+          <a:prstDash val="solid"/>
+          <a:miter lim="800000"/>
+        </a:ln>
+      </a:lnStyleLst>
+      <a:effectStyleLst>
+        <a:effectStyle>
+          <a:effectLst/>
+        </a:effectStyle>
+        <a:effectStyle>
+          <a:effectLst/>
+        </a:effectStyle>
+        <a:effectStyle>
+          <a:effectLst>
+            <a:outerShdw blurRad="57150" dist="19050" dir="5400000" algn="ctr" rotWithShape="false">
+              <a:srgbClr val="000000">
+                <a:alpha val="63000"/>
+              </a:srgbClr>
+            </a:outerShdw>
+          </a:effectLst>
+        </a:effectStyle>
+      </a:effectStyleLst>
+      <a:bgFillStyleLst>
+        <a:solidFill>
+          <a:schemeClr val="phClr"/>
+        </a:solidFill>
+        <a:solidFill>
+          <a:schemeClr val="phClr">
+            <a:tint val="95000"/>
+            <a:satMod val="170000"/>
+          </a:schemeClr>
+        </a:solidFill>
+        <a:gradFill rotWithShape="true">
+          <a:gsLst>
+            <a:gs pos="0">
+              <a:schemeClr val="phClr">
+                <a:tint val="93000"/>
+                <a:satMod val="150000"/>
+                <a:shade val="98000"/>
+                <a:lumMod val="102000"/>
+              </a:schemeClr>
+            </a:gs>
+            <a:gs pos="50000">
+              <a:schemeClr val="phClr">
+                <a:tint val="98000"/>
+                <a:satMod val="130000"/>
+                <a:shade val="90000"/>
+                <a:lumMod val="103000"/>
+              </a:schemeClr>
+            </a:gs>
+            <a:gs pos="100000">
+              <a:schemeClr val="phClr">
+                <a:shade val="63000"/>
+                <a:satMod val="120000"/>
+              </a:schemeClr>
+            </a:gs>
+          </a:gsLst>
+          <a:lin ang="5400000" scaled="false"/>
+        </a:gradFill>
+      </a:bgFillStyleLst>
+    </a:fmtScheme>
+  </a:themeElements>
+  <a:objectDefaults/>
+  <a:extraClrSchemeLst/>
+</a:theme>
 </file>
--- a/docs/legal/dist/code-of-conduct.docx
+++ b/docs/legal/dist/code-of-conduct.docx
@@ -4714,9 +4714,14 @@
       </w:tr>
     </w:tbl>
     <w:sectPr>
+      <w:headerReference w:type="default" r:id="rId6"/>
+      <w:headerReference w:type="first" r:id="rId7"/>
+      <w:footerReference w:type="default" r:id="rId8"/>
+      <w:footerReference w:type="first" r:id="rId9"/>
       <w:pgSz w:w="11906" w:h="16838" w:orient="portrait"/>
       <w:pgMar w:top="1000" w:right="1000" w:bottom="1000" w:left="1000" w:header="708" w:footer="708" w:gutter="0"/>
       <w:pgNumType/>
+      <w:titlePg/>
       <w:docGrid w:linePitch="360"/>
     </w:sectPr>
   </w:body>
@@ -4760,6 +4765,60 @@
 </w:endnotes>
 </file>
 
+<file path=word/footer1.xml><?xml version="1.0" encoding="utf-8"?>
+<w:ftr xmlns:wpc="http://schemas.microsoft.com/office/word/2010/wordprocessingCanvas" xmlns:mc="http://schemas.openxmlformats.org/markup-compatibility/2006" xmlns:o="urn:schemas-microsoft-com:office:office" xmlns:r="http://schemas.openxmlformats.org/officeDocument/2006/relationships" xmlns:m="http://schemas.openxmlformats.org/officeDocument/2006/math" xmlns:v="urn:schemas-microsoft-com:vml" xmlns:wp14="http://schemas.microsoft.com/office/word/2010/wordprocessingDrawing" xmlns:wp="http://schemas.openxmlformats.org/drawingml/2006/wordprocessingDrawing" xmlns:w10="urn:schemas-microsoft-com:office:word" xmlns:w="http://schemas.openxmlformats.org/wordprocessingml/2006/main" xmlns:w14="http://schemas.microsoft.com/office/word/2010/wordml" xmlns:w15="http://schemas.microsoft.com/office/word/2012/wordml" xmlns:wpg="http://schemas.microsoft.com/office/word/2010/wordprocessingGroup" xmlns:wpi="http://schemas.microsoft.com/office/word/2010/wordprocessingInk" xmlns:wne="http://schemas.microsoft.com/office/word/2006/wordml" xmlns:wps="http://schemas.microsoft.com/office/word/2010/wordprocessingShape">
+  <w:p>
+    <w:pPr>
+      <w:jc w:val="center"/>
+    </w:pPr>
+    <w:r>
+      <w:rPr>
+        <w:rFonts w:ascii="Arial" w:cs="Arial" w:eastAsia="Arial" w:hAnsi="Arial"/>
+        <w:color w:val="5A6A72"/>
+        <w:sz w:val="16"/>
+        <w:szCs w:val="16"/>
+      </w:rPr>
+      <w:fldChar w:fldCharType="begin"/>
+      <w:instrText xml:space="preserve">PAGE</w:instrText>
+      <w:fldChar w:fldCharType="separate"/>
+      <w:fldChar w:fldCharType="end"/>
+      <w:t xml:space="preserve"> / </w:t>
+      <w:fldChar w:fldCharType="begin"/>
+      <w:instrText xml:space="preserve">NUMPAGES</w:instrText>
+      <w:fldChar w:fldCharType="separate"/>
+      <w:fldChar w:fldCharType="end"/>
+    </w:r>
+  </w:p>
+</w:ftr>
+</file>
+
+<file path=word/footer2.xml><?xml version="1.0" encoding="utf-8"?>
+<w:ftr xmlns:wpc="http://schemas.microsoft.com/office/word/2010/wordprocessingCanvas" xmlns:mc="http://schemas.openxmlformats.org/markup-compatibility/2006" xmlns:o="urn:schemas-microsoft-com:office:office" xmlns:r="http://schemas.openxmlformats.org/officeDocument/2006/relationships" xmlns:m="http://schemas.openxmlformats.org/officeDocument/2006/math" xmlns:v="urn:schemas-microsoft-com:vml" xmlns:wp14="http://schemas.microsoft.com/office/word/2010/wordprocessingDrawing" xmlns:wp="http://schemas.openxmlformats.org/drawingml/2006/wordprocessingDrawing" xmlns:w10="urn:schemas-microsoft-com:office:word" xmlns:w="http://schemas.openxmlformats.org/wordprocessingml/2006/main" xmlns:w14="http://schemas.microsoft.com/office/word/2010/wordml" xmlns:w15="http://schemas.microsoft.com/office/word/2012/wordml" xmlns:wpg="http://schemas.microsoft.com/office/word/2010/wordprocessingGroup" xmlns:wpi="http://schemas.microsoft.com/office/word/2010/wordprocessingInk" xmlns:wne="http://schemas.microsoft.com/office/word/2006/wordml" xmlns:wps="http://schemas.microsoft.com/office/word/2010/wordprocessingShape">
+  <w:p>
+    <w:pPr>
+      <w:jc w:val="center"/>
+    </w:pPr>
+    <w:r>
+      <w:rPr>
+        <w:rFonts w:ascii="Arial" w:cs="Arial" w:eastAsia="Arial" w:hAnsi="Arial"/>
+        <w:color w:val="5A6A72"/>
+        <w:sz w:val="16"/>
+        <w:szCs w:val="16"/>
+      </w:rPr>
+      <w:fldChar w:fldCharType="begin"/>
+      <w:instrText xml:space="preserve">PAGE</w:instrText>
+      <w:fldChar w:fldCharType="separate"/>
+      <w:fldChar w:fldCharType="end"/>
+      <w:t xml:space="preserve"> / </w:t>
+      <w:fldChar w:fldCharType="begin"/>
+      <w:instrText xml:space="preserve">NUMPAGES</w:instrText>
+      <w:fldChar w:fldCharType="separate"/>
+      <w:fldChar w:fldCharType="end"/>
+    </w:r>
+  </w:p>
+</w:ftr>
+</file>
+
 <file path=word/footnotes.xml><?xml version="1.0" encoding="utf-8"?>
 <w:footnotes xmlns:wpc="http://schemas.microsoft.com/office/word/2010/wordprocessingCanvas" xmlns:mc="http://schemas.openxmlformats.org/markup-compatibility/2006" xmlns:o="urn:schemas-microsoft-com:office:office" xmlns:r="http://schemas.openxmlformats.org/officeDocument/2006/relationships" xmlns:m="http://schemas.openxmlformats.org/officeDocument/2006/math" xmlns:v="urn:schemas-microsoft-com:vml" xmlns:wp14="http://schemas.microsoft.com/office/word/2010/wordprocessingDrawing" xmlns:wp="http://schemas.openxmlformats.org/drawingml/2006/wordprocessingDrawing" xmlns:w10="urn:schemas-microsoft-com:office:word" xmlns:w="http://schemas.openxmlformats.org/wordprocessingml/2006/main" xmlns:w14="http://schemas.microsoft.com/office/word/2010/wordml" xmlns:w15="http://schemas.microsoft.com/office/word/2012/wordml" xmlns:wpg="http://schemas.microsoft.com/office/word/2010/wordprocessingGroup" xmlns:wpi="http://schemas.microsoft.com/office/word/2010/wordprocessingInk" xmlns:wne="http://schemas.microsoft.com/office/word/2006/wordml" xmlns:wps="http://schemas.microsoft.com/office/word/2010/wordprocessingShape" mc:Ignorable="w14 w15 wp14">
   <w:footnote w:type="separator" w:id="-1">
@@ -4795,6 +4854,29 @@
     </w:p>
   </w:footnote>
 </w:footnotes>
+</file>
+
+<file path=word/header1.xml><?xml version="1.0" encoding="utf-8"?>
+<w:hdr xmlns:wpc="http://schemas.microsoft.com/office/word/2010/wordprocessingCanvas" xmlns:mc="http://schemas.openxmlformats.org/markup-compatibility/2006" xmlns:o="urn:schemas-microsoft-com:office:office" xmlns:r="http://schemas.openxmlformats.org/officeDocument/2006/relationships" xmlns:m="http://schemas.openxmlformats.org/officeDocument/2006/math" xmlns:v="urn:schemas-microsoft-com:vml" xmlns:wp14="http://schemas.microsoft.com/office/word/2010/wordprocessingDrawing" xmlns:wp="http://schemas.openxmlformats.org/drawingml/2006/wordprocessingDrawing" xmlns:w10="urn:schemas-microsoft-com:office:word" xmlns:w="http://schemas.openxmlformats.org/wordprocessingml/2006/main" xmlns:w14="http://schemas.microsoft.com/office/word/2010/wordml" xmlns:w15="http://schemas.microsoft.com/office/word/2012/wordml" xmlns:wpg="http://schemas.microsoft.com/office/word/2010/wordprocessingGroup" xmlns:wpi="http://schemas.microsoft.com/office/word/2010/wordprocessingInk" xmlns:wne="http://schemas.microsoft.com/office/word/2006/wordml" xmlns:wps="http://schemas.microsoft.com/office/word/2010/wordprocessingShape" xmlns:cx="http://schemas.microsoft.com/office/drawing/2014/chartex" xmlns:cx1="http://schemas.microsoft.com/office/drawing/2015/9/8/chartex" xmlns:cx2="http://schemas.microsoft.com/office/drawing/2015/10/21/chartex" xmlns:cx3="http://schemas.microsoft.com/office/drawing/2016/5/9/chartex" xmlns:cx4="http://schemas.microsoft.com/office/drawing/2016/5/10/chartex" xmlns:cx5="http://schemas.microsoft.com/office/drawing/2016/5/11/chartex" xmlns:cx6="http://schemas.microsoft.com/office/drawing/2016/5/12/chartex" xmlns:cx7="http://schemas.microsoft.com/office/drawing/2016/5/13/chartex" xmlns:cx8="http://schemas.microsoft.com/office/drawing/2016/5/14/chartex" xmlns:w16cid="http://schemas.microsoft.com/office/word/2016/wordml/cid" xmlns:w16se="http://schemas.microsoft.com/office/word/2015/wordml/symex">
+  <w:p>
+    <w:pPr>
+      <w:jc w:val="right"/>
+    </w:pPr>
+    <w:r>
+      <w:rPr>
+        <w:rFonts w:ascii="Arial" w:cs="Arial" w:eastAsia="Arial" w:hAnsi="Arial"/>
+        <w:color w:val="5A6A72"/>
+        <w:sz w:val="16"/>
+        <w:szCs w:val="16"/>
+      </w:rPr>
+      <w:t xml:space="preserve">Kodeks ponašanja</w:t>
+    </w:r>
+  </w:p>
+</w:hdr>
+</file>
+
+<file path=word/header2.xml><?xml version="1.0" encoding="utf-8"?>
+<w:hdr xmlns:wpc="http://schemas.microsoft.com/office/word/2010/wordprocessingCanvas" xmlns:mc="http://schemas.openxmlformats.org/markup-compatibility/2006" xmlns:o="urn:schemas-microsoft-com:office:office" xmlns:r="http://schemas.openxmlformats.org/officeDocument/2006/relationships" xmlns:m="http://schemas.openxmlformats.org/officeDocument/2006/math" xmlns:v="urn:schemas-microsoft-com:vml" xmlns:wp14="http://schemas.microsoft.com/office/word/2010/wordprocessingDrawing" xmlns:wp="http://schemas.openxmlformats.org/drawingml/2006/wordprocessingDrawing" xmlns:w10="urn:schemas-microsoft-com:office:word" xmlns:w="http://schemas.openxmlformats.org/wordprocessingml/2006/main" xmlns:w14="http://schemas.microsoft.com/office/word/2010/wordml" xmlns:w15="http://schemas.microsoft.com/office/word/2012/wordml" xmlns:wpg="http://schemas.microsoft.com/office/word/2010/wordprocessingGroup" xmlns:wpi="http://schemas.microsoft.com/office/word/2010/wordprocessingInk" xmlns:wne="http://schemas.microsoft.com/office/word/2006/wordml" xmlns:wps="http://schemas.microsoft.com/office/word/2010/wordprocessingShape" xmlns:cx="http://schemas.microsoft.com/office/drawing/2014/chartex" xmlns:cx1="http://schemas.microsoft.com/office/drawing/2015/9/8/chartex" xmlns:cx2="http://schemas.microsoft.com/office/drawing/2015/10/21/chartex" xmlns:cx3="http://schemas.microsoft.com/office/drawing/2016/5/9/chartex" xmlns:cx4="http://schemas.microsoft.com/office/drawing/2016/5/10/chartex" xmlns:cx5="http://schemas.microsoft.com/office/drawing/2016/5/11/chartex" xmlns:cx6="http://schemas.microsoft.com/office/drawing/2016/5/12/chartex" xmlns:cx7="http://schemas.microsoft.com/office/drawing/2016/5/13/chartex" xmlns:cx8="http://schemas.microsoft.com/office/drawing/2016/5/14/chartex" xmlns:w16cid="http://schemas.microsoft.com/office/word/2016/wordml/cid" xmlns:w16se="http://schemas.microsoft.com/office/word/2015/wordml/symex"/>
 </file>
 
 <file path=word/numbering.xml><?xml version="1.0" encoding="utf-8"?>
